--- a/output_path.docx
+++ b/output_path.docx
@@ -10,23 +10,39 @@
         <w:t xml:space="preserve"> </w:t>
       </w:r>
       <w:r>
-        <w:t>Boos</w:t>
+        <w:t>Krokusjes</w:t>
       </w:r>
     </w:p>
     <w:p>
       <w:r>
-        <w:t>Tekst</w:t>
-      </w:r>
-      <w:r>
-        <w:t xml:space="preserve">: </w:t>
-      </w:r>
-      <w:r>
-        <w:t>Opa vond het dieet niet leuk. Hij wilde snoepjes en chips.</w:t>
+        <w:t>Tekst:</w:t>
+      </w:r>
+      <w:r>
+        <w:t xml:space="preserve"> </w:t>
       </w:r>
     </w:p>
     <w:p>
       <w:r>
+        <w:t xml:space="preserve">Op de afbeelding zijn krokusjes te zien. Dit zijn mijn lievelingsbloemen in de lente. Ze komen in verschillende kleuren: paars, wit en geel. De paarse </w:t>
+      </w:r>
+      <w:r>
+        <w:t>zijn</w:t>
+      </w:r>
+      <w:r>
+        <w:t xml:space="preserve"> mijn favoriet.</w:t>
+      </w:r>
+    </w:p>
+    <w:p>
+      <w:pPr>
+        <w:tabs>
+          <w:tab w:val="left" w:pos="3040"/>
+        </w:tabs>
+      </w:pPr>
+      <w:r>
         <w:t xml:space="preserve">Foto: </w:t>
+      </w:r>
+      <w:r>
+        <w:tab/>
       </w:r>
     </w:p>
     <w:p>
@@ -35,10 +51,10 @@
           <w:noProof/>
         </w:rPr>
         <w:drawing>
-          <wp:inline distT="0" distB="0" distL="0" distR="0" wp14:anchorId="60A4F56E" wp14:editId="37A1C27B">
-            <wp:extent cx="5760720" cy="3357245"/>
-            <wp:effectExtent l="0" t="0" r="0" b="0"/>
-            <wp:docPr id="1" name="Picture 1"/>
+          <wp:inline distT="0" distB="0" distL="0" distR="0" wp14:anchorId="5F7E6DE2" wp14:editId="34F19CD5">
+            <wp:extent cx="2697480" cy="2019698"/>
+            <wp:effectExtent l="0" t="0" r="7620" b="0"/>
+            <wp:docPr id="1" name="Afbeelding 2" descr="How to Grow and Care for Crocus - World of Flowering Plants"/>
             <wp:cNvGraphicFramePr>
               <a:graphicFrameLocks xmlns:a="http://schemas.openxmlformats.org/drawingml/2006/main" noChangeAspect="1"/>
             </wp:cNvGraphicFramePr>
@@ -46,13 +62,13 @@
               <a:graphicData uri="http://schemas.openxmlformats.org/drawingml/2006/picture">
                 <pic:pic xmlns:pic="http://schemas.openxmlformats.org/drawingml/2006/picture">
                   <pic:nvPicPr>
-                    <pic:cNvPr id="1" name="Picture 1"/>
+                    <pic:cNvPr id="1" name="Picture 6" descr="How to Grow and Care for Crocus - World of Flowering Plants"/>
                     <pic:cNvPicPr>
                       <a:picLocks noChangeAspect="1" noChangeArrowheads="1"/>
                     </pic:cNvPicPr>
                   </pic:nvPicPr>
                   <pic:blipFill>
-                    <a:blip r:embed="rId4" cstate="print">
+                    <a:blip r:embed="rId4">
                       <a:extLst>
                         <a:ext uri="{28A0092B-C50C-407E-A947-70E740481C1C}">
                           <a14:useLocalDpi xmlns:a14="http://schemas.microsoft.com/office/drawing/2010/main" val="0"/>
@@ -67,7 +83,7 @@
                   <pic:spPr bwMode="auto">
                     <a:xfrm>
                       <a:off x="0" y="0"/>
-                      <a:ext cx="5760720" cy="3357245"/>
+                      <a:ext cx="2700844" cy="2022216"/>
                     </a:xfrm>
                     <a:prstGeom prst="rect">
                       <a:avLst/>
@@ -92,7 +108,7 @@
         <w:t xml:space="preserve"> </w:t>
       </w:r>
       <w:r>
-        <w:t>Jasmijn</w:t>
+        <w:t>Mélanie</w:t>
       </w:r>
     </w:p>
     <w:p>
@@ -114,23 +130,72 @@
         <w:t xml:space="preserve"> </w:t>
       </w:r>
       <w:r>
-        <w:t>Fit</w:t>
+        <w:t>Oxford</w:t>
       </w:r>
     </w:p>
     <w:p>
-      <w:r>
-        <w:t>Tekst</w:t>
-      </w:r>
-      <w:r>
-        <w:t xml:space="preserve">: </w:t>
-      </w:r>
-      <w:r>
-        <w:t xml:space="preserve">Maar nu is hij niet meer Dikkiedik. Hij kan weer rennen zonder iedere 10 seconden een half uur uit te hijgen. </w:t>
+      <w:pPr>
+        <w:spacing w:line="278" w:lineRule="auto"/>
+      </w:pPr>
+      <w:r>
+        <w:t>Tekst:</w:t>
+      </w:r>
+      <w:r>
+        <w:t xml:space="preserve"> </w:t>
+      </w:r>
+      <w:r>
+        <w:t xml:space="preserve">Vorig jaar nodigde mijn vriendin mij uit om Oxford te bezoeken. Dat was een superleuke ervaring! </w:t>
+      </w:r>
+      <w:r>
+        <w:t xml:space="preserve">Omdat zij daar studeerde kende zij de stad heel goed. </w:t>
+      </w:r>
+      <w:r>
+        <w:t xml:space="preserve">In Oxford heb ik haar vrienden ontmoet, ben ik naar een debat geweest en heb ik </w:t>
+      </w:r>
+      <w:r>
+        <w:t>verschillende gebouwen van de universiteit bezocht</w:t>
+      </w:r>
+      <w:r>
+        <w:t xml:space="preserve">. Ik vond het </w:t>
+      </w:r>
+      <w:r>
+        <w:t>i</w:t>
+      </w:r>
+      <w:r>
+        <w:t>nteressant om het studentenleven daar van dichtbij mee te maken. Het is echt anders dan in Nederland. Zo moeten studenten bijvoorbeeld een uniform dragen als ze examens doen.</w:t>
       </w:r>
     </w:p>
     <w:p>
+      <w:pPr>
+        <w:spacing w:line="278" w:lineRule="auto"/>
+      </w:pPr>
+      <w:r>
+        <w:t xml:space="preserve">Verder heb </w:t>
+      </w:r>
+      <w:r>
+        <w:t>ik</w:t>
+      </w:r>
+      <w:r>
+        <w:t xml:space="preserve"> plekken bezocht waar scènes uit Harry Potter zijn gefilmd. Dat maakte het bezoek extra bijzonder. Kortom</w:t>
+      </w:r>
+      <w:r>
+        <w:t>,</w:t>
+      </w:r>
+      <w:r>
+        <w:t xml:space="preserve"> het was een heel leuke en bijzondere reis!</w:t>
+      </w:r>
+    </w:p>
+    <w:p>
+      <w:pPr>
+        <w:tabs>
+          <w:tab w:val="left" w:pos="3040"/>
+        </w:tabs>
+      </w:pPr>
       <w:r>
         <w:t xml:space="preserve">Foto: </w:t>
+      </w:r>
+      <w:r>
+        <w:tab/>
       </w:r>
     </w:p>
     <w:p>
@@ -139,10 +204,10 @@
           <w:noProof/>
         </w:rPr>
         <w:drawing>
-          <wp:inline distT="0" distB="0" distL="0" distR="0" wp14:anchorId="17FDC3D2" wp14:editId="4AFFFBCF">
-            <wp:extent cx="3041461" cy="4055952"/>
-            <wp:effectExtent l="0" t="0" r="6985" b="1905"/>
-            <wp:docPr id="2" name="Picture 3"/>
+          <wp:inline distT="0" distB="0" distL="0" distR="0" wp14:anchorId="716D9BC8" wp14:editId="764360D7">
+            <wp:extent cx="2671763" cy="3562350"/>
+            <wp:effectExtent l="0" t="0" r="0" b="0"/>
+            <wp:docPr id="2" name="Afbeelding 1"/>
             <wp:cNvGraphicFramePr>
               <a:graphicFrameLocks xmlns:a="http://schemas.openxmlformats.org/drawingml/2006/main" noChangeAspect="1"/>
             </wp:cNvGraphicFramePr>
@@ -150,7 +215,7 @@
               <a:graphicData uri="http://schemas.openxmlformats.org/drawingml/2006/picture">
                 <pic:pic xmlns:pic="http://schemas.openxmlformats.org/drawingml/2006/picture">
                   <pic:nvPicPr>
-                    <pic:cNvPr id="2" name="Picture 8"/>
+                    <pic:cNvPr id="2" name="Picture 1"/>
                     <pic:cNvPicPr>
                       <a:picLocks noChangeAspect="1" noChangeArrowheads="1"/>
                     </pic:cNvPicPr>
@@ -171,7 +236,7 @@
                   <pic:spPr bwMode="auto">
                     <a:xfrm>
                       <a:off x="0" y="0"/>
-                      <a:ext cx="3047191" cy="4063593"/>
+                      <a:ext cx="2673695" cy="3564926"/>
                     </a:xfrm>
                     <a:prstGeom prst="rect">
                       <a:avLst/>
@@ -188,6 +253,7 @@
         </w:drawing>
       </w:r>
     </w:p>
+    <w:p/>
     <w:p>
       <w:r>
         <w:t>Naam:</w:t>
@@ -195,9 +261,11 @@
       <w:r>
         <w:t xml:space="preserve"> </w:t>
       </w:r>
-      <w:r>
-        <w:t>Jasmijn</w:t>
-      </w:r>
+      <w:proofErr w:type="spellStart"/>
+      <w:r>
+        <w:t>Alsu</w:t>
+      </w:r>
+      <w:proofErr w:type="spellEnd"/>
     </w:p>
     <w:p>
       <w:r>
@@ -205,370 +273,6 @@
       </w:r>
     </w:p>
     <w:p/>
-    <w:p>
-      <w:r>
-        <w:br w:type="page"/>
-      </w:r>
-    </w:p>
-    <w:p>
-      <w:r>
-        <w:t xml:space="preserve">Titel: </w:t>
-      </w:r>
-      <w:r>
-        <w:t>Geen foto</w:t>
-      </w:r>
-    </w:p>
-    <w:p>
-      <w:r>
-        <w:t xml:space="preserve">Tekst: </w:t>
-      </w:r>
-      <w:r>
-        <w:t xml:space="preserve">Dit verhaaltje zal geen foto bevatten. Dit verhaaltje gaat mijn code daarom niet leuk vinden. Succes computer en succes ik. </w:t>
-      </w:r>
-    </w:p>
-    <w:p/>
-    <w:p>
-      <w:pPr>
-        <w:tabs>
-          <w:tab w:val="left" w:pos="3040"/>
-        </w:tabs>
-      </w:pPr>
-      <w:r>
-        <w:t xml:space="preserve">Foto: </w:t>
-      </w:r>
-      <w:r>
-        <w:tab/>
-      </w:r>
-    </w:p>
-    <w:p/>
-    <w:p/>
-    <w:p>
-      <w:r>
-        <w:t xml:space="preserve">Naam: </w:t>
-      </w:r>
-      <w:r>
-        <w:t>Jasmijn</w:t>
-      </w:r>
-    </w:p>
-    <w:p>
-      <w:r>
-        <w:t>Klaar!</w:t>
-      </w:r>
-    </w:p>
-    <w:p/>
-    <w:p/>
-    <w:p>
-      <w:r>
-        <w:br w:type="page"/>
-      </w:r>
-    </w:p>
-    <w:p>
-      <w:r>
-        <w:t>Titel: Langdradig</w:t>
-      </w:r>
-    </w:p>
-    <w:p>
-      <w:r>
-        <w:t>Tekst: Hier begint het verhaal dat lang zal duren. Het gaat om een verhaal dat bestaat uit meer regels dan op één pagina past. De vraag is: gaat dit een probleem veroorzaken? Dames en heren, we gaan het meemaken. U zult als eerste getuige zijn van deze proef</w:t>
-      </w:r>
-      <w:r>
-        <w:t xml:space="preserve">. Allereerst hebben we meer regels nodig. Dus die klets ik nu bij elkaar. Het is nu nog niet duidelijk hoeveel regels er eigenlijk op één pagina passen. Dit hangt misschien ook af van de foto die toegevoegd is aan de tekst. En het formaat van deze foto. Misschien hangt het ook af van het aantal enters in een verhaal. </w:t>
-      </w:r>
-    </w:p>
-    <w:p>
-      <w:r>
-        <w:t>Dat gaan we nu bekijken.</w:t>
-      </w:r>
-    </w:p>
-    <w:p>
-      <w:r>
-        <w:t>Misschien nemen enters te veel ruimte in beslag.</w:t>
-      </w:r>
-    </w:p>
-    <w:p>
-      <w:r>
-        <w:t>Maar alfa’s houden van enters.</w:t>
-      </w:r>
-    </w:p>
-    <w:p>
-      <w:r>
-        <w:t xml:space="preserve">Dus de tool moet hier wel mee kunnen werken. </w:t>
-      </w:r>
-    </w:p>
-    <w:p/>
-    <w:p>
-      <w:r>
-        <w:t xml:space="preserve">Foto: </w:t>
-      </w:r>
-      <w:r>
-        <w:rPr>
-          <w:noProof/>
-        </w:rPr>
-        <w:drawing>
-          <wp:inline distT="0" distB="0" distL="0" distR="0" wp14:anchorId="03AB0AF5" wp14:editId="394F16F3">
-            <wp:extent cx="5760720" cy="5760720"/>
-            <wp:effectExtent l="0" t="0" r="0" b="0"/>
-            <wp:docPr id="3" name="Picture 1"/>
-            <wp:cNvGraphicFramePr>
-              <a:graphicFrameLocks xmlns:a="http://schemas.openxmlformats.org/drawingml/2006/main" noChangeAspect="1"/>
-            </wp:cNvGraphicFramePr>
-            <a:graphic xmlns:a="http://schemas.openxmlformats.org/drawingml/2006/main">
-              <a:graphicData uri="http://schemas.openxmlformats.org/drawingml/2006/picture">
-                <pic:pic xmlns:pic="http://schemas.openxmlformats.org/drawingml/2006/picture">
-                  <pic:nvPicPr>
-                    <pic:cNvPr id="3" name="Picture 1595720956"/>
-                    <pic:cNvPicPr/>
-                  </pic:nvPicPr>
-                  <pic:blipFill>
-                    <a:blip r:embed="rId8">
-                      <a:extLst>
-                        <a:ext uri="{28A0092B-C50C-407E-A947-70E740481C1C}">
-                          <a14:useLocalDpi xmlns:a14="http://schemas.microsoft.com/office/drawing/2010/main" val="0"/>
-                        </a:ext>
-                      </a:extLst>
-                    </a:blip>
-                    <a:stretch>
-                      <a:fillRect/>
-                    </a:stretch>
-                  </pic:blipFill>
-                  <pic:spPr>
-                    <a:xfrm>
-                      <a:off x="0" y="0"/>
-                      <a:ext cx="5760720" cy="5760720"/>
-                    </a:xfrm>
-                    <a:prstGeom prst="rect">
-                      <a:avLst/>
-                    </a:prstGeom>
-                  </pic:spPr>
-                </pic:pic>
-              </a:graphicData>
-            </a:graphic>
-          </wp:inline>
-        </w:drawing>
-      </w:r>
-    </w:p>
-    <w:p/>
-    <w:p>
-      <w:r>
-        <w:t>Naam: Jasmijn en Jeroen</w:t>
-      </w:r>
-    </w:p>
-    <w:p>
-      <w:r>
-        <w:t>Klaar!</w:t>
-      </w:r>
-    </w:p>
-    <w:p/>
-    <w:p/>
-    <w:p>
-      <w:r>
-        <w:br w:type="page"/>
-      </w:r>
-    </w:p>
-    <w:p>
-      <w:r>
-        <w:t>Titel:</w:t>
-      </w:r>
-      <w:r>
-        <w:t xml:space="preserve"> </w:t>
-      </w:r>
-      <w:r>
-        <w:t>Opa de kat</w:t>
-      </w:r>
-    </w:p>
-    <w:p>
-      <w:r>
-        <w:t>Tekst:</w:t>
-      </w:r>
-      <w:r>
-        <w:t xml:space="preserve"> </w:t>
-      </w:r>
-      <w:r>
-        <w:t>Er was eens een kat genaamd Opa. Opa woonde in Almere. Maar niet voor lang meer. Hij ging wonen bij een nieuwe familie. Helemaal in Groningen.</w:t>
-      </w:r>
-    </w:p>
-    <w:p/>
-    <w:p>
-      <w:r>
-        <w:t xml:space="preserve">Foto: </w:t>
-      </w:r>
-    </w:p>
-    <w:p>
-      <w:r>
-        <w:rPr>
-          <w:noProof/>
-        </w:rPr>
-        <w:drawing>
-          <wp:inline distT="0" distB="0" distL="0" distR="0" wp14:anchorId="5D05DD2F" wp14:editId="11C433F7">
-            <wp:extent cx="5760720" cy="6475095"/>
-            <wp:effectExtent l="0" t="0" r="0" b="1905"/>
-            <wp:docPr id="4" name="Picture 2"/>
-            <wp:cNvGraphicFramePr>
-              <a:graphicFrameLocks xmlns:a="http://schemas.openxmlformats.org/drawingml/2006/main" noChangeAspect="1"/>
-            </wp:cNvGraphicFramePr>
-            <a:graphic xmlns:a="http://schemas.openxmlformats.org/drawingml/2006/main">
-              <a:graphicData uri="http://schemas.openxmlformats.org/drawingml/2006/picture">
-                <pic:pic xmlns:pic="http://schemas.openxmlformats.org/drawingml/2006/picture">
-                  <pic:nvPicPr>
-                    <pic:cNvPr id="4" name="Picture 6"/>
-                    <pic:cNvPicPr>
-                      <a:picLocks noChangeAspect="1" noChangeArrowheads="1"/>
-                    </pic:cNvPicPr>
-                  </pic:nvPicPr>
-                  <pic:blipFill>
-                    <a:blip r:embed="rId9" cstate="print">
-                      <a:extLst>
-                        <a:ext uri="{28A0092B-C50C-407E-A947-70E740481C1C}">
-                          <a14:useLocalDpi xmlns:a14="http://schemas.microsoft.com/office/drawing/2010/main" val="0"/>
-                        </a:ext>
-                      </a:extLst>
-                    </a:blip>
-                    <a:srcRect/>
-                    <a:stretch>
-                      <a:fillRect/>
-                    </a:stretch>
-                  </pic:blipFill>
-                  <pic:spPr bwMode="auto">
-                    <a:xfrm>
-                      <a:off x="0" y="0"/>
-                      <a:ext cx="5760720" cy="6475095"/>
-                    </a:xfrm>
-                    <a:prstGeom prst="rect">
-                      <a:avLst/>
-                    </a:prstGeom>
-                    <a:noFill/>
-                    <a:ln>
-                      <a:noFill/>
-                    </a:ln>
-                  </pic:spPr>
-                </pic:pic>
-              </a:graphicData>
-            </a:graphic>
-          </wp:inline>
-        </w:drawing>
-      </w:r>
-    </w:p>
-    <w:p/>
-    <w:p>
-      <w:r>
-        <w:t>Naam:</w:t>
-      </w:r>
-      <w:r>
-        <w:t xml:space="preserve"> </w:t>
-      </w:r>
-      <w:r>
-        <w:t>Jasmijn</w:t>
-      </w:r>
-    </w:p>
-    <w:p>
-      <w:r>
-        <w:t>Klaar!</w:t>
-      </w:r>
-    </w:p>
-    <w:p/>
-    <w:p>
-      <w:r>
-        <w:br w:type="page"/>
-      </w:r>
-    </w:p>
-    <w:p>
-      <w:r>
-        <w:t>Titel:</w:t>
-      </w:r>
-      <w:r>
-        <w:t xml:space="preserve"> </w:t>
-      </w:r>
-      <w:r>
-        <w:t>Dieet</w:t>
-      </w:r>
-    </w:p>
-    <w:p>
-      <w:r>
-        <w:t>Tekst</w:t>
-      </w:r>
-      <w:r>
-        <w:t xml:space="preserve">: </w:t>
-      </w:r>
-      <w:r>
-        <w:t>In Almere mocht hij ALLES eten wat hij wilde. Hij was daarom nogal dik. Zijn nieuwe familie noemde hem Dikkiedik. Hij moest op dieet.</w:t>
-      </w:r>
-    </w:p>
-    <w:p>
-      <w:r>
-        <w:t xml:space="preserve">Foto: </w:t>
-      </w:r>
-    </w:p>
-    <w:p>
-      <w:r>
-        <w:rPr>
-          <w:noProof/>
-        </w:rPr>
-        <w:drawing>
-          <wp:inline distT="0" distB="0" distL="0" distR="0" wp14:anchorId="690BA845" wp14:editId="2E36D5E0">
-            <wp:extent cx="2407529" cy="2764465"/>
-            <wp:effectExtent l="0" t="0" r="0" b="0"/>
-            <wp:docPr id="5" name="Picture 1"/>
-            <wp:cNvGraphicFramePr>
-              <a:graphicFrameLocks xmlns:a="http://schemas.openxmlformats.org/drawingml/2006/main" noChangeAspect="1"/>
-            </wp:cNvGraphicFramePr>
-            <a:graphic xmlns:a="http://schemas.openxmlformats.org/drawingml/2006/main">
-              <a:graphicData uri="http://schemas.openxmlformats.org/drawingml/2006/picture">
-                <pic:pic xmlns:pic="http://schemas.openxmlformats.org/drawingml/2006/picture">
-                  <pic:nvPicPr>
-                    <pic:cNvPr id="5" name="Picture 1"/>
-                    <pic:cNvPicPr>
-                      <a:picLocks noChangeAspect="1" noChangeArrowheads="1"/>
-                    </pic:cNvPicPr>
-                  </pic:nvPicPr>
-                  <pic:blipFill>
-                    <a:blip r:embed="rId10" cstate="print">
-                      <a:extLst>
-                        <a:ext uri="{28A0092B-C50C-407E-A947-70E740481C1C}">
-                          <a14:useLocalDpi xmlns:a14="http://schemas.microsoft.com/office/drawing/2010/main" val="0"/>
-                        </a:ext>
-                      </a:extLst>
-                    </a:blip>
-                    <a:srcRect/>
-                    <a:stretch>
-                      <a:fillRect/>
-                    </a:stretch>
-                  </pic:blipFill>
-                  <pic:spPr bwMode="auto">
-                    <a:xfrm>
-                      <a:off x="0" y="0"/>
-                      <a:ext cx="2418319" cy="2776854"/>
-                    </a:xfrm>
-                    <a:prstGeom prst="rect">
-                      <a:avLst/>
-                    </a:prstGeom>
-                    <a:noFill/>
-                    <a:ln>
-                      <a:noFill/>
-                    </a:ln>
-                  </pic:spPr>
-                </pic:pic>
-              </a:graphicData>
-            </a:graphic>
-          </wp:inline>
-        </w:drawing>
-      </w:r>
-    </w:p>
-    <w:p>
-      <w:r>
-        <w:t>Naam:</w:t>
-      </w:r>
-      <w:r>
-        <w:t xml:space="preserve"> </w:t>
-      </w:r>
-      <w:r>
-        <w:t>Jasmijn</w:t>
-      </w:r>
-    </w:p>
-    <w:p>
-      <w:r>
-        <w:t>Klaar!</w:t>
-      </w:r>
-    </w:p>
     <w:p/>
     <w:sectPr>
       <w:pgSz w:w="11906" w:h="16838"/>

--- a/output_path.docx
+++ b/output_path.docx
@@ -3,33 +3,247 @@
 <w:document xmlns:wpc="http://schemas.microsoft.com/office/word/2010/wordprocessingCanvas" xmlns:cx="http://schemas.microsoft.com/office/drawing/2014/chartex" xmlns:cx1="http://schemas.microsoft.com/office/drawing/2015/9/8/chartex" xmlns:cx2="http://schemas.microsoft.com/office/drawing/2015/10/21/chartex" xmlns:cx3="http://schemas.microsoft.com/office/drawing/2016/5/9/chartex" xmlns:cx4="http://schemas.microsoft.com/office/drawing/2016/5/10/chartex" xmlns:cx5="http://schemas.microsoft.com/office/drawing/2016/5/11/chartex" xmlns:cx6="http://schemas.microsoft.com/office/drawing/2016/5/12/chartex" xmlns:cx7="http://schemas.microsoft.com/office/drawing/2016/5/13/chartex" xmlns:cx8="http://schemas.microsoft.com/office/drawing/2016/5/14/chartex" xmlns:mc="http://schemas.openxmlformats.org/markup-compatibility/2006" xmlns:aink="http://schemas.microsoft.com/office/drawing/2016/ink" xmlns:am3d="http://schemas.microsoft.com/office/drawing/2017/model3d" xmlns:o="urn:schemas-microsoft-com:office:office" xmlns:oel="http://schemas.microsoft.com/office/2019/extlst" xmlns:r="http://schemas.openxmlformats.org/officeDocument/2006/relationships" xmlns:m="http://schemas.openxmlformats.org/officeDocument/2006/math" xmlns:v="urn:schemas-microsoft-com:vml" xmlns:wp14="http://schemas.microsoft.com/office/word/2010/wordprocessingDrawing" xmlns:wp="http://schemas.openxmlformats.org/drawingml/2006/wordprocessingDrawing" xmlns:w10="urn:schemas-microsoft-com:office:word" xmlns:w="http://schemas.openxmlformats.org/wordprocessingml/2006/main" xmlns:w14="http://schemas.microsoft.com/office/word/2010/wordml" xmlns:w15="http://schemas.microsoft.com/office/word/2012/wordml" xmlns:w16cex="http://schemas.microsoft.com/office/word/2018/wordml/cex" xmlns:w16cid="http://schemas.microsoft.com/office/word/2016/wordml/cid" xmlns:w16="http://schemas.microsoft.com/office/word/2018/wordml" xmlns:w16du="http://schemas.microsoft.com/office/word/2023/wordml/word16du" xmlns:w16sdtdh="http://schemas.microsoft.com/office/word/2020/wordml/sdtdatahash" xmlns:w16sdtfl="http://schemas.microsoft.com/office/word/2024/wordml/sdtformatlock" xmlns:w16se="http://schemas.microsoft.com/office/word/2015/wordml/symex" xmlns:wpg="http://schemas.microsoft.com/office/word/2010/wordprocessingGroup" xmlns:wpi="http://schemas.microsoft.com/office/word/2010/wordprocessingInk" xmlns:wne="http://schemas.microsoft.com/office/word/2006/wordml" xmlns:wps="http://schemas.microsoft.com/office/word/2010/wordprocessingShape" mc:Ignorable="w14 w15 w16se w16cid w16 w16cex w16sdtdh w16sdtfl w16du wp14">
   <w:body>
     <w:p>
-      <w:r>
+      <w:pPr>
+        <w:rPr>
+          <w:sz w:val="32"/>
+          <w:szCs w:val="32"/>
+        </w:rPr>
+      </w:pPr>
+      <w:r>
+        <w:rPr>
+          <w:sz w:val="32"/>
+          <w:szCs w:val="32"/>
+        </w:rPr>
         <w:t>Titel:</w:t>
       </w:r>
       <w:r>
+        <w:rPr>
+          <w:sz w:val="32"/>
+          <w:szCs w:val="32"/>
+        </w:rPr>
         <w:t xml:space="preserve"> </w:t>
       </w:r>
       <w:r>
-        <w:t>Krokusjes</w:t>
-      </w:r>
-    </w:p>
-    <w:p>
-      <w:r>
+        <w:rPr>
+          <w:sz w:val="32"/>
+          <w:szCs w:val="32"/>
+        </w:rPr>
+        <w:t>Sport</w:t>
+      </w:r>
+    </w:p>
+    <w:p>
+      <w:pPr>
+        <w:rPr>
+          <w:sz w:val="32"/>
+          <w:szCs w:val="32"/>
+          <w:lang w:val="en-US"/>
+        </w:rPr>
+      </w:pPr>
+      <w:r>
+        <w:rPr>
+          <w:sz w:val="32"/>
+          <w:szCs w:val="32"/>
+        </w:rPr>
         <w:t>Tekst:</w:t>
       </w:r>
       <w:r>
+        <w:rPr>
+          <w:sz w:val="32"/>
+          <w:szCs w:val="32"/>
+        </w:rPr>
         <w:t xml:space="preserve"> </w:t>
       </w:r>
-    </w:p>
-    <w:p>
-      <w:r>
-        <w:t xml:space="preserve">Op de afbeelding zijn krokusjes te zien. Dit zijn mijn lievelingsbloemen in de lente. Ze komen in verschillende kleuren: paars, wit en geel. De paarse </w:t>
-      </w:r>
-      <w:r>
-        <w:t>zijn</w:t>
-      </w:r>
-      <w:r>
-        <w:t xml:space="preserve"> mijn favoriet.</w:t>
+      <w:r>
+        <w:rPr>
+          <w:sz w:val="32"/>
+          <w:szCs w:val="32"/>
+        </w:rPr>
+        <w:t xml:space="preserve">Ik </w:t>
+      </w:r>
+      <w:r>
+        <w:rPr>
+          <w:sz w:val="32"/>
+          <w:szCs w:val="32"/>
+        </w:rPr>
+        <w:t xml:space="preserve">kom uit </w:t>
+      </w:r>
+      <w:proofErr w:type="spellStart"/>
+      <w:r>
+        <w:rPr>
+          <w:sz w:val="32"/>
+          <w:szCs w:val="32"/>
+        </w:rPr>
+        <w:t>kurdstan</w:t>
+      </w:r>
+      <w:proofErr w:type="spellEnd"/>
+      <w:r>
+        <w:rPr>
+          <w:sz w:val="32"/>
+          <w:szCs w:val="32"/>
+        </w:rPr>
+        <w:t>.</w:t>
+      </w:r>
+      <w:r>
+        <w:rPr>
+          <w:sz w:val="32"/>
+          <w:szCs w:val="32"/>
+        </w:rPr>
+        <w:t xml:space="preserve"> </w:t>
+      </w:r>
+      <w:r>
+        <w:rPr>
+          <w:sz w:val="32"/>
+          <w:szCs w:val="32"/>
+          <w:lang w:val="en-US"/>
+        </w:rPr>
+        <w:t xml:space="preserve">Ik </w:t>
+      </w:r>
+      <w:proofErr w:type="spellStart"/>
+      <w:r>
+        <w:rPr>
+          <w:sz w:val="32"/>
+          <w:szCs w:val="32"/>
+          <w:lang w:val="en-US"/>
+        </w:rPr>
+        <w:t>kom</w:t>
+      </w:r>
+      <w:proofErr w:type="spellEnd"/>
+      <w:r>
+        <w:rPr>
+          <w:sz w:val="32"/>
+          <w:szCs w:val="32"/>
+          <w:lang w:val="en-US"/>
+        </w:rPr>
+        <w:t xml:space="preserve"> </w:t>
+      </w:r>
+      <w:proofErr w:type="spellStart"/>
+      <w:r>
+        <w:rPr>
+          <w:sz w:val="32"/>
+          <w:szCs w:val="32"/>
+          <w:lang w:val="en-US"/>
+        </w:rPr>
+        <w:t>uit</w:t>
+      </w:r>
+      <w:proofErr w:type="spellEnd"/>
+      <w:r>
+        <w:rPr>
+          <w:sz w:val="32"/>
+          <w:szCs w:val="32"/>
+          <w:lang w:val="en-US"/>
+        </w:rPr>
+        <w:t xml:space="preserve"> </w:t>
+      </w:r>
+      <w:proofErr w:type="spellStart"/>
+      <w:r>
+        <w:rPr>
+          <w:sz w:val="32"/>
+          <w:szCs w:val="32"/>
+          <w:lang w:val="en-US"/>
+        </w:rPr>
+        <w:t>somali</w:t>
+      </w:r>
+      <w:proofErr w:type="spellEnd"/>
+      <w:r>
+        <w:rPr>
+          <w:sz w:val="32"/>
+          <w:szCs w:val="32"/>
+          <w:lang w:val="en-US"/>
+        </w:rPr>
+        <w:t xml:space="preserve">. I am from </w:t>
+      </w:r>
+      <w:proofErr w:type="spellStart"/>
+      <w:r>
+        <w:rPr>
+          <w:sz w:val="32"/>
+          <w:szCs w:val="32"/>
+          <w:lang w:val="en-US"/>
+        </w:rPr>
+        <w:t>somalia</w:t>
+      </w:r>
+      <w:proofErr w:type="spellEnd"/>
+      <w:r>
+        <w:rPr>
+          <w:sz w:val="32"/>
+          <w:szCs w:val="32"/>
+          <w:lang w:val="en-US"/>
+        </w:rPr>
+        <w:t>. I</w:t>
+      </w:r>
+      <w:r>
+        <w:rPr>
+          <w:sz w:val="32"/>
+          <w:szCs w:val="32"/>
+          <w:lang w:val="en-US"/>
+        </w:rPr>
+        <w:t xml:space="preserve">k </w:t>
+      </w:r>
+      <w:proofErr w:type="spellStart"/>
+      <w:r>
+        <w:rPr>
+          <w:sz w:val="32"/>
+          <w:szCs w:val="32"/>
+          <w:lang w:val="en-US"/>
+        </w:rPr>
+        <w:t>hou</w:t>
+      </w:r>
+      <w:proofErr w:type="spellEnd"/>
+      <w:r>
+        <w:rPr>
+          <w:sz w:val="32"/>
+          <w:szCs w:val="32"/>
+          <w:lang w:val="en-US"/>
+        </w:rPr>
+        <w:t xml:space="preserve"> van </w:t>
+      </w:r>
+      <w:proofErr w:type="spellStart"/>
+      <w:r>
+        <w:rPr>
+          <w:sz w:val="32"/>
+          <w:szCs w:val="32"/>
+          <w:lang w:val="en-US"/>
+        </w:rPr>
+        <w:t>dansen</w:t>
+      </w:r>
+      <w:proofErr w:type="spellEnd"/>
+      <w:r>
+        <w:rPr>
+          <w:sz w:val="32"/>
+          <w:szCs w:val="32"/>
+          <w:lang w:val="en-US"/>
+        </w:rPr>
+        <w:t xml:space="preserve">. </w:t>
+      </w:r>
+    </w:p>
+    <w:p>
+      <w:pPr>
+        <w:rPr>
+          <w:sz w:val="32"/>
+          <w:szCs w:val="32"/>
+        </w:rPr>
+      </w:pPr>
+      <w:r>
+        <w:rPr>
+          <w:sz w:val="32"/>
+          <w:szCs w:val="32"/>
+        </w:rPr>
+        <w:t xml:space="preserve">Ik hou van </w:t>
+      </w:r>
+      <w:proofErr w:type="spellStart"/>
+      <w:r>
+        <w:rPr>
+          <w:sz w:val="32"/>
+          <w:szCs w:val="32"/>
+        </w:rPr>
+        <w:t>boxing</w:t>
+      </w:r>
+      <w:proofErr w:type="spellEnd"/>
+      <w:r>
+        <w:rPr>
+          <w:sz w:val="32"/>
+          <w:szCs w:val="32"/>
+        </w:rPr>
+        <w:t>. Ik hou van sport. Ik hou van voetbal.</w:t>
       </w:r>
     </w:p>
     <w:p>
@@ -37,24 +251,40 @@
         <w:tabs>
           <w:tab w:val="left" w:pos="3040"/>
         </w:tabs>
-      </w:pPr>
-      <w:r>
+        <w:rPr>
+          <w:sz w:val="32"/>
+          <w:szCs w:val="32"/>
+        </w:rPr>
+      </w:pPr>
+    </w:p>
+    <w:p>
+      <w:pPr>
+        <w:tabs>
+          <w:tab w:val="left" w:pos="3040"/>
+        </w:tabs>
+        <w:rPr>
+          <w:sz w:val="32"/>
+          <w:szCs w:val="32"/>
+        </w:rPr>
+      </w:pPr>
+      <w:r>
+        <w:rPr>
+          <w:sz w:val="32"/>
+          <w:szCs w:val="32"/>
+        </w:rPr>
         <w:t xml:space="preserve">Foto: </w:t>
       </w:r>
       <w:r>
-        <w:tab/>
-      </w:r>
-    </w:p>
-    <w:p>
-      <w:r>
         <w:rPr>
           <w:noProof/>
+          <w:sz w:val="32"/>
+          <w:szCs w:val="32"/>
         </w:rPr>
         <w:drawing>
-          <wp:inline distT="0" distB="0" distL="0" distR="0" wp14:anchorId="5F7E6DE2" wp14:editId="34F19CD5">
-            <wp:extent cx="2697480" cy="2019698"/>
-            <wp:effectExtent l="0" t="0" r="7620" b="0"/>
-            <wp:docPr id="1" name="Afbeelding 2" descr="How to Grow and Care for Crocus - World of Flowering Plants"/>
+          <wp:inline distT="0" distB="0" distL="0" distR="0" wp14:anchorId="37C1A145" wp14:editId="5D71C32D">
+            <wp:extent cx="5760720" cy="3978275"/>
+            <wp:effectExtent l="0" t="0" r="0" b="3175"/>
+            <wp:docPr id="1" name="Picture 2"/>
             <wp:cNvGraphicFramePr>
               <a:graphicFrameLocks xmlns:a="http://schemas.openxmlformats.org/drawingml/2006/main" noChangeAspect="1"/>
             </wp:cNvGraphicFramePr>
@@ -62,10 +292,8 @@
               <a:graphicData uri="http://schemas.openxmlformats.org/drawingml/2006/picture">
                 <pic:pic xmlns:pic="http://schemas.openxmlformats.org/drawingml/2006/picture">
                   <pic:nvPicPr>
-                    <pic:cNvPr id="1" name="Picture 6" descr="How to Grow and Care for Crocus - World of Flowering Plants"/>
-                    <pic:cNvPicPr>
-                      <a:picLocks noChangeAspect="1" noChangeArrowheads="1"/>
-                    </pic:cNvPicPr>
+                    <pic:cNvPr id="1" name="Picture 971201577"/>
+                    <pic:cNvPicPr/>
                   </pic:nvPicPr>
                   <pic:blipFill>
                     <a:blip r:embed="rId4">
@@ -73,25 +301,23 @@
                         <a:ext uri="{28A0092B-C50C-407E-A947-70E740481C1C}">
                           <a14:useLocalDpi xmlns:a14="http://schemas.microsoft.com/office/drawing/2010/main" val="0"/>
                         </a:ext>
+                        <a:ext uri="{837473B0-CC2E-450A-ABE3-18F120FF3D39}">
+                          <a1611:picAttrSrcUrl xmlns:a1611="http://schemas.microsoft.com/office/drawing/2016/11/main" r:id="rId5"/>
+                        </a:ext>
                       </a:extLst>
                     </a:blip>
-                    <a:srcRect/>
                     <a:stretch>
                       <a:fillRect/>
                     </a:stretch>
                   </pic:blipFill>
-                  <pic:spPr bwMode="auto">
+                  <pic:spPr>
                     <a:xfrm>
                       <a:off x="0" y="0"/>
-                      <a:ext cx="2700844" cy="2022216"/>
+                      <a:ext cx="5760720" cy="3978275"/>
                     </a:xfrm>
                     <a:prstGeom prst="rect">
                       <a:avLst/>
                     </a:prstGeom>
-                    <a:noFill/>
-                    <a:ln>
-                      <a:noFill/>
-                    </a:ln>
                   </pic:spPr>
                 </pic:pic>
               </a:graphicData>
@@ -99,115 +325,392 @@
           </wp:inline>
         </w:drawing>
       </w:r>
-    </w:p>
-    <w:p>
-      <w:r>
+      <w:r>
+        <w:rPr>
+          <w:sz w:val="32"/>
+          <w:szCs w:val="32"/>
+        </w:rPr>
+        <w:tab/>
+      </w:r>
+    </w:p>
+    <w:p>
+      <w:pPr>
+        <w:rPr>
+          <w:sz w:val="32"/>
+          <w:szCs w:val="32"/>
+        </w:rPr>
+      </w:pPr>
+    </w:p>
+    <w:p>
+      <w:pPr>
+        <w:rPr>
+          <w:sz w:val="32"/>
+          <w:szCs w:val="32"/>
+        </w:rPr>
+      </w:pPr>
+    </w:p>
+    <w:p>
+      <w:pPr>
+        <w:rPr>
+          <w:sz w:val="32"/>
+          <w:szCs w:val="32"/>
+        </w:rPr>
+      </w:pPr>
+      <w:r>
+        <w:rPr>
+          <w:sz w:val="32"/>
+          <w:szCs w:val="32"/>
+        </w:rPr>
         <w:t>Naam:</w:t>
       </w:r>
       <w:r>
+        <w:rPr>
+          <w:sz w:val="32"/>
+          <w:szCs w:val="32"/>
+        </w:rPr>
         <w:t xml:space="preserve"> </w:t>
       </w:r>
       <w:r>
-        <w:t>Mélanie</w:t>
-      </w:r>
-    </w:p>
-    <w:p>
-      <w:r>
+        <w:rPr>
+          <w:sz w:val="32"/>
+          <w:szCs w:val="32"/>
+        </w:rPr>
+        <w:t>Raman &gt; A1C</w:t>
+      </w:r>
+    </w:p>
+    <w:p>
+      <w:pPr>
+        <w:rPr>
+          <w:sz w:val="32"/>
+          <w:szCs w:val="32"/>
+        </w:rPr>
+      </w:pPr>
+      <w:r>
+        <w:rPr>
+          <w:sz w:val="32"/>
+          <w:szCs w:val="32"/>
+        </w:rPr>
         <w:t>Klaar!</w:t>
       </w:r>
     </w:p>
-    <w:p/>
+    <w:p>
+      <w:pPr>
+        <w:rPr>
+          <w:sz w:val="24"/>
+          <w:szCs w:val="24"/>
+        </w:rPr>
+      </w:pPr>
+    </w:p>
+    <w:p>
+      <w:pPr>
+        <w:rPr>
+          <w:sz w:val="24"/>
+          <w:szCs w:val="24"/>
+        </w:rPr>
+      </w:pPr>
+    </w:p>
+    <w:p>
+      <w:pPr>
+        <w:rPr>
+          <w:sz w:val="24"/>
+          <w:szCs w:val="24"/>
+        </w:rPr>
+      </w:pPr>
+    </w:p>
+    <w:p>
+      <w:pPr>
+        <w:rPr>
+          <w:sz w:val="24"/>
+          <w:szCs w:val="24"/>
+        </w:rPr>
+      </w:pPr>
+    </w:p>
+    <w:p>
+      <w:pPr>
+        <w:rPr>
+          <w:sz w:val="24"/>
+          <w:szCs w:val="24"/>
+        </w:rPr>
+      </w:pPr>
+    </w:p>
+    <w:p>
+      <w:pPr>
+        <w:rPr>
+          <w:sz w:val="24"/>
+          <w:szCs w:val="24"/>
+        </w:rPr>
+      </w:pPr>
+    </w:p>
+    <w:p>
+      <w:pPr>
+        <w:rPr>
+          <w:sz w:val="24"/>
+          <w:szCs w:val="24"/>
+        </w:rPr>
+      </w:pPr>
+    </w:p>
+    <w:p>
+      <w:pPr>
+        <w:rPr>
+          <w:sz w:val="24"/>
+          <w:szCs w:val="24"/>
+        </w:rPr>
+      </w:pPr>
+    </w:p>
+    <w:p>
+      <w:pPr>
+        <w:rPr>
+          <w:sz w:val="24"/>
+          <w:szCs w:val="24"/>
+        </w:rPr>
+      </w:pPr>
+    </w:p>
+    <w:p>
+      <w:pPr>
+        <w:rPr>
+          <w:sz w:val="24"/>
+          <w:szCs w:val="24"/>
+        </w:rPr>
+      </w:pPr>
+    </w:p>
+    <w:p>
+      <w:pPr>
+        <w:rPr>
+          <w:sz w:val="24"/>
+          <w:szCs w:val="24"/>
+        </w:rPr>
+      </w:pPr>
+    </w:p>
+    <w:p>
+      <w:pPr>
+        <w:rPr>
+          <w:sz w:val="24"/>
+          <w:szCs w:val="24"/>
+        </w:rPr>
+      </w:pPr>
+    </w:p>
+    <w:p>
+      <w:pPr>
+        <w:rPr>
+          <w:sz w:val="24"/>
+          <w:szCs w:val="24"/>
+        </w:rPr>
+      </w:pPr>
+    </w:p>
+    <w:p>
+      <w:pPr>
+        <w:rPr>
+          <w:sz w:val="24"/>
+          <w:szCs w:val="24"/>
+        </w:rPr>
+      </w:pPr>
+    </w:p>
+    <w:p>
+      <w:pPr>
+        <w:rPr>
+          <w:sz w:val="24"/>
+          <w:szCs w:val="24"/>
+        </w:rPr>
+      </w:pPr>
+    </w:p>
+    <w:p>
+      <w:pPr>
+        <w:rPr>
+          <w:sz w:val="24"/>
+          <w:szCs w:val="24"/>
+        </w:rPr>
+      </w:pPr>
+    </w:p>
+    <w:p>
+      <w:pPr>
+        <w:rPr>
+          <w:sz w:val="24"/>
+          <w:szCs w:val="24"/>
+        </w:rPr>
+      </w:pPr>
+    </w:p>
+    <w:p>
+      <w:pPr>
+        <w:rPr>
+          <w:sz w:val="24"/>
+          <w:szCs w:val="24"/>
+        </w:rPr>
+      </w:pPr>
+    </w:p>
+    <w:p>
+      <w:pPr>
+        <w:rPr>
+          <w:sz w:val="24"/>
+          <w:szCs w:val="24"/>
+        </w:rPr>
+      </w:pPr>
+    </w:p>
+    <w:p>
+      <w:pPr>
+        <w:rPr>
+          <w:sz w:val="24"/>
+          <w:szCs w:val="24"/>
+        </w:rPr>
+      </w:pPr>
+    </w:p>
     <w:p>
       <w:r>
         <w:br w:type="page"/>
       </w:r>
     </w:p>
     <w:p>
-      <w:r>
+      <w:pPr>
+        <w:rPr>
+          <w:sz w:val="32"/>
+          <w:szCs w:val="32"/>
+        </w:rPr>
+      </w:pPr>
+      <w:r>
+        <w:rPr>
+          <w:sz w:val="32"/>
+          <w:szCs w:val="32"/>
+        </w:rPr>
         <w:t>Titel:</w:t>
       </w:r>
       <w:r>
+        <w:rPr>
+          <w:sz w:val="32"/>
+          <w:szCs w:val="32"/>
+        </w:rPr>
         <w:t xml:space="preserve"> </w:t>
       </w:r>
-      <w:r>
-        <w:t>Oxford</w:t>
-      </w:r>
-    </w:p>
-    <w:p>
-      <w:pPr>
-        <w:spacing w:line="278" w:lineRule="auto"/>
-      </w:pPr>
-      <w:r>
+      <w:proofErr w:type="spellStart"/>
+      <w:r>
+        <w:rPr>
+          <w:sz w:val="32"/>
+          <w:szCs w:val="32"/>
+        </w:rPr>
+        <w:t>sudan</w:t>
+      </w:r>
+      <w:proofErr w:type="spellEnd"/>
+    </w:p>
+    <w:p>
+      <w:pPr>
+        <w:rPr>
+          <w:sz w:val="32"/>
+          <w:szCs w:val="32"/>
+        </w:rPr>
+      </w:pPr>
+      <w:r>
+        <w:rPr>
+          <w:sz w:val="32"/>
+          <w:szCs w:val="32"/>
+        </w:rPr>
         <w:t>Tekst:</w:t>
       </w:r>
       <w:r>
+        <w:rPr>
+          <w:sz w:val="32"/>
+          <w:szCs w:val="32"/>
+        </w:rPr>
         <w:t xml:space="preserve"> </w:t>
       </w:r>
       <w:r>
-        <w:t xml:space="preserve">Vorig jaar nodigde mijn vriendin mij uit om Oxford te bezoeken. Dat was een superleuke ervaring! </w:t>
-      </w:r>
-      <w:r>
-        <w:t xml:space="preserve">Omdat zij daar studeerde kende zij de stad heel goed. </w:t>
-      </w:r>
-      <w:r>
-        <w:t xml:space="preserve">In Oxford heb ik haar vrienden ontmoet, ben ik naar een debat geweest en heb ik </w:t>
-      </w:r>
-      <w:r>
-        <w:t>verschillende gebouwen van de universiteit bezocht</w:t>
-      </w:r>
-      <w:r>
-        <w:t xml:space="preserve">. Ik vond het </w:t>
-      </w:r>
-      <w:r>
-        <w:t>i</w:t>
-      </w:r>
-      <w:r>
-        <w:t>nteressant om het studentenleven daar van dichtbij mee te maken. Het is echt anders dan in Nederland. Zo moeten studenten bijvoorbeeld een uniform dragen als ze examens doen.</w:t>
-      </w:r>
-    </w:p>
-    <w:p>
-      <w:pPr>
-        <w:spacing w:line="278" w:lineRule="auto"/>
-      </w:pPr>
-      <w:r>
-        <w:t xml:space="preserve">Verder heb </w:t>
-      </w:r>
-      <w:r>
-        <w:t>ik</w:t>
-      </w:r>
-      <w:r>
-        <w:t xml:space="preserve"> plekken bezocht waar scènes uit Harry Potter zijn gefilmd. Dat maakte het bezoek extra bijzonder. Kortom</w:t>
-      </w:r>
-      <w:r>
-        <w:t>,</w:t>
-      </w:r>
-      <w:r>
-        <w:t xml:space="preserve"> het was een heel leuke en bijzondere reis!</w:t>
-      </w:r>
+        <w:rPr>
+          <w:sz w:val="32"/>
+          <w:szCs w:val="32"/>
+        </w:rPr>
+        <w:t xml:space="preserve">Ik kom uit  </w:t>
+      </w:r>
+      <w:proofErr w:type="spellStart"/>
+      <w:r>
+        <w:rPr>
+          <w:sz w:val="32"/>
+          <w:szCs w:val="32"/>
+        </w:rPr>
+        <w:t>sudan</w:t>
+      </w:r>
+      <w:proofErr w:type="spellEnd"/>
+      <w:r>
+        <w:rPr>
+          <w:sz w:val="32"/>
+          <w:szCs w:val="32"/>
+        </w:rPr>
+        <w:t xml:space="preserve"> Ik  hou  van  voetb</w:t>
+      </w:r>
+      <w:r>
+        <w:rPr>
+          <w:sz w:val="32"/>
+          <w:szCs w:val="32"/>
+        </w:rPr>
+        <w:t>a</w:t>
+      </w:r>
+      <w:r>
+        <w:rPr>
+          <w:sz w:val="32"/>
+          <w:szCs w:val="32"/>
+        </w:rPr>
+        <w:t>l. Ik ben 17  jaar</w:t>
+      </w:r>
+      <w:r>
+        <w:rPr>
+          <w:sz w:val="32"/>
+          <w:szCs w:val="32"/>
+        </w:rPr>
+        <w:t>.</w:t>
+      </w:r>
+      <w:r>
+        <w:rPr>
+          <w:sz w:val="32"/>
+          <w:szCs w:val="32"/>
+        </w:rPr>
+        <w:t xml:space="preserve">  Ik  woon   in   G</w:t>
+      </w:r>
+      <w:r>
+        <w:rPr>
+          <w:sz w:val="32"/>
+          <w:szCs w:val="32"/>
+        </w:rPr>
+        <w:t>ro</w:t>
+      </w:r>
+      <w:r>
+        <w:rPr>
+          <w:sz w:val="32"/>
+          <w:szCs w:val="32"/>
+        </w:rPr>
+        <w:t xml:space="preserve">ningen </w:t>
+      </w:r>
+    </w:p>
+    <w:p>
+      <w:pPr>
+        <w:rPr>
+          <w:sz w:val="32"/>
+          <w:szCs w:val="32"/>
+        </w:rPr>
+      </w:pPr>
     </w:p>
     <w:p>
       <w:pPr>
         <w:tabs>
           <w:tab w:val="left" w:pos="3040"/>
         </w:tabs>
-      </w:pPr>
-      <w:r>
-        <w:t xml:space="preserve">Foto: </w:t>
-      </w:r>
-      <w:r>
-        <w:tab/>
-      </w:r>
-    </w:p>
-    <w:p>
+        <w:rPr>
+          <w:sz w:val="32"/>
+          <w:szCs w:val="32"/>
+        </w:rPr>
+      </w:pPr>
       <w:r>
         <w:rPr>
           <w:noProof/>
         </w:rPr>
         <w:drawing>
-          <wp:inline distT="0" distB="0" distL="0" distR="0" wp14:anchorId="716D9BC8" wp14:editId="764360D7">
-            <wp:extent cx="2671763" cy="3562350"/>
+          <wp:anchor distT="0" distB="0" distL="114300" distR="114300" simplePos="0" relativeHeight="251659264" behindDoc="0" locked="0" layoutInCell="1" allowOverlap="1" wp14:anchorId="7EE25996" wp14:editId="5BE9970B">
+            <wp:simplePos x="0" y="0"/>
+            <wp:positionH relativeFrom="margin">
+              <wp:align>left</wp:align>
+            </wp:positionH>
+            <wp:positionV relativeFrom="paragraph">
+              <wp:posOffset>248285</wp:posOffset>
+            </wp:positionV>
+            <wp:extent cx="5343525" cy="3054948"/>
             <wp:effectExtent l="0" t="0" r="0" b="0"/>
-            <wp:docPr id="2" name="Afbeelding 1"/>
+            <wp:wrapNone/>
+            <wp:docPr id="2" name="Afbeelding 4"/>
             <wp:cNvGraphicFramePr>
               <a:graphicFrameLocks xmlns:a="http://schemas.openxmlformats.org/drawingml/2006/main" noChangeAspect="1"/>
             </wp:cNvGraphicFramePr>
@@ -215,36 +718,521 @@
               <a:graphicData uri="http://schemas.openxmlformats.org/drawingml/2006/picture">
                 <pic:pic xmlns:pic="http://schemas.openxmlformats.org/drawingml/2006/picture">
                   <pic:nvPicPr>
-                    <pic:cNvPr id="2" name="Picture 1"/>
+                    <pic:cNvPr id="2" name="Afbeelding 4"/>
                     <pic:cNvPicPr>
-                      <a:picLocks noChangeAspect="1" noChangeArrowheads="1"/>
+                      <a:picLocks noChangeAspect="1"/>
                     </pic:cNvPicPr>
                   </pic:nvPicPr>
                   <pic:blipFill>
-                    <a:blip r:embed="rId7" cstate="print">
+                    <a:blip r:embed="rId9">
                       <a:extLst>
                         <a:ext uri="{28A0092B-C50C-407E-A947-70E740481C1C}">
                           <a14:useLocalDpi xmlns:a14="http://schemas.microsoft.com/office/drawing/2010/main" val="0"/>
                         </a:ext>
+                        <a:ext uri="{837473B0-CC2E-450A-ABE3-18F120FF3D39}">
+                          <a1611:picAttrSrcUrl xmlns:a1611="http://schemas.microsoft.com/office/drawing/2016/11/main" r:id="rId8"/>
+                        </a:ext>
                       </a:extLst>
                     </a:blip>
-                    <a:srcRect/>
                     <a:stretch>
                       <a:fillRect/>
                     </a:stretch>
                   </pic:blipFill>
-                  <pic:spPr bwMode="auto">
+                  <pic:spPr>
                     <a:xfrm>
                       <a:off x="0" y="0"/>
-                      <a:ext cx="2673695" cy="3564926"/>
+                      <a:ext cx="5343525" cy="3054948"/>
                     </a:xfrm>
                     <a:prstGeom prst="rect">
                       <a:avLst/>
                     </a:prstGeom>
-                    <a:noFill/>
-                    <a:ln>
-                      <a:noFill/>
-                    </a:ln>
+                  </pic:spPr>
+                </pic:pic>
+              </a:graphicData>
+            </a:graphic>
+          </wp:anchor>
+        </w:drawing>
+      </w:r>
+      <w:r>
+        <w:rPr>
+          <w:sz w:val="32"/>
+          <w:szCs w:val="32"/>
+        </w:rPr>
+        <w:t>Foto:</w:t>
+      </w:r>
+      <w:r>
+        <w:rPr>
+          <w:sz w:val="32"/>
+          <w:szCs w:val="32"/>
+        </w:rPr>
+        <w:tab/>
+      </w:r>
+    </w:p>
+    <w:p>
+      <w:pPr>
+        <w:rPr>
+          <w:sz w:val="32"/>
+          <w:szCs w:val="32"/>
+        </w:rPr>
+      </w:pPr>
+    </w:p>
+    <w:p>
+      <w:pPr>
+        <w:rPr>
+          <w:sz w:val="32"/>
+          <w:szCs w:val="32"/>
+        </w:rPr>
+      </w:pPr>
+    </w:p>
+    <w:p>
+      <w:pPr>
+        <w:rPr>
+          <w:sz w:val="32"/>
+          <w:szCs w:val="32"/>
+        </w:rPr>
+      </w:pPr>
+    </w:p>
+    <w:p>
+      <w:pPr>
+        <w:rPr>
+          <w:sz w:val="32"/>
+          <w:szCs w:val="32"/>
+        </w:rPr>
+      </w:pPr>
+    </w:p>
+    <w:p>
+      <w:pPr>
+        <w:rPr>
+          <w:sz w:val="32"/>
+          <w:szCs w:val="32"/>
+        </w:rPr>
+      </w:pPr>
+    </w:p>
+    <w:p>
+      <w:pPr>
+        <w:rPr>
+          <w:sz w:val="32"/>
+          <w:szCs w:val="32"/>
+        </w:rPr>
+      </w:pPr>
+    </w:p>
+    <w:p>
+      <w:pPr>
+        <w:rPr>
+          <w:sz w:val="32"/>
+          <w:szCs w:val="32"/>
+        </w:rPr>
+      </w:pPr>
+    </w:p>
+    <w:p>
+      <w:pPr>
+        <w:rPr>
+          <w:sz w:val="32"/>
+          <w:szCs w:val="32"/>
+        </w:rPr>
+      </w:pPr>
+    </w:p>
+    <w:p>
+      <w:pPr>
+        <w:rPr>
+          <w:sz w:val="32"/>
+          <w:szCs w:val="32"/>
+        </w:rPr>
+      </w:pPr>
+      <w:r>
+        <w:rPr>
+          <w:sz w:val="32"/>
+          <w:szCs w:val="32"/>
+        </w:rPr>
+        <w:t>Naam:</w:t>
+      </w:r>
+      <w:r>
+        <w:rPr>
+          <w:sz w:val="32"/>
+          <w:szCs w:val="32"/>
+        </w:rPr>
+        <w:t xml:space="preserve"> </w:t>
+      </w:r>
+      <w:r>
+        <w:rPr>
+          <w:sz w:val="32"/>
+          <w:szCs w:val="32"/>
+        </w:rPr>
+        <w:t xml:space="preserve">Ik ben Abdulbaset </w:t>
+      </w:r>
+    </w:p>
+    <w:p>
+      <w:pPr>
+        <w:rPr>
+          <w:sz w:val="24"/>
+          <w:szCs w:val="24"/>
+        </w:rPr>
+      </w:pPr>
+      <w:r>
+        <w:rPr>
+          <w:sz w:val="32"/>
+          <w:szCs w:val="32"/>
+        </w:rPr>
+        <w:t>Klaar!</w:t>
+      </w:r>
+      <w:r>
+        <w:rPr>
+          <w:sz w:val="32"/>
+          <w:szCs w:val="32"/>
+        </w:rPr>
+        <w:t xml:space="preserve">   </w:t>
+      </w:r>
+    </w:p>
+    <w:p>
+      <w:pPr>
+        <w:rPr>
+          <w:sz w:val="24"/>
+          <w:szCs w:val="24"/>
+        </w:rPr>
+      </w:pPr>
+    </w:p>
+    <w:p>
+      <w:pPr>
+        <w:rPr>
+          <w:sz w:val="24"/>
+          <w:szCs w:val="24"/>
+        </w:rPr>
+      </w:pPr>
+    </w:p>
+    <w:p>
+      <w:pPr>
+        <w:rPr>
+          <w:sz w:val="24"/>
+          <w:szCs w:val="24"/>
+        </w:rPr>
+      </w:pPr>
+    </w:p>
+    <w:p>
+      <w:pPr>
+        <w:rPr>
+          <w:sz w:val="24"/>
+          <w:szCs w:val="24"/>
+        </w:rPr>
+      </w:pPr>
+    </w:p>
+    <w:p>
+      <w:pPr>
+        <w:rPr>
+          <w:sz w:val="24"/>
+          <w:szCs w:val="24"/>
+        </w:rPr>
+      </w:pPr>
+    </w:p>
+    <w:p>
+      <w:pPr>
+        <w:rPr>
+          <w:sz w:val="24"/>
+          <w:szCs w:val="24"/>
+        </w:rPr>
+      </w:pPr>
+    </w:p>
+    <w:p>
+      <w:pPr>
+        <w:rPr>
+          <w:sz w:val="24"/>
+          <w:szCs w:val="24"/>
+        </w:rPr>
+      </w:pPr>
+    </w:p>
+    <w:p>
+      <w:pPr>
+        <w:rPr>
+          <w:sz w:val="24"/>
+          <w:szCs w:val="24"/>
+        </w:rPr>
+      </w:pPr>
+    </w:p>
+    <w:p>
+      <w:pPr>
+        <w:rPr>
+          <w:sz w:val="24"/>
+          <w:szCs w:val="24"/>
+        </w:rPr>
+      </w:pPr>
+    </w:p>
+    <w:p>
+      <w:pPr>
+        <w:rPr>
+          <w:sz w:val="24"/>
+          <w:szCs w:val="24"/>
+        </w:rPr>
+      </w:pPr>
+    </w:p>
+    <w:p>
+      <w:pPr>
+        <w:rPr>
+          <w:sz w:val="24"/>
+          <w:szCs w:val="24"/>
+        </w:rPr>
+      </w:pPr>
+    </w:p>
+    <w:p>
+      <w:pPr>
+        <w:rPr>
+          <w:sz w:val="24"/>
+          <w:szCs w:val="24"/>
+        </w:rPr>
+      </w:pPr>
+    </w:p>
+    <w:p>
+      <w:pPr>
+        <w:rPr>
+          <w:sz w:val="24"/>
+          <w:szCs w:val="24"/>
+        </w:rPr>
+      </w:pPr>
+    </w:p>
+    <w:p>
+      <w:pPr>
+        <w:rPr>
+          <w:sz w:val="24"/>
+          <w:szCs w:val="24"/>
+        </w:rPr>
+      </w:pPr>
+    </w:p>
+    <w:p>
+      <w:pPr>
+        <w:rPr>
+          <w:sz w:val="24"/>
+          <w:szCs w:val="24"/>
+        </w:rPr>
+      </w:pPr>
+    </w:p>
+    <w:p>
+      <w:pPr>
+        <w:rPr>
+          <w:sz w:val="24"/>
+          <w:szCs w:val="24"/>
+        </w:rPr>
+      </w:pPr>
+    </w:p>
+    <w:p>
+      <w:pPr>
+        <w:rPr>
+          <w:sz w:val="24"/>
+          <w:szCs w:val="24"/>
+        </w:rPr>
+      </w:pPr>
+    </w:p>
+    <w:p>
+      <w:pPr>
+        <w:rPr>
+          <w:sz w:val="24"/>
+          <w:szCs w:val="24"/>
+        </w:rPr>
+      </w:pPr>
+    </w:p>
+    <w:p>
+      <w:pPr>
+        <w:rPr>
+          <w:sz w:val="24"/>
+          <w:szCs w:val="24"/>
+        </w:rPr>
+      </w:pPr>
+    </w:p>
+    <w:p>
+      <w:r>
+        <w:br w:type="page"/>
+      </w:r>
+    </w:p>
+    <w:p>
+      <w:pPr>
+        <w:rPr>
+          <w:sz w:val="32"/>
+          <w:szCs w:val="32"/>
+        </w:rPr>
+      </w:pPr>
+      <w:r>
+        <w:rPr>
+          <w:sz w:val="32"/>
+          <w:szCs w:val="32"/>
+        </w:rPr>
+        <w:t>Titel</w:t>
+      </w:r>
+      <w:r>
+        <w:rPr>
+          <w:sz w:val="32"/>
+          <w:szCs w:val="32"/>
+        </w:rPr>
+        <w:t>:</w:t>
+      </w:r>
+    </w:p>
+    <w:p>
+      <w:pPr>
+        <w:rPr>
+          <w:sz w:val="32"/>
+          <w:szCs w:val="32"/>
+        </w:rPr>
+      </w:pPr>
+      <w:r>
+        <w:rPr>
+          <w:sz w:val="32"/>
+          <w:szCs w:val="32"/>
+        </w:rPr>
+        <w:t>Tekst:</w:t>
+      </w:r>
+      <w:r>
+        <w:rPr>
+          <w:sz w:val="32"/>
+          <w:szCs w:val="32"/>
+        </w:rPr>
+        <w:t xml:space="preserve"> </w:t>
+      </w:r>
+      <w:r>
+        <w:rPr>
+          <w:sz w:val="32"/>
+          <w:szCs w:val="32"/>
+        </w:rPr>
+        <w:t>I</w:t>
+      </w:r>
+      <w:r>
+        <w:rPr>
+          <w:sz w:val="32"/>
+          <w:szCs w:val="32"/>
+        </w:rPr>
+        <w:t>k ben ayman</w:t>
+      </w:r>
+      <w:r>
+        <w:rPr>
+          <w:sz w:val="32"/>
+          <w:szCs w:val="32"/>
+        </w:rPr>
+        <w:t>.</w:t>
+      </w:r>
+      <w:r>
+        <w:rPr>
+          <w:sz w:val="32"/>
+          <w:szCs w:val="32"/>
+        </w:rPr>
+        <w:t xml:space="preserve"> </w:t>
+      </w:r>
+      <w:r>
+        <w:rPr>
+          <w:sz w:val="32"/>
+          <w:szCs w:val="32"/>
+        </w:rPr>
+        <w:t>I</w:t>
+      </w:r>
+      <w:r>
+        <w:rPr>
+          <w:sz w:val="32"/>
+          <w:szCs w:val="32"/>
+        </w:rPr>
+        <w:t>k kom uit somalia</w:t>
+      </w:r>
+      <w:r>
+        <w:rPr>
+          <w:sz w:val="32"/>
+          <w:szCs w:val="32"/>
+        </w:rPr>
+        <w:t>. I</w:t>
+      </w:r>
+      <w:r>
+        <w:rPr>
+          <w:sz w:val="32"/>
+          <w:szCs w:val="32"/>
+        </w:rPr>
+        <w:t xml:space="preserve">k </w:t>
+      </w:r>
+      <w:r>
+        <w:rPr>
+          <w:sz w:val="32"/>
+          <w:szCs w:val="32"/>
+        </w:rPr>
+        <w:t>hou</w:t>
+      </w:r>
+      <w:r>
+        <w:rPr>
+          <w:sz w:val="32"/>
+          <w:szCs w:val="32"/>
+        </w:rPr>
+        <w:t xml:space="preserve"> van </w:t>
+      </w:r>
+      <w:r>
+        <w:rPr>
+          <w:sz w:val="32"/>
+          <w:szCs w:val="32"/>
+        </w:rPr>
+        <w:t>voetbal</w:t>
+      </w:r>
+    </w:p>
+    <w:p>
+      <w:pPr>
+        <w:tabs>
+          <w:tab w:val="left" w:pos="3040"/>
+        </w:tabs>
+        <w:rPr>
+          <w:sz w:val="32"/>
+          <w:szCs w:val="32"/>
+        </w:rPr>
+      </w:pPr>
+    </w:p>
+    <w:p>
+      <w:pPr>
+        <w:tabs>
+          <w:tab w:val="left" w:pos="3040"/>
+        </w:tabs>
+        <w:rPr>
+          <w:sz w:val="32"/>
+          <w:szCs w:val="32"/>
+        </w:rPr>
+      </w:pPr>
+      <w:r>
+        <w:rPr>
+          <w:sz w:val="32"/>
+          <w:szCs w:val="32"/>
+        </w:rPr>
+        <w:t xml:space="preserve">Foto: </w:t>
+      </w:r>
+      <w:r>
+        <w:rPr>
+          <w:noProof/>
+          <w:sz w:val="32"/>
+          <w:szCs w:val="32"/>
+        </w:rPr>
+        <w:drawing>
+          <wp:inline distT="0" distB="0" distL="0" distR="0" wp14:anchorId="66052E22" wp14:editId="5AAE8469">
+            <wp:extent cx="5486400" cy="3657600"/>
+            <wp:effectExtent l="0" t="0" r="0" b="0"/>
+            <wp:docPr id="3" name="Afbeelding 1"/>
+            <wp:cNvGraphicFramePr>
+              <a:graphicFrameLocks xmlns:a="http://schemas.openxmlformats.org/drawingml/2006/main" noChangeAspect="1"/>
+            </wp:cNvGraphicFramePr>
+            <a:graphic xmlns:a="http://schemas.openxmlformats.org/drawingml/2006/main">
+              <a:graphicData uri="http://schemas.openxmlformats.org/drawingml/2006/picture">
+                <pic:pic xmlns:pic="http://schemas.openxmlformats.org/drawingml/2006/picture">
+                  <pic:nvPicPr>
+                    <pic:cNvPr id="3" name="Afbeelding 663764940"/>
+                    <pic:cNvPicPr/>
+                  </pic:nvPicPr>
+                  <pic:blipFill>
+                    <a:blip r:embed="rId11">
+                      <a:extLst>
+                        <a:ext uri="{28A0092B-C50C-407E-A947-70E740481C1C}">
+                          <a14:useLocalDpi xmlns:a14="http://schemas.microsoft.com/office/drawing/2010/main" val="0"/>
+                        </a:ext>
+                        <a:ext uri="{837473B0-CC2E-450A-ABE3-18F120FF3D39}">
+                          <a1611:picAttrSrcUrl xmlns:a1611="http://schemas.microsoft.com/office/drawing/2016/11/main" r:id="rId10"/>
+                        </a:ext>
+                      </a:extLst>
+                    </a:blip>
+                    <a:stretch>
+                      <a:fillRect/>
+                    </a:stretch>
+                  </pic:blipFill>
+                  <pic:spPr>
+                    <a:xfrm>
+                      <a:off x="0" y="0"/>
+                      <a:ext cx="5486400" cy="3657600"/>
+                    </a:xfrm>
+                    <a:prstGeom prst="rect">
+                      <a:avLst/>
+                    </a:prstGeom>
                   </pic:spPr>
                 </pic:pic>
               </a:graphicData>
@@ -253,27 +1241,2936 @@
         </w:drawing>
       </w:r>
     </w:p>
-    <w:p/>
-    <w:p>
-      <w:r>
+    <w:p>
+      <w:pPr>
+        <w:rPr>
+          <w:sz w:val="32"/>
+          <w:szCs w:val="32"/>
+        </w:rPr>
+      </w:pPr>
+      <w:r>
+        <w:rPr>
+          <w:sz w:val="32"/>
+          <w:szCs w:val="32"/>
+        </w:rPr>
         <w:t>Naam:</w:t>
       </w:r>
       <w:r>
+        <w:rPr>
+          <w:sz w:val="32"/>
+          <w:szCs w:val="32"/>
+        </w:rPr>
         <w:t xml:space="preserve"> </w:t>
       </w:r>
+      <w:r>
+        <w:rPr>
+          <w:sz w:val="32"/>
+          <w:szCs w:val="32"/>
+        </w:rPr>
+        <w:t>ayman</w:t>
+      </w:r>
+      <w:r>
+        <w:rPr>
+          <w:sz w:val="32"/>
+          <w:szCs w:val="32"/>
+        </w:rPr>
+        <w:t xml:space="preserve"> abubakar osman </w:t>
+      </w:r>
+    </w:p>
+    <w:p>
+      <w:pPr>
+        <w:rPr>
+          <w:sz w:val="32"/>
+          <w:szCs w:val="32"/>
+        </w:rPr>
+      </w:pPr>
+      <w:r>
+        <w:rPr>
+          <w:sz w:val="32"/>
+          <w:szCs w:val="32"/>
+        </w:rPr>
+        <w:t>Klaar!</w:t>
+      </w:r>
+    </w:p>
+    <w:p>
+      <w:pPr>
+        <w:rPr>
+          <w:sz w:val="24"/>
+          <w:szCs w:val="24"/>
+        </w:rPr>
+      </w:pPr>
+    </w:p>
+    <w:p>
+      <w:pPr>
+        <w:rPr>
+          <w:sz w:val="24"/>
+          <w:szCs w:val="24"/>
+        </w:rPr>
+      </w:pPr>
+    </w:p>
+    <w:p>
+      <w:pPr>
+        <w:rPr>
+          <w:sz w:val="24"/>
+          <w:szCs w:val="24"/>
+        </w:rPr>
+      </w:pPr>
+    </w:p>
+    <w:p>
+      <w:pPr>
+        <w:rPr>
+          <w:sz w:val="24"/>
+          <w:szCs w:val="24"/>
+        </w:rPr>
+      </w:pPr>
+    </w:p>
+    <w:p>
+      <w:pPr>
+        <w:rPr>
+          <w:sz w:val="24"/>
+          <w:szCs w:val="24"/>
+        </w:rPr>
+      </w:pPr>
+    </w:p>
+    <w:p>
+      <w:pPr>
+        <w:rPr>
+          <w:sz w:val="24"/>
+          <w:szCs w:val="24"/>
+        </w:rPr>
+      </w:pPr>
+    </w:p>
+    <w:p>
+      <w:pPr>
+        <w:rPr>
+          <w:sz w:val="24"/>
+          <w:szCs w:val="24"/>
+        </w:rPr>
+      </w:pPr>
+    </w:p>
+    <w:p>
+      <w:pPr>
+        <w:rPr>
+          <w:sz w:val="24"/>
+          <w:szCs w:val="24"/>
+        </w:rPr>
+      </w:pPr>
+    </w:p>
+    <w:p>
+      <w:pPr>
+        <w:rPr>
+          <w:sz w:val="24"/>
+          <w:szCs w:val="24"/>
+        </w:rPr>
+      </w:pPr>
+    </w:p>
+    <w:p>
+      <w:pPr>
+        <w:rPr>
+          <w:sz w:val="24"/>
+          <w:szCs w:val="24"/>
+        </w:rPr>
+      </w:pPr>
+    </w:p>
+    <w:p>
+      <w:pPr>
+        <w:rPr>
+          <w:sz w:val="24"/>
+          <w:szCs w:val="24"/>
+        </w:rPr>
+      </w:pPr>
+    </w:p>
+    <w:p>
+      <w:pPr>
+        <w:rPr>
+          <w:sz w:val="24"/>
+          <w:szCs w:val="24"/>
+        </w:rPr>
+      </w:pPr>
+    </w:p>
+    <w:p>
+      <w:pPr>
+        <w:rPr>
+          <w:sz w:val="24"/>
+          <w:szCs w:val="24"/>
+        </w:rPr>
+      </w:pPr>
+    </w:p>
+    <w:p>
+      <w:pPr>
+        <w:rPr>
+          <w:sz w:val="24"/>
+          <w:szCs w:val="24"/>
+        </w:rPr>
+      </w:pPr>
+    </w:p>
+    <w:p>
+      <w:pPr>
+        <w:rPr>
+          <w:sz w:val="24"/>
+          <w:szCs w:val="24"/>
+        </w:rPr>
+      </w:pPr>
+    </w:p>
+    <w:p>
+      <w:pPr>
+        <w:rPr>
+          <w:sz w:val="24"/>
+          <w:szCs w:val="24"/>
+        </w:rPr>
+      </w:pPr>
+    </w:p>
+    <w:p>
+      <w:pPr>
+        <w:rPr>
+          <w:sz w:val="24"/>
+          <w:szCs w:val="24"/>
+        </w:rPr>
+      </w:pPr>
+    </w:p>
+    <w:p>
+      <w:pPr>
+        <w:rPr>
+          <w:sz w:val="24"/>
+          <w:szCs w:val="24"/>
+        </w:rPr>
+      </w:pPr>
+    </w:p>
+    <w:p>
+      <w:pPr>
+        <w:rPr>
+          <w:sz w:val="24"/>
+          <w:szCs w:val="24"/>
+        </w:rPr>
+      </w:pPr>
+    </w:p>
+    <w:p>
+      <w:pPr>
+        <w:rPr>
+          <w:sz w:val="24"/>
+          <w:szCs w:val="24"/>
+        </w:rPr>
+      </w:pPr>
+    </w:p>
+    <w:p>
+      <w:r>
+        <w:br w:type="page"/>
+      </w:r>
+    </w:p>
+    <w:p>
+      <w:pPr>
+        <w:jc w:val="both"/>
+        <w:rPr>
+          <w:sz w:val="32"/>
+          <w:szCs w:val="32"/>
+          <w:lang w:val="fr-FR"/>
+        </w:rPr>
+      </w:pPr>
+      <w:r>
+        <w:rPr>
+          <w:sz w:val="32"/>
+          <w:szCs w:val="32"/>
+          <w:lang w:val="fr-FR"/>
+        </w:rPr>
+        <w:t>Titel:</w:t>
+      </w:r>
+      <w:r>
+        <w:rPr>
+          <w:sz w:val="32"/>
+          <w:szCs w:val="32"/>
+          <w:lang w:val="fr-FR"/>
+        </w:rPr>
+        <w:t xml:space="preserve"> </w:t>
+      </w:r>
+      <w:r>
+        <w:rPr>
+          <w:sz w:val="32"/>
+          <w:szCs w:val="32"/>
+          <w:lang w:val="fr-FR"/>
+        </w:rPr>
+        <w:t>etophia</w:t>
+      </w:r>
+    </w:p>
+    <w:p>
+      <w:pPr>
+        <w:jc w:val="both"/>
+        <w:rPr>
+          <w:sz w:val="32"/>
+          <w:szCs w:val="32"/>
+          <w:lang w:val="fr-FR"/>
+        </w:rPr>
+      </w:pPr>
+      <w:r>
+        <w:rPr>
+          <w:sz w:val="32"/>
+          <w:szCs w:val="32"/>
+          <w:lang w:val="fr-FR"/>
+        </w:rPr>
+        <w:t>Tekst:</w:t>
+      </w:r>
+      <w:r>
+        <w:rPr>
+          <w:sz w:val="32"/>
+          <w:szCs w:val="32"/>
+          <w:lang w:val="fr-FR"/>
+        </w:rPr>
+        <w:t xml:space="preserve"> </w:t>
+      </w:r>
+      <w:r>
+        <w:rPr>
+          <w:sz w:val="32"/>
+          <w:szCs w:val="32"/>
+          <w:lang w:val="fr-FR"/>
+        </w:rPr>
+        <w:t>voetbal</w:t>
+      </w:r>
+    </w:p>
+    <w:p>
+      <w:pPr>
+        <w:jc w:val="both"/>
+        <w:rPr>
+          <w:sz w:val="32"/>
+          <w:szCs w:val="32"/>
+          <w:lang w:val="fr-FR"/>
+        </w:rPr>
+      </w:pPr>
+    </w:p>
+    <w:p>
+      <w:pPr>
+        <w:jc w:val="both"/>
+        <w:rPr>
+          <w:sz w:val="32"/>
+          <w:szCs w:val="32"/>
+          <w:lang w:val="fr-FR"/>
+        </w:rPr>
+      </w:pPr>
+    </w:p>
+    <w:p>
+      <w:pPr>
+        <w:jc w:val="both"/>
+        <w:rPr>
+          <w:sz w:val="32"/>
+          <w:szCs w:val="32"/>
+          <w:lang w:val="fr-FR"/>
+        </w:rPr>
+      </w:pPr>
+    </w:p>
+    <w:p>
+      <w:pPr>
+        <w:jc w:val="both"/>
+        <w:rPr>
+          <w:sz w:val="32"/>
+          <w:szCs w:val="32"/>
+          <w:lang w:val="fr-FR"/>
+        </w:rPr>
+      </w:pPr>
+      <w:r>
+        <w:rPr>
+          <w:sz w:val="32"/>
+          <w:szCs w:val="32"/>
+          <w:lang w:val="fr-FR"/>
+        </w:rPr>
+        <w:t>Foto:</w:t>
+      </w:r>
+      <w:r>
+        <w:rPr>
+          <w:noProof/>
+          <w:sz w:val="32"/>
+          <w:szCs w:val="32"/>
+          <w:lang w:val="fr-FR"/>
+        </w:rPr>
+        <w:drawing>
+          <wp:inline distT="0" distB="0" distL="0" distR="0" wp14:anchorId="62808C10" wp14:editId="3B926559">
+            <wp:extent cx="5760720" cy="4474210"/>
+            <wp:effectExtent l="0" t="0" r="0" b="2540"/>
+            <wp:docPr id="4" name="Afbeelding 1"/>
+            <wp:cNvGraphicFramePr>
+              <a:graphicFrameLocks xmlns:a="http://schemas.openxmlformats.org/drawingml/2006/main" noChangeAspect="1"/>
+            </wp:cNvGraphicFramePr>
+            <a:graphic xmlns:a="http://schemas.openxmlformats.org/drawingml/2006/main">
+              <a:graphicData uri="http://schemas.openxmlformats.org/drawingml/2006/picture">
+                <pic:pic xmlns:pic="http://schemas.openxmlformats.org/drawingml/2006/picture">
+                  <pic:nvPicPr>
+                    <pic:cNvPr id="4" name="Afbeelding 766304448"/>
+                    <pic:cNvPicPr/>
+                  </pic:nvPicPr>
+                  <pic:blipFill>
+                    <a:blip r:embed="rId13">
+                      <a:extLst>
+                        <a:ext uri="{28A0092B-C50C-407E-A947-70E740481C1C}">
+                          <a14:useLocalDpi xmlns:a14="http://schemas.microsoft.com/office/drawing/2010/main" val="0"/>
+                        </a:ext>
+                        <a:ext uri="{837473B0-CC2E-450A-ABE3-18F120FF3D39}">
+                          <a1611:picAttrSrcUrl xmlns:a1611="http://schemas.microsoft.com/office/drawing/2016/11/main" r:id="rId12"/>
+                        </a:ext>
+                      </a:extLst>
+                    </a:blip>
+                    <a:stretch>
+                      <a:fillRect/>
+                    </a:stretch>
+                  </pic:blipFill>
+                  <pic:spPr>
+                    <a:xfrm>
+                      <a:off x="0" y="0"/>
+                      <a:ext cx="5760720" cy="4474210"/>
+                    </a:xfrm>
+                    <a:prstGeom prst="rect">
+                      <a:avLst/>
+                    </a:prstGeom>
+                  </pic:spPr>
+                </pic:pic>
+              </a:graphicData>
+            </a:graphic>
+          </wp:inline>
+        </w:drawing>
+      </w:r>
+    </w:p>
+    <w:p>
+      <w:pPr>
+        <w:jc w:val="both"/>
+        <w:rPr>
+          <w:sz w:val="32"/>
+          <w:szCs w:val="32"/>
+          <w:lang w:val="fr-FR"/>
+        </w:rPr>
+      </w:pPr>
+    </w:p>
+    <w:p>
+      <w:pPr>
+        <w:jc w:val="both"/>
+        <w:rPr>
+          <w:sz w:val="32"/>
+          <w:szCs w:val="32"/>
+          <w:lang w:val="fr-FR"/>
+        </w:rPr>
+      </w:pPr>
+    </w:p>
+    <w:p>
+      <w:pPr>
+        <w:jc w:val="both"/>
+        <w:rPr>
+          <w:sz w:val="32"/>
+          <w:szCs w:val="32"/>
+          <w:lang w:val="fr-FR"/>
+        </w:rPr>
+      </w:pPr>
+    </w:p>
+    <w:p>
+      <w:pPr>
+        <w:jc w:val="both"/>
+        <w:rPr>
+          <w:sz w:val="32"/>
+          <w:szCs w:val="32"/>
+          <w:lang w:val="fr-FR"/>
+        </w:rPr>
+      </w:pPr>
+      <w:r>
+        <w:rPr>
+          <w:sz w:val="32"/>
+          <w:szCs w:val="32"/>
+          <w:lang w:val="fr-FR"/>
+        </w:rPr>
+        <w:t>Naam:</w:t>
+      </w:r>
+      <w:r>
+        <w:rPr>
+          <w:sz w:val="32"/>
+          <w:szCs w:val="32"/>
+          <w:lang w:val="fr-FR"/>
+        </w:rPr>
+        <w:t xml:space="preserve"> </w:t>
+      </w:r>
+      <w:r>
+        <w:rPr>
+          <w:sz w:val="32"/>
+          <w:szCs w:val="32"/>
+          <w:lang w:val="fr-FR"/>
+        </w:rPr>
+        <w:t xml:space="preserve">dafti </w:t>
+      </w:r>
+    </w:p>
+    <w:p>
+      <w:pPr>
+        <w:rPr>
+          <w:sz w:val="32"/>
+          <w:szCs w:val="32"/>
+        </w:rPr>
+      </w:pPr>
+      <w:r>
+        <w:rPr>
+          <w:sz w:val="32"/>
+          <w:szCs w:val="32"/>
+        </w:rPr>
+        <w:t>Klaar!</w:t>
+      </w:r>
+    </w:p>
+    <w:p>
+      <w:pPr>
+        <w:rPr>
+          <w:sz w:val="24"/>
+          <w:szCs w:val="24"/>
+        </w:rPr>
+      </w:pPr>
+    </w:p>
+    <w:p>
+      <w:r>
+        <w:br w:type="page"/>
+      </w:r>
+    </w:p>
+    <w:p>
+      <w:pPr>
+        <w:rPr>
+          <w:sz w:val="32"/>
+          <w:szCs w:val="32"/>
+        </w:rPr>
+      </w:pPr>
+      <w:r>
+        <w:rPr>
+          <w:sz w:val="32"/>
+          <w:szCs w:val="32"/>
+        </w:rPr>
+        <w:t>Titel:</w:t>
+      </w:r>
+      <w:r>
+        <w:rPr>
+          <w:sz w:val="32"/>
+          <w:szCs w:val="32"/>
+        </w:rPr>
+        <w:t xml:space="preserve"> </w:t>
+      </w:r>
+      <w:r>
+        <w:rPr>
+          <w:sz w:val="32"/>
+          <w:szCs w:val="32"/>
+        </w:rPr>
+        <w:t>spor</w:t>
+      </w:r>
+      <w:r>
+        <w:rPr>
+          <w:sz w:val="32"/>
+          <w:szCs w:val="32"/>
+        </w:rPr>
+        <w:t>t</w:t>
+      </w:r>
+    </w:p>
+    <w:p>
+      <w:pPr>
+        <w:rPr>
+          <w:sz w:val="32"/>
+          <w:szCs w:val="32"/>
+        </w:rPr>
+      </w:pPr>
+      <w:r>
+        <w:rPr>
+          <w:sz w:val="32"/>
+          <w:szCs w:val="32"/>
+        </w:rPr>
+        <w:t>Tekst:</w:t>
+      </w:r>
+      <w:r>
+        <w:rPr>
+          <w:sz w:val="32"/>
+          <w:szCs w:val="32"/>
+        </w:rPr>
+        <w:t xml:space="preserve"> </w:t>
+      </w:r>
+      <w:r>
+        <w:rPr>
+          <w:sz w:val="32"/>
+          <w:szCs w:val="32"/>
+        </w:rPr>
+        <w:t>I</w:t>
+      </w:r>
+      <w:r>
+        <w:rPr>
+          <w:sz w:val="32"/>
+          <w:szCs w:val="32"/>
+        </w:rPr>
+        <w:t>k hou van sport.</w:t>
+      </w:r>
+      <w:r>
+        <w:rPr>
+          <w:sz w:val="32"/>
+          <w:szCs w:val="32"/>
+        </w:rPr>
+        <w:t xml:space="preserve"> </w:t>
+      </w:r>
+      <w:r>
+        <w:rPr>
+          <w:sz w:val="32"/>
+          <w:szCs w:val="32"/>
+        </w:rPr>
+        <w:t>I</w:t>
+      </w:r>
+      <w:r>
+        <w:rPr>
+          <w:sz w:val="32"/>
+          <w:szCs w:val="32"/>
+        </w:rPr>
+        <w:t xml:space="preserve">k kom uit </w:t>
+      </w:r>
+      <w:r>
+        <w:rPr>
+          <w:sz w:val="32"/>
+          <w:szCs w:val="32"/>
+        </w:rPr>
+        <w:t>kurd</w:t>
+      </w:r>
+      <w:r>
+        <w:rPr>
+          <w:sz w:val="32"/>
+          <w:szCs w:val="32"/>
+        </w:rPr>
+        <w:t>i</w:t>
+      </w:r>
+      <w:r>
+        <w:rPr>
+          <w:sz w:val="32"/>
+          <w:szCs w:val="32"/>
+        </w:rPr>
+        <w:t>st</w:t>
+      </w:r>
+      <w:r>
+        <w:rPr>
+          <w:sz w:val="32"/>
+          <w:szCs w:val="32"/>
+        </w:rPr>
+        <w:t>a</w:t>
+      </w:r>
+      <w:r>
+        <w:rPr>
+          <w:sz w:val="32"/>
+          <w:szCs w:val="32"/>
+        </w:rPr>
+        <w:t>n</w:t>
+      </w:r>
+    </w:p>
+    <w:p>
+      <w:pPr>
+        <w:rPr>
+          <w:sz w:val="32"/>
+          <w:szCs w:val="32"/>
+        </w:rPr>
+      </w:pPr>
+    </w:p>
+    <w:p>
+      <w:pPr>
+        <w:tabs>
+          <w:tab w:val="left" w:pos="3040"/>
+        </w:tabs>
+        <w:rPr>
+          <w:sz w:val="32"/>
+          <w:szCs w:val="32"/>
+        </w:rPr>
+      </w:pPr>
+    </w:p>
+    <w:p>
+      <w:pPr>
+        <w:tabs>
+          <w:tab w:val="left" w:pos="3040"/>
+        </w:tabs>
+        <w:rPr>
+          <w:sz w:val="32"/>
+          <w:szCs w:val="32"/>
+        </w:rPr>
+      </w:pPr>
+      <w:r>
+        <w:rPr>
+          <w:noProof/>
+        </w:rPr>
+        <w:drawing>
+          <wp:anchor distT="0" distB="0" distL="114300" distR="114300" simplePos="0" relativeHeight="251659264" behindDoc="0" locked="0" layoutInCell="1" allowOverlap="1" wp14:anchorId="20395553" wp14:editId="7FF788AE">
+            <wp:simplePos x="0" y="0"/>
+            <wp:positionH relativeFrom="margin">
+              <wp:align>left</wp:align>
+            </wp:positionH>
+            <wp:positionV relativeFrom="paragraph">
+              <wp:posOffset>246380</wp:posOffset>
+            </wp:positionV>
+            <wp:extent cx="4762500" cy="3562350"/>
+            <wp:effectExtent l="0" t="0" r="0" b="0"/>
+            <wp:wrapNone/>
+            <wp:docPr id="5" name="Afbeelding 1"/>
+            <wp:cNvGraphicFramePr>
+              <a:graphicFrameLocks xmlns:a="http://schemas.openxmlformats.org/drawingml/2006/main" noChangeAspect="1"/>
+            </wp:cNvGraphicFramePr>
+            <a:graphic xmlns:a="http://schemas.openxmlformats.org/drawingml/2006/main">
+              <a:graphicData uri="http://schemas.openxmlformats.org/drawingml/2006/picture">
+                <pic:pic xmlns:pic="http://schemas.openxmlformats.org/drawingml/2006/picture">
+                  <pic:nvPicPr>
+                    <pic:cNvPr id="5" name="Afbeelding 1"/>
+                    <pic:cNvPicPr>
+                      <a:picLocks noChangeAspect="1"/>
+                    </pic:cNvPicPr>
+                  </pic:nvPicPr>
+                  <pic:blipFill>
+                    <a:blip r:embed="rId15">
+                      <a:extLst>
+                        <a:ext uri="{28A0092B-C50C-407E-A947-70E740481C1C}">
+                          <a14:useLocalDpi xmlns:a14="http://schemas.microsoft.com/office/drawing/2010/main" val="0"/>
+                        </a:ext>
+                        <a:ext uri="{837473B0-CC2E-450A-ABE3-18F120FF3D39}">
+                          <a1611:picAttrSrcUrl xmlns:a1611="http://schemas.microsoft.com/office/drawing/2016/11/main" r:id="rId14"/>
+                        </a:ext>
+                      </a:extLst>
+                    </a:blip>
+                    <a:stretch>
+                      <a:fillRect/>
+                    </a:stretch>
+                  </pic:blipFill>
+                  <pic:spPr>
+                    <a:xfrm>
+                      <a:off x="0" y="0"/>
+                      <a:ext cx="4762500" cy="3562350"/>
+                    </a:xfrm>
+                    <a:prstGeom prst="rect">
+                      <a:avLst/>
+                    </a:prstGeom>
+                  </pic:spPr>
+                </pic:pic>
+              </a:graphicData>
+            </a:graphic>
+          </wp:anchor>
+        </w:drawing>
+      </w:r>
+      <w:r>
+        <w:rPr>
+          <w:sz w:val="32"/>
+          <w:szCs w:val="32"/>
+        </w:rPr>
+        <w:t xml:space="preserve">Foto: </w:t>
+      </w:r>
+    </w:p>
+    <w:p>
+      <w:pPr>
+        <w:tabs>
+          <w:tab w:val="left" w:pos="3040"/>
+        </w:tabs>
+        <w:rPr>
+          <w:sz w:val="18"/>
+          <w:szCs w:val="18"/>
+        </w:rPr>
+      </w:pPr>
+    </w:p>
+    <w:p>
+      <w:pPr>
+        <w:tabs>
+          <w:tab w:val="left" w:pos="3040"/>
+        </w:tabs>
+        <w:rPr>
+          <w:sz w:val="32"/>
+          <w:szCs w:val="32"/>
+        </w:rPr>
+      </w:pPr>
+      <w:r>
+        <w:rPr>
+          <w:sz w:val="32"/>
+          <w:szCs w:val="32"/>
+        </w:rPr>
+        <w:tab/>
+      </w:r>
+    </w:p>
+    <w:p>
+      <w:pPr>
+        <w:rPr>
+          <w:sz w:val="32"/>
+          <w:szCs w:val="32"/>
+        </w:rPr>
+      </w:pPr>
+    </w:p>
+    <w:p>
+      <w:pPr>
+        <w:rPr>
+          <w:sz w:val="32"/>
+          <w:szCs w:val="32"/>
+        </w:rPr>
+      </w:pPr>
+    </w:p>
+    <w:p>
+      <w:pPr>
+        <w:rPr>
+          <w:sz w:val="32"/>
+          <w:szCs w:val="32"/>
+        </w:rPr>
+      </w:pPr>
+    </w:p>
+    <w:p>
+      <w:pPr>
+        <w:rPr>
+          <w:sz w:val="32"/>
+          <w:szCs w:val="32"/>
+        </w:rPr>
+      </w:pPr>
+    </w:p>
+    <w:p>
+      <w:pPr>
+        <w:rPr>
+          <w:sz w:val="32"/>
+          <w:szCs w:val="32"/>
+        </w:rPr>
+      </w:pPr>
+    </w:p>
+    <w:p>
+      <w:pPr>
+        <w:rPr>
+          <w:sz w:val="32"/>
+          <w:szCs w:val="32"/>
+        </w:rPr>
+      </w:pPr>
+    </w:p>
+    <w:p>
+      <w:pPr>
+        <w:rPr>
+          <w:sz w:val="32"/>
+          <w:szCs w:val="32"/>
+        </w:rPr>
+      </w:pPr>
+    </w:p>
+    <w:p>
+      <w:pPr>
+        <w:rPr>
+          <w:sz w:val="32"/>
+          <w:szCs w:val="32"/>
+        </w:rPr>
+      </w:pPr>
+    </w:p>
+    <w:p>
+      <w:pPr>
+        <w:rPr>
+          <w:sz w:val="32"/>
+          <w:szCs w:val="32"/>
+        </w:rPr>
+      </w:pPr>
+      <w:r>
+        <w:rPr>
+          <w:sz w:val="32"/>
+          <w:szCs w:val="32"/>
+        </w:rPr>
+        <w:t>Naam:</w:t>
+      </w:r>
+      <w:r>
+        <w:rPr>
+          <w:sz w:val="32"/>
+          <w:szCs w:val="32"/>
+        </w:rPr>
+        <w:t xml:space="preserve"> </w:t>
+      </w:r>
+      <w:r>
+        <w:rPr>
+          <w:sz w:val="32"/>
+          <w:szCs w:val="32"/>
+        </w:rPr>
+        <w:t>Dalal.A1C</w:t>
+      </w:r>
+    </w:p>
+    <w:p>
+      <w:pPr>
+        <w:rPr>
+          <w:sz w:val="32"/>
+          <w:szCs w:val="32"/>
+        </w:rPr>
+      </w:pPr>
+      <w:r>
+        <w:rPr>
+          <w:sz w:val="32"/>
+          <w:szCs w:val="32"/>
+        </w:rPr>
+        <w:t>Klaar!</w:t>
+      </w:r>
+    </w:p>
+    <w:p>
+      <w:pPr>
+        <w:rPr>
+          <w:sz w:val="24"/>
+          <w:szCs w:val="24"/>
+        </w:rPr>
+      </w:pPr>
+    </w:p>
+    <w:p>
+      <w:pPr>
+        <w:rPr>
+          <w:sz w:val="24"/>
+          <w:szCs w:val="24"/>
+        </w:rPr>
+      </w:pPr>
+    </w:p>
+    <w:p>
+      <w:pPr>
+        <w:rPr>
+          <w:sz w:val="24"/>
+          <w:szCs w:val="24"/>
+        </w:rPr>
+      </w:pPr>
+    </w:p>
+    <w:p>
+      <w:pPr>
+        <w:rPr>
+          <w:sz w:val="24"/>
+          <w:szCs w:val="24"/>
+        </w:rPr>
+      </w:pPr>
+    </w:p>
+    <w:p>
+      <w:pPr>
+        <w:rPr>
+          <w:sz w:val="24"/>
+          <w:szCs w:val="24"/>
+        </w:rPr>
+      </w:pPr>
+    </w:p>
+    <w:p>
+      <w:pPr>
+        <w:rPr>
+          <w:sz w:val="24"/>
+          <w:szCs w:val="24"/>
+        </w:rPr>
+      </w:pPr>
+    </w:p>
+    <w:p>
+      <w:pPr>
+        <w:rPr>
+          <w:sz w:val="24"/>
+          <w:szCs w:val="24"/>
+        </w:rPr>
+      </w:pPr>
+    </w:p>
+    <w:p>
+      <w:pPr>
+        <w:rPr>
+          <w:sz w:val="24"/>
+          <w:szCs w:val="24"/>
+        </w:rPr>
+      </w:pPr>
+    </w:p>
+    <w:p>
+      <w:pPr>
+        <w:rPr>
+          <w:sz w:val="24"/>
+          <w:szCs w:val="24"/>
+        </w:rPr>
+      </w:pPr>
+    </w:p>
+    <w:p>
+      <w:pPr>
+        <w:rPr>
+          <w:sz w:val="24"/>
+          <w:szCs w:val="24"/>
+        </w:rPr>
+      </w:pPr>
+    </w:p>
+    <w:p>
+      <w:pPr>
+        <w:rPr>
+          <w:sz w:val="24"/>
+          <w:szCs w:val="24"/>
+        </w:rPr>
+      </w:pPr>
+    </w:p>
+    <w:p>
+      <w:pPr>
+        <w:rPr>
+          <w:sz w:val="24"/>
+          <w:szCs w:val="24"/>
+        </w:rPr>
+      </w:pPr>
+    </w:p>
+    <w:p>
+      <w:pPr>
+        <w:rPr>
+          <w:sz w:val="24"/>
+          <w:szCs w:val="24"/>
+        </w:rPr>
+      </w:pPr>
+    </w:p>
+    <w:p>
+      <w:pPr>
+        <w:rPr>
+          <w:sz w:val="24"/>
+          <w:szCs w:val="24"/>
+        </w:rPr>
+      </w:pPr>
+    </w:p>
+    <w:p>
+      <w:pPr>
+        <w:rPr>
+          <w:sz w:val="24"/>
+          <w:szCs w:val="24"/>
+        </w:rPr>
+      </w:pPr>
+    </w:p>
+    <w:p>
+      <w:pPr>
+        <w:rPr>
+          <w:sz w:val="24"/>
+          <w:szCs w:val="24"/>
+        </w:rPr>
+      </w:pPr>
+    </w:p>
+    <w:p>
+      <w:pPr>
+        <w:rPr>
+          <w:sz w:val="24"/>
+          <w:szCs w:val="24"/>
+        </w:rPr>
+      </w:pPr>
+    </w:p>
+    <w:p>
+      <w:pPr>
+        <w:rPr>
+          <w:sz w:val="24"/>
+          <w:szCs w:val="24"/>
+        </w:rPr>
+      </w:pPr>
+    </w:p>
+    <w:p>
+      <w:pPr>
+        <w:rPr>
+          <w:sz w:val="24"/>
+          <w:szCs w:val="24"/>
+        </w:rPr>
+      </w:pPr>
+    </w:p>
+    <w:p>
+      <w:pPr>
+        <w:rPr>
+          <w:sz w:val="24"/>
+          <w:szCs w:val="24"/>
+        </w:rPr>
+      </w:pPr>
+    </w:p>
+    <w:p>
+      <w:r>
+        <w:br w:type="page"/>
+      </w:r>
+    </w:p>
+    <w:p>
+      <w:pPr>
+        <w:rPr>
+          <w:sz w:val="32"/>
+          <w:szCs w:val="32"/>
+        </w:rPr>
+      </w:pPr>
+      <w:r>
+        <w:rPr>
+          <w:sz w:val="32"/>
+          <w:szCs w:val="32"/>
+        </w:rPr>
+        <w:t>Titel:</w:t>
+      </w:r>
+      <w:r>
+        <w:rPr>
+          <w:sz w:val="32"/>
+          <w:szCs w:val="32"/>
+        </w:rPr>
+        <w:t xml:space="preserve"> </w:t>
+      </w:r>
+      <w:r>
+        <w:rPr>
+          <w:sz w:val="32"/>
+          <w:szCs w:val="32"/>
+        </w:rPr>
+        <w:t xml:space="preserve">ik mijn naam </w:t>
+      </w:r>
       <w:proofErr w:type="spellStart"/>
       <w:r>
-        <w:t>Alsu</w:t>
+        <w:rPr>
+          <w:sz w:val="32"/>
+          <w:szCs w:val="32"/>
+        </w:rPr>
+        <w:t>mahad</w:t>
       </w:r>
       <w:proofErr w:type="spellEnd"/>
-    </w:p>
-    <w:p>
-      <w:r>
+      <w:r>
+        <w:rPr>
+          <w:sz w:val="32"/>
+          <w:szCs w:val="32"/>
+        </w:rPr>
+        <w:t>.</w:t>
+      </w:r>
+    </w:p>
+    <w:p>
+      <w:pPr>
+        <w:rPr>
+          <w:sz w:val="32"/>
+          <w:szCs w:val="32"/>
+        </w:rPr>
+      </w:pPr>
+      <w:r>
+        <w:rPr>
+          <w:sz w:val="32"/>
+          <w:szCs w:val="32"/>
+        </w:rPr>
+        <w:t>Tekst:</w:t>
+      </w:r>
+      <w:r>
+        <w:rPr>
+          <w:sz w:val="32"/>
+          <w:szCs w:val="32"/>
+        </w:rPr>
+        <w:t xml:space="preserve"> </w:t>
+      </w:r>
+      <w:r>
+        <w:rPr>
+          <w:sz w:val="32"/>
+          <w:szCs w:val="32"/>
+        </w:rPr>
+        <w:t xml:space="preserve">ik kom uit </w:t>
+      </w:r>
+      <w:proofErr w:type="spellStart"/>
+      <w:r>
+        <w:rPr>
+          <w:sz w:val="32"/>
+          <w:szCs w:val="32"/>
+        </w:rPr>
+        <w:t>somalia</w:t>
+      </w:r>
+      <w:proofErr w:type="spellEnd"/>
+    </w:p>
+    <w:p>
+      <w:pPr>
+        <w:rPr>
+          <w:sz w:val="32"/>
+          <w:szCs w:val="32"/>
+        </w:rPr>
+      </w:pPr>
+    </w:p>
+    <w:p>
+      <w:pPr>
+        <w:rPr>
+          <w:sz w:val="32"/>
+          <w:szCs w:val="32"/>
+        </w:rPr>
+      </w:pPr>
+      <w:r>
+        <w:rPr>
+          <w:sz w:val="32"/>
+          <w:szCs w:val="32"/>
+        </w:rPr>
+        <w:t>Foto:</w:t>
+      </w:r>
+    </w:p>
+    <w:p>
+      <w:pPr>
+        <w:tabs>
+          <w:tab w:val="left" w:pos="3040"/>
+        </w:tabs>
+        <w:rPr>
+          <w:sz w:val="32"/>
+          <w:szCs w:val="32"/>
+        </w:rPr>
+      </w:pPr>
+      <w:r>
+        <w:rPr>
+          <w:noProof/>
+          <w:sz w:val="32"/>
+          <w:szCs w:val="32"/>
+        </w:rPr>
+        <w:drawing>
+          <wp:inline distT="0" distB="0" distL="0" distR="0" wp14:anchorId="1D7392E5" wp14:editId="7255DF55">
+            <wp:extent cx="5278346" cy="2735248"/>
+            <wp:effectExtent l="0" t="0" r="0" b="8255"/>
+            <wp:docPr id="6" name="Afbeelding 1"/>
+            <wp:cNvGraphicFramePr>
+              <a:graphicFrameLocks xmlns:a="http://schemas.openxmlformats.org/drawingml/2006/main" noChangeAspect="1"/>
+            </wp:cNvGraphicFramePr>
+            <a:graphic xmlns:a="http://schemas.openxmlformats.org/drawingml/2006/main">
+              <a:graphicData uri="http://schemas.openxmlformats.org/drawingml/2006/picture">
+                <pic:pic xmlns:pic="http://schemas.openxmlformats.org/drawingml/2006/picture">
+                  <pic:nvPicPr>
+                    <pic:cNvPr id="6" name="Afbeelding 15488284"/>
+                    <pic:cNvPicPr/>
+                  </pic:nvPicPr>
+                  <pic:blipFill>
+                    <a:blip r:embed="rId17" cstate="print">
+                      <a:extLst>
+                        <a:ext uri="{28A0092B-C50C-407E-A947-70E740481C1C}">
+                          <a14:useLocalDpi xmlns:a14="http://schemas.microsoft.com/office/drawing/2010/main" val="0"/>
+                        </a:ext>
+                        <a:ext uri="{837473B0-CC2E-450A-ABE3-18F120FF3D39}">
+                          <a1611:picAttrSrcUrl xmlns:a1611="http://schemas.microsoft.com/office/drawing/2016/11/main" r:id="rId16"/>
+                        </a:ext>
+                      </a:extLst>
+                    </a:blip>
+                    <a:stretch>
+                      <a:fillRect/>
+                    </a:stretch>
+                  </pic:blipFill>
+                  <pic:spPr>
+                    <a:xfrm>
+                      <a:off x="0" y="0"/>
+                      <a:ext cx="5297628" cy="2745240"/>
+                    </a:xfrm>
+                    <a:prstGeom prst="rect">
+                      <a:avLst/>
+                    </a:prstGeom>
+                  </pic:spPr>
+                </pic:pic>
+              </a:graphicData>
+            </a:graphic>
+          </wp:inline>
+        </w:drawing>
+      </w:r>
+    </w:p>
+    <w:p>
+      <w:pPr>
+        <w:rPr>
+          <w:sz w:val="32"/>
+          <w:szCs w:val="32"/>
+        </w:rPr>
+      </w:pPr>
+    </w:p>
+    <w:p>
+      <w:pPr>
+        <w:rPr>
+          <w:sz w:val="32"/>
+          <w:szCs w:val="32"/>
+        </w:rPr>
+      </w:pPr>
+      <w:r>
+        <w:rPr>
+          <w:sz w:val="32"/>
+          <w:szCs w:val="32"/>
+        </w:rPr>
+        <w:t>Naam:</w:t>
+      </w:r>
+      <w:r>
+        <w:rPr>
+          <w:sz w:val="32"/>
+          <w:szCs w:val="32"/>
+        </w:rPr>
+        <w:t xml:space="preserve"> </w:t>
+      </w:r>
+      <w:r>
+        <w:rPr>
+          <w:sz w:val="32"/>
+          <w:szCs w:val="32"/>
+        </w:rPr>
+        <w:t xml:space="preserve">mijn naam </w:t>
+      </w:r>
+      <w:proofErr w:type="spellStart"/>
+      <w:r>
+        <w:rPr>
+          <w:sz w:val="32"/>
+          <w:szCs w:val="32"/>
+        </w:rPr>
+        <w:t>mahad</w:t>
+      </w:r>
+      <w:proofErr w:type="spellEnd"/>
+    </w:p>
+    <w:p>
+      <w:pPr>
+        <w:rPr>
+          <w:sz w:val="32"/>
+          <w:szCs w:val="32"/>
+        </w:rPr>
+      </w:pPr>
+      <w:r>
+        <w:rPr>
+          <w:sz w:val="32"/>
+          <w:szCs w:val="32"/>
+        </w:rPr>
         <w:t>Klaar!</w:t>
       </w:r>
     </w:p>
-    <w:p/>
-    <w:p/>
+    <w:p>
+      <w:pPr>
+        <w:rPr>
+          <w:sz w:val="24"/>
+          <w:szCs w:val="24"/>
+        </w:rPr>
+      </w:pPr>
+    </w:p>
+    <w:p>
+      <w:pPr>
+        <w:rPr>
+          <w:sz w:val="24"/>
+          <w:szCs w:val="24"/>
+        </w:rPr>
+      </w:pPr>
+    </w:p>
+    <w:p>
+      <w:pPr>
+        <w:rPr>
+          <w:sz w:val="24"/>
+          <w:szCs w:val="24"/>
+        </w:rPr>
+      </w:pPr>
+    </w:p>
+    <w:p>
+      <w:pPr>
+        <w:rPr>
+          <w:sz w:val="24"/>
+          <w:szCs w:val="24"/>
+        </w:rPr>
+      </w:pPr>
+    </w:p>
+    <w:p>
+      <w:pPr>
+        <w:rPr>
+          <w:sz w:val="24"/>
+          <w:szCs w:val="24"/>
+        </w:rPr>
+      </w:pPr>
+    </w:p>
+    <w:p>
+      <w:pPr>
+        <w:rPr>
+          <w:sz w:val="24"/>
+          <w:szCs w:val="24"/>
+        </w:rPr>
+      </w:pPr>
+    </w:p>
+    <w:p>
+      <w:pPr>
+        <w:rPr>
+          <w:sz w:val="24"/>
+          <w:szCs w:val="24"/>
+        </w:rPr>
+      </w:pPr>
+    </w:p>
+    <w:p>
+      <w:pPr>
+        <w:rPr>
+          <w:sz w:val="24"/>
+          <w:szCs w:val="24"/>
+        </w:rPr>
+      </w:pPr>
+    </w:p>
+    <w:p>
+      <w:pPr>
+        <w:rPr>
+          <w:sz w:val="24"/>
+          <w:szCs w:val="24"/>
+        </w:rPr>
+      </w:pPr>
+    </w:p>
+    <w:p>
+      <w:pPr>
+        <w:rPr>
+          <w:sz w:val="24"/>
+          <w:szCs w:val="24"/>
+        </w:rPr>
+      </w:pPr>
+    </w:p>
+    <w:p>
+      <w:pPr>
+        <w:rPr>
+          <w:sz w:val="24"/>
+          <w:szCs w:val="24"/>
+        </w:rPr>
+      </w:pPr>
+    </w:p>
+    <w:p>
+      <w:pPr>
+        <w:rPr>
+          <w:sz w:val="24"/>
+          <w:szCs w:val="24"/>
+        </w:rPr>
+      </w:pPr>
+    </w:p>
+    <w:p>
+      <w:pPr>
+        <w:rPr>
+          <w:sz w:val="24"/>
+          <w:szCs w:val="24"/>
+        </w:rPr>
+      </w:pPr>
+    </w:p>
+    <w:p>
+      <w:pPr>
+        <w:rPr>
+          <w:sz w:val="24"/>
+          <w:szCs w:val="24"/>
+        </w:rPr>
+      </w:pPr>
+    </w:p>
+    <w:p>
+      <w:pPr>
+        <w:rPr>
+          <w:sz w:val="24"/>
+          <w:szCs w:val="24"/>
+        </w:rPr>
+      </w:pPr>
+    </w:p>
+    <w:p>
+      <w:pPr>
+        <w:rPr>
+          <w:sz w:val="24"/>
+          <w:szCs w:val="24"/>
+        </w:rPr>
+      </w:pPr>
+    </w:p>
+    <w:p>
+      <w:pPr>
+        <w:rPr>
+          <w:sz w:val="24"/>
+          <w:szCs w:val="24"/>
+        </w:rPr>
+      </w:pPr>
+    </w:p>
+    <w:p>
+      <w:pPr>
+        <w:rPr>
+          <w:sz w:val="24"/>
+          <w:szCs w:val="24"/>
+        </w:rPr>
+      </w:pPr>
+    </w:p>
+    <w:p>
+      <w:pPr>
+        <w:rPr>
+          <w:sz w:val="24"/>
+          <w:szCs w:val="24"/>
+        </w:rPr>
+      </w:pPr>
+    </w:p>
+    <w:p>
+      <w:r>
+        <w:br w:type="page"/>
+      </w:r>
+    </w:p>
+    <w:p>
+      <w:pPr>
+        <w:rPr>
+          <w:sz w:val="32"/>
+          <w:szCs w:val="32"/>
+        </w:rPr>
+      </w:pPr>
+      <w:r>
+        <w:rPr>
+          <w:sz w:val="32"/>
+          <w:szCs w:val="32"/>
+        </w:rPr>
+        <w:t>Titel:</w:t>
+      </w:r>
+      <w:r>
+        <w:rPr>
+          <w:sz w:val="32"/>
+          <w:szCs w:val="32"/>
+        </w:rPr>
+        <w:t xml:space="preserve"> </w:t>
+      </w:r>
+      <w:proofErr w:type="spellStart"/>
+      <w:r>
+        <w:rPr>
+          <w:sz w:val="32"/>
+          <w:szCs w:val="32"/>
+        </w:rPr>
+        <w:t>syrie</w:t>
+      </w:r>
+      <w:proofErr w:type="spellEnd"/>
+    </w:p>
+    <w:p>
+      <w:pPr>
+        <w:rPr>
+          <w:sz w:val="32"/>
+          <w:szCs w:val="32"/>
+        </w:rPr>
+      </w:pPr>
+      <w:r>
+        <w:rPr>
+          <w:sz w:val="32"/>
+          <w:szCs w:val="32"/>
+        </w:rPr>
+        <w:t>Tekst:</w:t>
+      </w:r>
+      <w:r>
+        <w:rPr>
+          <w:sz w:val="32"/>
+          <w:szCs w:val="32"/>
+        </w:rPr>
+        <w:t xml:space="preserve"> </w:t>
+      </w:r>
+      <w:r>
+        <w:rPr>
+          <w:sz w:val="32"/>
+          <w:szCs w:val="32"/>
+        </w:rPr>
+        <w:t xml:space="preserve">ik ben </w:t>
+      </w:r>
+      <w:proofErr w:type="spellStart"/>
+      <w:r>
+        <w:rPr>
+          <w:sz w:val="32"/>
+          <w:szCs w:val="32"/>
+        </w:rPr>
+        <w:t>m</w:t>
+      </w:r>
+      <w:r>
+        <w:rPr>
+          <w:sz w:val="32"/>
+          <w:szCs w:val="32"/>
+        </w:rPr>
+        <w:t>a</w:t>
+      </w:r>
+      <w:r>
+        <w:rPr>
+          <w:sz w:val="32"/>
+          <w:szCs w:val="32"/>
+        </w:rPr>
+        <w:t>ya</w:t>
+      </w:r>
+      <w:proofErr w:type="spellEnd"/>
+      <w:r>
+        <w:rPr>
+          <w:sz w:val="32"/>
+          <w:szCs w:val="32"/>
+        </w:rPr>
+        <w:t>.</w:t>
+      </w:r>
+      <w:r>
+        <w:rPr>
+          <w:sz w:val="32"/>
+          <w:szCs w:val="32"/>
+        </w:rPr>
+        <w:t xml:space="preserve"> lk hou van </w:t>
+      </w:r>
+      <w:proofErr w:type="spellStart"/>
+      <w:r>
+        <w:rPr>
+          <w:sz w:val="32"/>
+          <w:szCs w:val="32"/>
+        </w:rPr>
+        <w:t>syri</w:t>
+      </w:r>
+      <w:r>
+        <w:rPr>
+          <w:sz w:val="32"/>
+          <w:szCs w:val="32"/>
+        </w:rPr>
+        <w:t>e</w:t>
+      </w:r>
+      <w:proofErr w:type="spellEnd"/>
+      <w:r>
+        <w:rPr>
+          <w:sz w:val="32"/>
+          <w:szCs w:val="32"/>
+        </w:rPr>
+        <w:t xml:space="preserve">. Ik kom uit </w:t>
+      </w:r>
+      <w:proofErr w:type="spellStart"/>
+      <w:r>
+        <w:rPr>
+          <w:sz w:val="32"/>
+          <w:szCs w:val="32"/>
+        </w:rPr>
+        <w:t>da</w:t>
+      </w:r>
+      <w:r>
+        <w:rPr>
+          <w:sz w:val="32"/>
+          <w:szCs w:val="32"/>
+        </w:rPr>
+        <w:t>mascus</w:t>
+      </w:r>
+      <w:proofErr w:type="spellEnd"/>
+      <w:r>
+        <w:rPr>
+          <w:sz w:val="32"/>
+          <w:szCs w:val="32"/>
+        </w:rPr>
+        <w:t>.</w:t>
+      </w:r>
+    </w:p>
+    <w:p>
+      <w:pPr>
+        <w:rPr>
+          <w:sz w:val="32"/>
+          <w:szCs w:val="32"/>
+        </w:rPr>
+      </w:pPr>
+    </w:p>
+    <w:p>
+      <w:pPr>
+        <w:tabs>
+          <w:tab w:val="left" w:pos="3040"/>
+        </w:tabs>
+        <w:rPr>
+          <w:sz w:val="32"/>
+          <w:szCs w:val="32"/>
+        </w:rPr>
+      </w:pPr>
+    </w:p>
+    <w:p>
+      <w:pPr>
+        <w:tabs>
+          <w:tab w:val="left" w:pos="3040"/>
+        </w:tabs>
+        <w:rPr>
+          <w:sz w:val="32"/>
+          <w:szCs w:val="32"/>
+        </w:rPr>
+      </w:pPr>
+      <w:r>
+        <w:rPr>
+          <w:sz w:val="32"/>
+          <w:szCs w:val="32"/>
+        </w:rPr>
+        <w:t xml:space="preserve">Foto: </w:t>
+      </w:r>
+      <w:r>
+        <w:rPr>
+          <w:sz w:val="32"/>
+          <w:szCs w:val="32"/>
+        </w:rPr>
+        <w:tab/>
+      </w:r>
+    </w:p>
+    <w:p>
+      <w:pPr>
+        <w:rPr>
+          <w:sz w:val="32"/>
+          <w:szCs w:val="32"/>
+        </w:rPr>
+      </w:pPr>
+      <w:r>
+        <w:rPr>
+          <w:noProof/>
+        </w:rPr>
+        <w:drawing>
+          <wp:anchor distT="0" distB="0" distL="114300" distR="114300" simplePos="0" relativeHeight="251659264" behindDoc="0" locked="0" layoutInCell="1" allowOverlap="1" wp14:anchorId="42C14583" wp14:editId="7639DB95">
+            <wp:simplePos x="0" y="0"/>
+            <wp:positionH relativeFrom="margin">
+              <wp:align>left</wp:align>
+            </wp:positionH>
+            <wp:positionV relativeFrom="paragraph">
+              <wp:posOffset>76835</wp:posOffset>
+            </wp:positionV>
+            <wp:extent cx="2400300" cy="2381854"/>
+            <wp:effectExtent l="0" t="0" r="0" b="0"/>
+            <wp:wrapNone/>
+            <wp:docPr id="7" name="Afbeelding 4"/>
+            <wp:cNvGraphicFramePr>
+              <a:graphicFrameLocks xmlns:a="http://schemas.openxmlformats.org/drawingml/2006/main" noChangeAspect="1"/>
+            </wp:cNvGraphicFramePr>
+            <a:graphic xmlns:a="http://schemas.openxmlformats.org/drawingml/2006/main">
+              <a:graphicData uri="http://schemas.openxmlformats.org/drawingml/2006/picture">
+                <pic:pic xmlns:pic="http://schemas.openxmlformats.org/drawingml/2006/picture">
+                  <pic:nvPicPr>
+                    <pic:cNvPr id="7" name="Afbeelding 4"/>
+                    <pic:cNvPicPr>
+                      <a:picLocks noChangeAspect="1"/>
+                    </pic:cNvPicPr>
+                  </pic:nvPicPr>
+                  <pic:blipFill>
+                    <a:blip r:embed="rId19" cstate="print">
+                      <a:extLst>
+                        <a:ext uri="{28A0092B-C50C-407E-A947-70E740481C1C}">
+                          <a14:useLocalDpi xmlns:a14="http://schemas.microsoft.com/office/drawing/2010/main" val="0"/>
+                        </a:ext>
+                        <a:ext uri="{837473B0-CC2E-450A-ABE3-18F120FF3D39}">
+                          <a1611:picAttrSrcUrl xmlns:a1611="http://schemas.microsoft.com/office/drawing/2016/11/main" r:id="rId18"/>
+                        </a:ext>
+                      </a:extLst>
+                    </a:blip>
+                    <a:stretch>
+                      <a:fillRect/>
+                    </a:stretch>
+                  </pic:blipFill>
+                  <pic:spPr>
+                    <a:xfrm>
+                      <a:off x="0" y="0"/>
+                      <a:ext cx="2400300" cy="2381854"/>
+                    </a:xfrm>
+                    <a:prstGeom prst="rect">
+                      <a:avLst/>
+                    </a:prstGeom>
+                  </pic:spPr>
+                </pic:pic>
+              </a:graphicData>
+            </a:graphic>
+          </wp:anchor>
+        </w:drawing>
+      </w:r>
+    </w:p>
+    <w:p>
+      <w:pPr>
+        <w:rPr>
+          <w:sz w:val="32"/>
+          <w:szCs w:val="32"/>
+        </w:rPr>
+      </w:pPr>
+    </w:p>
+    <w:p>
+      <w:pPr>
+        <w:rPr>
+          <w:sz w:val="32"/>
+          <w:szCs w:val="32"/>
+        </w:rPr>
+      </w:pPr>
+    </w:p>
+    <w:p>
+      <w:pPr>
+        <w:rPr>
+          <w:sz w:val="32"/>
+          <w:szCs w:val="32"/>
+        </w:rPr>
+      </w:pPr>
+    </w:p>
+    <w:p>
+      <w:pPr>
+        <w:rPr>
+          <w:sz w:val="32"/>
+          <w:szCs w:val="32"/>
+        </w:rPr>
+      </w:pPr>
+    </w:p>
+    <w:p>
+      <w:pPr>
+        <w:rPr>
+          <w:sz w:val="32"/>
+          <w:szCs w:val="32"/>
+        </w:rPr>
+      </w:pPr>
+    </w:p>
+    <w:p>
+      <w:pPr>
+        <w:rPr>
+          <w:sz w:val="32"/>
+          <w:szCs w:val="32"/>
+        </w:rPr>
+      </w:pPr>
+    </w:p>
+    <w:p>
+      <w:pPr>
+        <w:rPr>
+          <w:sz w:val="32"/>
+          <w:szCs w:val="32"/>
+        </w:rPr>
+      </w:pPr>
+    </w:p>
+    <w:p>
+      <w:pPr>
+        <w:rPr>
+          <w:sz w:val="32"/>
+          <w:szCs w:val="32"/>
+        </w:rPr>
+      </w:pPr>
+    </w:p>
+    <w:p>
+      <w:pPr>
+        <w:rPr>
+          <w:sz w:val="32"/>
+          <w:szCs w:val="32"/>
+        </w:rPr>
+      </w:pPr>
+      <w:r>
+        <w:rPr>
+          <w:sz w:val="32"/>
+          <w:szCs w:val="32"/>
+        </w:rPr>
+        <w:t>Naam:</w:t>
+      </w:r>
+      <w:r>
+        <w:rPr>
+          <w:sz w:val="32"/>
+          <w:szCs w:val="32"/>
+        </w:rPr>
+        <w:t xml:space="preserve"> </w:t>
+      </w:r>
+      <w:proofErr w:type="spellStart"/>
+      <w:r>
+        <w:rPr>
+          <w:sz w:val="32"/>
+          <w:szCs w:val="32"/>
+        </w:rPr>
+        <w:t>maya</w:t>
+      </w:r>
+      <w:proofErr w:type="spellEnd"/>
+    </w:p>
+    <w:p>
+      <w:pPr>
+        <w:rPr>
+          <w:sz w:val="32"/>
+          <w:szCs w:val="32"/>
+        </w:rPr>
+      </w:pPr>
+      <w:r>
+        <w:rPr>
+          <w:sz w:val="32"/>
+          <w:szCs w:val="32"/>
+        </w:rPr>
+        <w:t>Klaar!</w:t>
+      </w:r>
+    </w:p>
+    <w:p>
+      <w:pPr>
+        <w:rPr>
+          <w:sz w:val="24"/>
+          <w:szCs w:val="24"/>
+        </w:rPr>
+      </w:pPr>
+    </w:p>
+    <w:p>
+      <w:pPr>
+        <w:rPr>
+          <w:sz w:val="24"/>
+          <w:szCs w:val="24"/>
+        </w:rPr>
+      </w:pPr>
+    </w:p>
+    <w:p>
+      <w:pPr>
+        <w:rPr>
+          <w:sz w:val="24"/>
+          <w:szCs w:val="24"/>
+        </w:rPr>
+      </w:pPr>
+    </w:p>
+    <w:p>
+      <w:pPr>
+        <w:rPr>
+          <w:sz w:val="24"/>
+          <w:szCs w:val="24"/>
+        </w:rPr>
+      </w:pPr>
+    </w:p>
+    <w:p>
+      <w:pPr>
+        <w:rPr>
+          <w:sz w:val="24"/>
+          <w:szCs w:val="24"/>
+        </w:rPr>
+      </w:pPr>
+    </w:p>
+    <w:p>
+      <w:pPr>
+        <w:rPr>
+          <w:sz w:val="24"/>
+          <w:szCs w:val="24"/>
+        </w:rPr>
+      </w:pPr>
+    </w:p>
+    <w:p>
+      <w:pPr>
+        <w:rPr>
+          <w:sz w:val="24"/>
+          <w:szCs w:val="24"/>
+        </w:rPr>
+      </w:pPr>
+    </w:p>
+    <w:p>
+      <w:pPr>
+        <w:rPr>
+          <w:sz w:val="24"/>
+          <w:szCs w:val="24"/>
+        </w:rPr>
+      </w:pPr>
+    </w:p>
+    <w:p>
+      <w:pPr>
+        <w:rPr>
+          <w:sz w:val="24"/>
+          <w:szCs w:val="24"/>
+        </w:rPr>
+      </w:pPr>
+    </w:p>
+    <w:p>
+      <w:pPr>
+        <w:rPr>
+          <w:sz w:val="24"/>
+          <w:szCs w:val="24"/>
+        </w:rPr>
+      </w:pPr>
+    </w:p>
+    <w:p>
+      <w:pPr>
+        <w:rPr>
+          <w:sz w:val="24"/>
+          <w:szCs w:val="24"/>
+        </w:rPr>
+      </w:pPr>
+    </w:p>
+    <w:p>
+      <w:pPr>
+        <w:rPr>
+          <w:sz w:val="24"/>
+          <w:szCs w:val="24"/>
+        </w:rPr>
+      </w:pPr>
+    </w:p>
+    <w:p>
+      <w:pPr>
+        <w:rPr>
+          <w:sz w:val="24"/>
+          <w:szCs w:val="24"/>
+        </w:rPr>
+      </w:pPr>
+    </w:p>
+    <w:p>
+      <w:pPr>
+        <w:rPr>
+          <w:sz w:val="24"/>
+          <w:szCs w:val="24"/>
+        </w:rPr>
+      </w:pPr>
+    </w:p>
+    <w:p>
+      <w:pPr>
+        <w:rPr>
+          <w:sz w:val="24"/>
+          <w:szCs w:val="24"/>
+        </w:rPr>
+      </w:pPr>
+    </w:p>
+    <w:p>
+      <w:pPr>
+        <w:rPr>
+          <w:sz w:val="24"/>
+          <w:szCs w:val="24"/>
+        </w:rPr>
+      </w:pPr>
+    </w:p>
+    <w:p>
+      <w:pPr>
+        <w:rPr>
+          <w:sz w:val="24"/>
+          <w:szCs w:val="24"/>
+        </w:rPr>
+      </w:pPr>
+    </w:p>
+    <w:p>
+      <w:pPr>
+        <w:rPr>
+          <w:sz w:val="24"/>
+          <w:szCs w:val="24"/>
+        </w:rPr>
+      </w:pPr>
+    </w:p>
+    <w:p>
+      <w:pPr>
+        <w:rPr>
+          <w:sz w:val="24"/>
+          <w:szCs w:val="24"/>
+        </w:rPr>
+      </w:pPr>
+    </w:p>
+    <w:p>
+      <w:pPr>
+        <w:rPr>
+          <w:sz w:val="24"/>
+          <w:szCs w:val="24"/>
+        </w:rPr>
+      </w:pPr>
+    </w:p>
+    <w:p>
+      <w:r>
+        <w:br w:type="page"/>
+      </w:r>
+    </w:p>
+    <w:p>
+      <w:pPr>
+        <w:rPr>
+          <w:sz w:val="32"/>
+          <w:szCs w:val="32"/>
+        </w:rPr>
+      </w:pPr>
+      <w:r>
+        <w:rPr>
+          <w:sz w:val="32"/>
+          <w:szCs w:val="32"/>
+        </w:rPr>
+        <w:t>Titel:</w:t>
+      </w:r>
+      <w:r>
+        <w:rPr>
+          <w:sz w:val="32"/>
+          <w:szCs w:val="32"/>
+        </w:rPr>
+        <w:t xml:space="preserve"> </w:t>
+      </w:r>
+      <w:r>
+        <w:rPr>
+          <w:sz w:val="32"/>
+          <w:szCs w:val="32"/>
+        </w:rPr>
+        <w:t>sport</w:t>
+      </w:r>
+    </w:p>
+    <w:p>
+      <w:pPr>
+        <w:rPr>
+          <w:sz w:val="32"/>
+          <w:szCs w:val="32"/>
+        </w:rPr>
+      </w:pPr>
+      <w:r>
+        <w:rPr>
+          <w:sz w:val="32"/>
+          <w:szCs w:val="32"/>
+        </w:rPr>
+        <w:t>Tekst:</w:t>
+      </w:r>
+      <w:r>
+        <w:rPr>
+          <w:sz w:val="32"/>
+          <w:szCs w:val="32"/>
+        </w:rPr>
+        <w:t xml:space="preserve"> </w:t>
+      </w:r>
+      <w:r>
+        <w:rPr>
+          <w:sz w:val="32"/>
+          <w:szCs w:val="32"/>
+        </w:rPr>
+        <w:t xml:space="preserve">ik kom uit </w:t>
+      </w:r>
+      <w:proofErr w:type="spellStart"/>
+      <w:r>
+        <w:rPr>
+          <w:sz w:val="32"/>
+          <w:szCs w:val="32"/>
+        </w:rPr>
+        <w:t>Afghanestan</w:t>
+      </w:r>
+      <w:proofErr w:type="spellEnd"/>
+      <w:r>
+        <w:rPr>
+          <w:sz w:val="32"/>
+          <w:szCs w:val="32"/>
+        </w:rPr>
+        <w:t xml:space="preserve"> </w:t>
+      </w:r>
+      <w:r>
+        <w:rPr>
+          <w:sz w:val="32"/>
+          <w:szCs w:val="32"/>
+        </w:rPr>
+        <w:t xml:space="preserve"> </w:t>
+      </w:r>
+      <w:r>
+        <w:rPr>
+          <w:sz w:val="32"/>
+          <w:szCs w:val="32"/>
+        </w:rPr>
+        <w:t xml:space="preserve">ik hou van </w:t>
+      </w:r>
+      <w:proofErr w:type="spellStart"/>
+      <w:r>
+        <w:rPr>
+          <w:sz w:val="32"/>
+          <w:szCs w:val="32"/>
+        </w:rPr>
+        <w:t>boxing</w:t>
+      </w:r>
+      <w:proofErr w:type="spellEnd"/>
+    </w:p>
+    <w:p>
+      <w:pPr>
+        <w:rPr>
+          <w:sz w:val="32"/>
+          <w:szCs w:val="32"/>
+        </w:rPr>
+      </w:pPr>
+    </w:p>
+    <w:p>
+      <w:pPr>
+        <w:rPr>
+          <w:sz w:val="32"/>
+          <w:szCs w:val="32"/>
+        </w:rPr>
+      </w:pPr>
+      <w:r>
+        <w:rPr>
+          <w:sz w:val="32"/>
+          <w:szCs w:val="32"/>
+        </w:rPr>
+        <w:t>Foto:</w:t>
+      </w:r>
+    </w:p>
+    <w:p>
+      <w:pPr>
+        <w:rPr>
+          <w:sz w:val="32"/>
+          <w:szCs w:val="32"/>
+        </w:rPr>
+      </w:pPr>
+      <w:r>
+        <w:rPr>
+          <w:noProof/>
+        </w:rPr>
+        <w:drawing>
+          <wp:inline distT="0" distB="0" distL="0" distR="0" wp14:anchorId="44E70EC2" wp14:editId="629BF311">
+            <wp:extent cx="3124200" cy="1616341"/>
+            <wp:effectExtent l="0" t="0" r="0" b="3175"/>
+            <wp:docPr id="8" name="Afbeelding 2"/>
+            <wp:cNvGraphicFramePr>
+              <a:graphicFrameLocks xmlns:a="http://schemas.openxmlformats.org/drawingml/2006/main" noChangeAspect="1"/>
+            </wp:cNvGraphicFramePr>
+            <a:graphic xmlns:a="http://schemas.openxmlformats.org/drawingml/2006/main">
+              <a:graphicData uri="http://schemas.openxmlformats.org/drawingml/2006/picture">
+                <pic:pic xmlns:pic="http://schemas.openxmlformats.org/drawingml/2006/picture">
+                  <pic:nvPicPr>
+                    <pic:cNvPr id="8" name="Afbeelding 2"/>
+                    <pic:cNvPicPr>
+                      <a:picLocks noChangeAspect="1"/>
+                    </pic:cNvPicPr>
+                  </pic:nvPicPr>
+                  <pic:blipFill>
+                    <a:blip r:embed="rId21" cstate="print">
+                      <a:extLst>
+                        <a:ext uri="{28A0092B-C50C-407E-A947-70E740481C1C}">
+                          <a14:useLocalDpi xmlns:a14="http://schemas.microsoft.com/office/drawing/2010/main" val="0"/>
+                        </a:ext>
+                        <a:ext uri="{837473B0-CC2E-450A-ABE3-18F120FF3D39}">
+                          <a1611:picAttrSrcUrl xmlns:a1611="http://schemas.microsoft.com/office/drawing/2016/11/main" r:id="rId20"/>
+                        </a:ext>
+                      </a:extLst>
+                    </a:blip>
+                    <a:stretch>
+                      <a:fillRect/>
+                    </a:stretch>
+                  </pic:blipFill>
+                  <pic:spPr>
+                    <a:xfrm>
+                      <a:off x="0" y="0"/>
+                      <a:ext cx="3124200" cy="1616341"/>
+                    </a:xfrm>
+                    <a:prstGeom prst="rect">
+                      <a:avLst/>
+                    </a:prstGeom>
+                  </pic:spPr>
+                </pic:pic>
+              </a:graphicData>
+            </a:graphic>
+          </wp:inline>
+        </w:drawing>
+      </w:r>
+    </w:p>
+    <w:p>
+      <w:pPr>
+        <w:rPr>
+          <w:sz w:val="32"/>
+          <w:szCs w:val="32"/>
+        </w:rPr>
+      </w:pPr>
+      <w:r>
+        <w:rPr>
+          <w:noProof/>
+        </w:rPr>
+        <w:drawing>
+          <wp:inline distT="0" distB="0" distL="0" distR="0" wp14:anchorId="7B3FBDDC" wp14:editId="01D588B9">
+            <wp:extent cx="5760720" cy="4512310"/>
+            <wp:effectExtent l="228600" t="228600" r="220980" b="231140"/>
+            <wp:docPr id="9" name="Afbeelding 8"/>
+            <wp:cNvGraphicFramePr>
+              <a:graphicFrameLocks xmlns:a="http://schemas.openxmlformats.org/drawingml/2006/main" noChangeAspect="1"/>
+            </wp:cNvGraphicFramePr>
+            <a:graphic xmlns:a="http://schemas.openxmlformats.org/drawingml/2006/main">
+              <a:graphicData uri="http://schemas.openxmlformats.org/drawingml/2006/picture">
+                <pic:pic xmlns:pic="http://schemas.openxmlformats.org/drawingml/2006/picture">
+                  <pic:nvPicPr>
+                    <pic:cNvPr id="9" name="Afbeelding 8"/>
+                    <pic:cNvPicPr>
+                      <a:picLocks noChangeAspect="1"/>
+                    </pic:cNvPicPr>
+                  </pic:nvPicPr>
+                  <pic:blipFill>
+                    <a:blip r:embed="rId23">
+                      <a:extLst>
+                        <a:ext uri="{28A0092B-C50C-407E-A947-70E740481C1C}">
+                          <a14:useLocalDpi xmlns:a14="http://schemas.microsoft.com/office/drawing/2010/main" val="0"/>
+                        </a:ext>
+                        <a:ext uri="{837473B0-CC2E-450A-ABE3-18F120FF3D39}">
+                          <a1611:picAttrSrcUrl xmlns:a1611="http://schemas.microsoft.com/office/drawing/2016/11/main" r:id="rId22"/>
+                        </a:ext>
+                      </a:extLst>
+                    </a:blip>
+                    <a:stretch>
+                      <a:fillRect/>
+                    </a:stretch>
+                  </pic:blipFill>
+                  <pic:spPr>
+                    <a:xfrm>
+                      <a:off x="0" y="0"/>
+                      <a:ext cx="5760720" cy="4512310"/>
+                    </a:xfrm>
+                    <a:prstGeom prst="rect">
+                      <a:avLst/>
+                    </a:prstGeom>
+                    <a:ln w="228600" cap="sq" cmpd="thickThin">
+                      <a:solidFill>
+                        <a:srgbClr val="000000"/>
+                      </a:solidFill>
+                      <a:prstDash val="solid"/>
+                      <a:miter lim="800000"/>
+                    </a:ln>
+                    <a:effectLst>
+                      <a:innerShdw blurRad="76200">
+                        <a:srgbClr val="000000"/>
+                      </a:innerShdw>
+                    </a:effectLst>
+                  </pic:spPr>
+                </pic:pic>
+              </a:graphicData>
+            </a:graphic>
+          </wp:inline>
+        </w:drawing>
+      </w:r>
+    </w:p>
+    <w:p>
+      <w:pPr>
+        <w:rPr>
+          <w:sz w:val="32"/>
+          <w:szCs w:val="32"/>
+        </w:rPr>
+      </w:pPr>
+    </w:p>
+    <w:p>
+      <w:pPr>
+        <w:tabs>
+          <w:tab w:val="left" w:pos="3040"/>
+        </w:tabs>
+        <w:rPr>
+          <w:sz w:val="32"/>
+          <w:szCs w:val="32"/>
+        </w:rPr>
+      </w:pPr>
+    </w:p>
+    <w:p>
+      <w:pPr>
+        <w:tabs>
+          <w:tab w:val="left" w:pos="3040"/>
+        </w:tabs>
+        <w:rPr>
+          <w:sz w:val="32"/>
+          <w:szCs w:val="32"/>
+        </w:rPr>
+      </w:pPr>
+      <w:r>
+        <w:rPr>
+          <w:noProof/>
+        </w:rPr>
+        <w:drawing>
+          <wp:inline distT="0" distB="0" distL="0" distR="0" wp14:anchorId="190A06BC" wp14:editId="718197CC">
+            <wp:extent cx="5760720" cy="3239135"/>
+            <wp:effectExtent l="0" t="0" r="0" b="0"/>
+            <wp:docPr id="10" name="Afbeelding 1"/>
+            <wp:cNvGraphicFramePr>
+              <a:graphicFrameLocks xmlns:a="http://schemas.openxmlformats.org/drawingml/2006/main" noChangeAspect="1"/>
+            </wp:cNvGraphicFramePr>
+            <a:graphic xmlns:a="http://schemas.openxmlformats.org/drawingml/2006/main">
+              <a:graphicData uri="http://schemas.openxmlformats.org/drawingml/2006/picture">
+                <pic:pic xmlns:pic="http://schemas.openxmlformats.org/drawingml/2006/picture">
+                  <pic:nvPicPr>
+                    <pic:cNvPr id="10" name="Afbeelding 1694979353"/>
+                    <pic:cNvPicPr/>
+                  </pic:nvPicPr>
+                  <pic:blipFill>
+                    <a:blip r:embed="rId25" cstate="print">
+                      <a:extLst>
+                        <a:ext uri="{28A0092B-C50C-407E-A947-70E740481C1C}">
+                          <a14:useLocalDpi xmlns:a14="http://schemas.microsoft.com/office/drawing/2010/main" val="0"/>
+                        </a:ext>
+                        <a:ext uri="{837473B0-CC2E-450A-ABE3-18F120FF3D39}">
+                          <a1611:picAttrSrcUrl xmlns:a1611="http://schemas.microsoft.com/office/drawing/2016/11/main" r:id="rId24"/>
+                        </a:ext>
+                      </a:extLst>
+                    </a:blip>
+                    <a:stretch>
+                      <a:fillRect/>
+                    </a:stretch>
+                  </pic:blipFill>
+                  <pic:spPr>
+                    <a:xfrm>
+                      <a:off x="0" y="0"/>
+                      <a:ext cx="5760720" cy="3239135"/>
+                    </a:xfrm>
+                    <a:prstGeom prst="rect">
+                      <a:avLst/>
+                    </a:prstGeom>
+                  </pic:spPr>
+                </pic:pic>
+              </a:graphicData>
+            </a:graphic>
+          </wp:inline>
+        </w:drawing>
+      </w:r>
+      <w:r>
+        <w:tab/>
+      </w:r>
+    </w:p>
+    <w:p>
+      <w:pPr>
+        <w:rPr>
+          <w:sz w:val="32"/>
+          <w:szCs w:val="32"/>
+        </w:rPr>
+      </w:pPr>
+    </w:p>
+    <w:p>
+      <w:pPr>
+        <w:rPr>
+          <w:sz w:val="32"/>
+          <w:szCs w:val="32"/>
+        </w:rPr>
+      </w:pPr>
+    </w:p>
+    <w:p>
+      <w:pPr>
+        <w:rPr>
+          <w:sz w:val="32"/>
+          <w:szCs w:val="32"/>
+        </w:rPr>
+      </w:pPr>
+      <w:r>
+        <w:rPr>
+          <w:sz w:val="32"/>
+          <w:szCs w:val="32"/>
+        </w:rPr>
+        <w:t>Naam:</w:t>
+      </w:r>
+      <w:r>
+        <w:rPr>
+          <w:sz w:val="32"/>
+          <w:szCs w:val="32"/>
+        </w:rPr>
+        <w:t xml:space="preserve"> </w:t>
+      </w:r>
+      <w:r>
+        <w:rPr>
+          <w:sz w:val="32"/>
+          <w:szCs w:val="32"/>
+        </w:rPr>
+        <w:t xml:space="preserve">ik heet </w:t>
+      </w:r>
+      <w:proofErr w:type="spellStart"/>
+      <w:r>
+        <w:rPr>
+          <w:sz w:val="32"/>
+          <w:szCs w:val="32"/>
+        </w:rPr>
+        <w:t>Omid</w:t>
+      </w:r>
+      <w:proofErr w:type="spellEnd"/>
+      <w:r>
+        <w:rPr>
+          <w:sz w:val="32"/>
+          <w:szCs w:val="32"/>
+        </w:rPr>
+        <w:t xml:space="preserve"> </w:t>
+      </w:r>
+      <w:proofErr w:type="spellStart"/>
+      <w:r>
+        <w:rPr>
+          <w:sz w:val="32"/>
+          <w:szCs w:val="32"/>
+        </w:rPr>
+        <w:t>Reza</w:t>
+      </w:r>
+      <w:proofErr w:type="spellEnd"/>
+      <w:r>
+        <w:rPr>
+          <w:sz w:val="32"/>
+          <w:szCs w:val="32"/>
+        </w:rPr>
+        <w:t xml:space="preserve"> .A1c</w:t>
+      </w:r>
+    </w:p>
+    <w:p>
+      <w:pPr>
+        <w:rPr>
+          <w:sz w:val="32"/>
+          <w:szCs w:val="32"/>
+        </w:rPr>
+      </w:pPr>
+      <w:r>
+        <w:rPr>
+          <w:sz w:val="32"/>
+          <w:szCs w:val="32"/>
+        </w:rPr>
+        <w:t>Klaar!</w:t>
+      </w:r>
+    </w:p>
+    <w:p>
+      <w:pPr>
+        <w:rPr>
+          <w:sz w:val="24"/>
+          <w:szCs w:val="24"/>
+        </w:rPr>
+      </w:pPr>
+    </w:p>
+    <w:p>
+      <w:pPr>
+        <w:rPr>
+          <w:sz w:val="24"/>
+          <w:szCs w:val="24"/>
+        </w:rPr>
+      </w:pPr>
+    </w:p>
+    <w:p>
+      <w:pPr>
+        <w:rPr>
+          <w:sz w:val="24"/>
+          <w:szCs w:val="24"/>
+        </w:rPr>
+      </w:pPr>
+    </w:p>
+    <w:p>
+      <w:pPr>
+        <w:rPr>
+          <w:sz w:val="24"/>
+          <w:szCs w:val="24"/>
+        </w:rPr>
+      </w:pPr>
+    </w:p>
+    <w:p>
+      <w:pPr>
+        <w:rPr>
+          <w:sz w:val="24"/>
+          <w:szCs w:val="24"/>
+        </w:rPr>
+      </w:pPr>
+    </w:p>
+    <w:p>
+      <w:pPr>
+        <w:rPr>
+          <w:sz w:val="24"/>
+          <w:szCs w:val="24"/>
+        </w:rPr>
+      </w:pPr>
+    </w:p>
+    <w:p>
+      <w:pPr>
+        <w:rPr>
+          <w:sz w:val="24"/>
+          <w:szCs w:val="24"/>
+        </w:rPr>
+      </w:pPr>
+    </w:p>
+    <w:p>
+      <w:pPr>
+        <w:rPr>
+          <w:sz w:val="24"/>
+          <w:szCs w:val="24"/>
+        </w:rPr>
+      </w:pPr>
+    </w:p>
+    <w:p>
+      <w:pPr>
+        <w:rPr>
+          <w:sz w:val="24"/>
+          <w:szCs w:val="24"/>
+        </w:rPr>
+      </w:pPr>
+    </w:p>
+    <w:p>
+      <w:pPr>
+        <w:rPr>
+          <w:sz w:val="24"/>
+          <w:szCs w:val="24"/>
+        </w:rPr>
+      </w:pPr>
+    </w:p>
+    <w:p>
+      <w:pPr>
+        <w:rPr>
+          <w:sz w:val="24"/>
+          <w:szCs w:val="24"/>
+        </w:rPr>
+      </w:pPr>
+    </w:p>
+    <w:p>
+      <w:pPr>
+        <w:rPr>
+          <w:sz w:val="24"/>
+          <w:szCs w:val="24"/>
+        </w:rPr>
+      </w:pPr>
+    </w:p>
+    <w:p>
+      <w:pPr>
+        <w:rPr>
+          <w:sz w:val="24"/>
+          <w:szCs w:val="24"/>
+        </w:rPr>
+      </w:pPr>
+    </w:p>
+    <w:p>
+      <w:pPr>
+        <w:rPr>
+          <w:sz w:val="24"/>
+          <w:szCs w:val="24"/>
+        </w:rPr>
+      </w:pPr>
+    </w:p>
+    <w:p>
+      <w:pPr>
+        <w:rPr>
+          <w:sz w:val="24"/>
+          <w:szCs w:val="24"/>
+        </w:rPr>
+      </w:pPr>
+    </w:p>
+    <w:p>
+      <w:pPr>
+        <w:rPr>
+          <w:sz w:val="24"/>
+          <w:szCs w:val="24"/>
+        </w:rPr>
+      </w:pPr>
+    </w:p>
+    <w:p>
+      <w:pPr>
+        <w:rPr>
+          <w:sz w:val="24"/>
+          <w:szCs w:val="24"/>
+        </w:rPr>
+      </w:pPr>
+    </w:p>
+    <w:p>
+      <w:pPr>
+        <w:rPr>
+          <w:sz w:val="24"/>
+          <w:szCs w:val="24"/>
+        </w:rPr>
+      </w:pPr>
+    </w:p>
+    <w:p>
+      <w:pPr>
+        <w:rPr>
+          <w:sz w:val="24"/>
+          <w:szCs w:val="24"/>
+        </w:rPr>
+      </w:pPr>
+    </w:p>
+    <w:p>
+      <w:pPr>
+        <w:rPr>
+          <w:sz w:val="24"/>
+          <w:szCs w:val="24"/>
+        </w:rPr>
+      </w:pPr>
+    </w:p>
+    <w:p>
+      <w:r>
+        <w:br w:type="page"/>
+      </w:r>
+    </w:p>
+    <w:p>
+      <w:pPr>
+        <w:rPr>
+          <w:sz w:val="32"/>
+          <w:szCs w:val="32"/>
+        </w:rPr>
+      </w:pPr>
+      <w:r>
+        <w:rPr>
+          <w:sz w:val="32"/>
+          <w:szCs w:val="32"/>
+        </w:rPr>
+        <w:t>Titel:</w:t>
+      </w:r>
+      <w:r>
+        <w:rPr>
+          <w:sz w:val="32"/>
+          <w:szCs w:val="32"/>
+        </w:rPr>
+        <w:t xml:space="preserve"> </w:t>
+      </w:r>
+      <w:r>
+        <w:rPr>
+          <w:sz w:val="32"/>
+          <w:szCs w:val="32"/>
+        </w:rPr>
+        <w:t>voetbal</w:t>
+      </w:r>
+    </w:p>
+    <w:p>
+      <w:pPr>
+        <w:rPr>
+          <w:sz w:val="32"/>
+          <w:szCs w:val="32"/>
+        </w:rPr>
+      </w:pPr>
+      <w:r>
+        <w:rPr>
+          <w:sz w:val="32"/>
+          <w:szCs w:val="32"/>
+        </w:rPr>
+        <w:t>Tekst:</w:t>
+      </w:r>
+      <w:r>
+        <w:rPr>
+          <w:sz w:val="32"/>
+          <w:szCs w:val="32"/>
+        </w:rPr>
+        <w:t xml:space="preserve"> </w:t>
+      </w:r>
+      <w:r>
+        <w:rPr>
+          <w:sz w:val="32"/>
+          <w:szCs w:val="32"/>
+        </w:rPr>
+        <w:t xml:space="preserve">ik kom uit </w:t>
+      </w:r>
+      <w:proofErr w:type="spellStart"/>
+      <w:r>
+        <w:rPr>
+          <w:sz w:val="32"/>
+          <w:szCs w:val="32"/>
+        </w:rPr>
+        <w:t>kurd</w:t>
+      </w:r>
+      <w:r>
+        <w:rPr>
+          <w:sz w:val="32"/>
+          <w:szCs w:val="32"/>
+        </w:rPr>
+        <w:t>i</w:t>
+      </w:r>
+      <w:r>
+        <w:rPr>
+          <w:sz w:val="32"/>
+          <w:szCs w:val="32"/>
+        </w:rPr>
+        <w:t>st</w:t>
+      </w:r>
+      <w:r>
+        <w:rPr>
+          <w:sz w:val="32"/>
+          <w:szCs w:val="32"/>
+        </w:rPr>
+        <w:t>a</w:t>
+      </w:r>
+      <w:r>
+        <w:rPr>
+          <w:sz w:val="32"/>
+          <w:szCs w:val="32"/>
+        </w:rPr>
+        <w:t>n</w:t>
+      </w:r>
+      <w:proofErr w:type="spellEnd"/>
+      <w:r>
+        <w:rPr>
+          <w:sz w:val="32"/>
+          <w:szCs w:val="32"/>
+        </w:rPr>
+        <w:t>.</w:t>
+      </w:r>
+      <w:r>
+        <w:rPr>
+          <w:sz w:val="32"/>
+          <w:szCs w:val="32"/>
+        </w:rPr>
+        <w:t xml:space="preserve"> </w:t>
+      </w:r>
+      <w:r>
+        <w:rPr>
+          <w:sz w:val="32"/>
+          <w:szCs w:val="32"/>
+        </w:rPr>
+        <w:t>ik hou van voetbal</w:t>
+      </w:r>
+    </w:p>
+    <w:p>
+      <w:pPr>
+        <w:rPr>
+          <w:sz w:val="32"/>
+          <w:szCs w:val="32"/>
+        </w:rPr>
+      </w:pPr>
+    </w:p>
+    <w:p>
+      <w:pPr>
+        <w:rPr>
+          <w:sz w:val="32"/>
+          <w:szCs w:val="32"/>
+        </w:rPr>
+      </w:pPr>
+      <w:r>
+        <w:rPr>
+          <w:sz w:val="32"/>
+          <w:szCs w:val="32"/>
+        </w:rPr>
+        <w:t>Foto:</w:t>
+      </w:r>
+      <w:r>
+        <w:rPr>
+          <w:sz w:val="32"/>
+          <w:szCs w:val="32"/>
+        </w:rPr>
+        <w:tab/>
+      </w:r>
+    </w:p>
+    <w:p>
+      <w:pPr>
+        <w:tabs>
+          <w:tab w:val="left" w:pos="3040"/>
+        </w:tabs>
+        <w:rPr>
+          <w:sz w:val="32"/>
+          <w:szCs w:val="32"/>
+        </w:rPr>
+      </w:pPr>
+      <w:r>
+        <w:rPr>
+          <w:noProof/>
+          <w:sz w:val="32"/>
+          <w:szCs w:val="32"/>
+        </w:rPr>
+        <w:drawing>
+          <wp:inline distT="0" distB="0" distL="0" distR="0" wp14:anchorId="677580DE" wp14:editId="3A609761">
+            <wp:extent cx="4419600" cy="1967153"/>
+            <wp:effectExtent l="0" t="0" r="0" b="0"/>
+            <wp:docPr id="11" name="Afbeelding 1"/>
+            <wp:cNvGraphicFramePr>
+              <a:graphicFrameLocks xmlns:a="http://schemas.openxmlformats.org/drawingml/2006/main" noChangeAspect="1"/>
+            </wp:cNvGraphicFramePr>
+            <a:graphic xmlns:a="http://schemas.openxmlformats.org/drawingml/2006/main">
+              <a:graphicData uri="http://schemas.openxmlformats.org/drawingml/2006/picture">
+                <pic:pic xmlns:pic="http://schemas.openxmlformats.org/drawingml/2006/picture">
+                  <pic:nvPicPr>
+                    <pic:cNvPr id="11" name="Afbeelding 1"/>
+                    <pic:cNvPicPr>
+                      <a:picLocks noChangeAspect="1"/>
+                    </pic:cNvPicPr>
+                  </pic:nvPicPr>
+                  <pic:blipFill>
+                    <a:blip r:embed="rId27">
+                      <a:extLst>
+                        <a:ext uri="{28A0092B-C50C-407E-A947-70E740481C1C}">
+                          <a14:useLocalDpi xmlns:a14="http://schemas.microsoft.com/office/drawing/2010/main" val="0"/>
+                        </a:ext>
+                        <a:ext uri="{837473B0-CC2E-450A-ABE3-18F120FF3D39}">
+                          <a1611:picAttrSrcUrl xmlns:a1611="http://schemas.microsoft.com/office/drawing/2016/11/main" r:id="rId26"/>
+                        </a:ext>
+                      </a:extLst>
+                    </a:blip>
+                    <a:stretch>
+                      <a:fillRect/>
+                    </a:stretch>
+                  </pic:blipFill>
+                  <pic:spPr>
+                    <a:xfrm>
+                      <a:off x="0" y="0"/>
+                      <a:ext cx="4419600" cy="1967153"/>
+                    </a:xfrm>
+                    <a:prstGeom prst="rect">
+                      <a:avLst/>
+                    </a:prstGeom>
+                  </pic:spPr>
+                </pic:pic>
+              </a:graphicData>
+            </a:graphic>
+          </wp:inline>
+        </w:drawing>
+      </w:r>
+    </w:p>
+    <w:p>
+      <w:pPr>
+        <w:rPr>
+          <w:sz w:val="32"/>
+          <w:szCs w:val="32"/>
+        </w:rPr>
+      </w:pPr>
+    </w:p>
+    <w:p>
+      <w:pPr>
+        <w:rPr>
+          <w:sz w:val="32"/>
+          <w:szCs w:val="32"/>
+        </w:rPr>
+      </w:pPr>
+      <w:r>
+        <w:rPr>
+          <w:sz w:val="32"/>
+          <w:szCs w:val="32"/>
+        </w:rPr>
+        <w:t xml:space="preserve">Naam: </w:t>
+      </w:r>
+      <w:proofErr w:type="spellStart"/>
+      <w:r>
+        <w:rPr>
+          <w:sz w:val="32"/>
+          <w:szCs w:val="32"/>
+        </w:rPr>
+        <w:t>raman</w:t>
+      </w:r>
+      <w:proofErr w:type="spellEnd"/>
+      <w:r>
+        <w:rPr>
+          <w:sz w:val="32"/>
+          <w:szCs w:val="32"/>
+        </w:rPr>
+        <w:t>&lt;&gt;A1C</w:t>
+      </w:r>
+    </w:p>
+    <w:p>
+      <w:pPr>
+        <w:rPr>
+          <w:sz w:val="32"/>
+          <w:szCs w:val="32"/>
+        </w:rPr>
+      </w:pPr>
+      <w:r>
+        <w:rPr>
+          <w:sz w:val="32"/>
+          <w:szCs w:val="32"/>
+        </w:rPr>
+        <w:t>Klaar!</w:t>
+      </w:r>
+    </w:p>
+    <w:p>
+      <w:pPr>
+        <w:rPr>
+          <w:sz w:val="24"/>
+          <w:szCs w:val="24"/>
+        </w:rPr>
+      </w:pPr>
+    </w:p>
+    <w:p>
+      <w:pPr>
+        <w:rPr>
+          <w:sz w:val="24"/>
+          <w:szCs w:val="24"/>
+        </w:rPr>
+      </w:pPr>
+    </w:p>
+    <w:p>
+      <w:pPr>
+        <w:rPr>
+          <w:sz w:val="24"/>
+          <w:szCs w:val="24"/>
+        </w:rPr>
+      </w:pPr>
+    </w:p>
+    <w:p>
+      <w:pPr>
+        <w:rPr>
+          <w:sz w:val="24"/>
+          <w:szCs w:val="24"/>
+        </w:rPr>
+      </w:pPr>
+    </w:p>
+    <w:p>
+      <w:pPr>
+        <w:rPr>
+          <w:sz w:val="24"/>
+          <w:szCs w:val="24"/>
+        </w:rPr>
+      </w:pPr>
+    </w:p>
+    <w:p>
+      <w:pPr>
+        <w:rPr>
+          <w:sz w:val="24"/>
+          <w:szCs w:val="24"/>
+        </w:rPr>
+      </w:pPr>
+    </w:p>
+    <w:p>
+      <w:pPr>
+        <w:rPr>
+          <w:sz w:val="24"/>
+          <w:szCs w:val="24"/>
+        </w:rPr>
+      </w:pPr>
+    </w:p>
+    <w:p>
+      <w:pPr>
+        <w:rPr>
+          <w:sz w:val="24"/>
+          <w:szCs w:val="24"/>
+        </w:rPr>
+      </w:pPr>
+    </w:p>
+    <w:p>
+      <w:pPr>
+        <w:rPr>
+          <w:sz w:val="24"/>
+          <w:szCs w:val="24"/>
+        </w:rPr>
+      </w:pPr>
+    </w:p>
+    <w:p>
+      <w:pPr>
+        <w:rPr>
+          <w:sz w:val="24"/>
+          <w:szCs w:val="24"/>
+        </w:rPr>
+      </w:pPr>
+    </w:p>
+    <w:p>
+      <w:pPr>
+        <w:rPr>
+          <w:sz w:val="24"/>
+          <w:szCs w:val="24"/>
+        </w:rPr>
+      </w:pPr>
+    </w:p>
+    <w:p>
+      <w:pPr>
+        <w:rPr>
+          <w:sz w:val="24"/>
+          <w:szCs w:val="24"/>
+        </w:rPr>
+      </w:pPr>
+    </w:p>
+    <w:p>
+      <w:pPr>
+        <w:rPr>
+          <w:sz w:val="24"/>
+          <w:szCs w:val="24"/>
+        </w:rPr>
+      </w:pPr>
+    </w:p>
+    <w:p>
+      <w:pPr>
+        <w:rPr>
+          <w:sz w:val="24"/>
+          <w:szCs w:val="24"/>
+        </w:rPr>
+      </w:pPr>
+    </w:p>
+    <w:p>
+      <w:pPr>
+        <w:rPr>
+          <w:sz w:val="24"/>
+          <w:szCs w:val="24"/>
+        </w:rPr>
+      </w:pPr>
+    </w:p>
+    <w:p>
+      <w:pPr>
+        <w:rPr>
+          <w:sz w:val="24"/>
+          <w:szCs w:val="24"/>
+        </w:rPr>
+      </w:pPr>
+    </w:p>
+    <w:p>
+      <w:pPr>
+        <w:rPr>
+          <w:sz w:val="24"/>
+          <w:szCs w:val="24"/>
+        </w:rPr>
+      </w:pPr>
+    </w:p>
+    <w:p>
+      <w:pPr>
+        <w:rPr>
+          <w:sz w:val="24"/>
+          <w:szCs w:val="24"/>
+        </w:rPr>
+      </w:pPr>
+    </w:p>
+    <w:p>
+      <w:pPr>
+        <w:rPr>
+          <w:sz w:val="24"/>
+          <w:szCs w:val="24"/>
+        </w:rPr>
+      </w:pPr>
+    </w:p>
+    <w:p>
+      <w:pPr>
+        <w:rPr>
+          <w:sz w:val="24"/>
+          <w:szCs w:val="24"/>
+        </w:rPr>
+      </w:pPr>
+    </w:p>
     <w:sectPr>
       <w:pgSz w:w="11906" w:h="16838"/>
       <w:pgMar w:top="1417" w:right="1417" w:bottom="1417" w:left="1417" w:header="708" w:footer="708" w:gutter="0"/>

--- a/output_path.docx
+++ b/output_path.docx
@@ -28,15 +28,14 @@
           <w:sz w:val="32"/>
           <w:szCs w:val="32"/>
         </w:rPr>
-        <w:t>Sport</w:t>
-      </w:r>
-    </w:p>
-    <w:p>
-      <w:pPr>
-        <w:rPr>
-          <w:sz w:val="32"/>
-          <w:szCs w:val="32"/>
-          <w:lang w:val="en-US"/>
+        <w:t>Fiets</w:t>
+      </w:r>
+    </w:p>
+    <w:p>
+      <w:pPr>
+        <w:rPr>
+          <w:sz w:val="32"/>
+          <w:szCs w:val="32"/>
         </w:rPr>
       </w:pPr>
       <w:r>
@@ -58,193 +57,16 @@
           <w:sz w:val="32"/>
           <w:szCs w:val="32"/>
         </w:rPr>
-        <w:t xml:space="preserve">Ik </w:t>
-      </w:r>
-      <w:r>
-        <w:rPr>
-          <w:sz w:val="32"/>
-          <w:szCs w:val="32"/>
-        </w:rPr>
-        <w:t xml:space="preserve">kom uit </w:t>
-      </w:r>
-      <w:proofErr w:type="spellStart"/>
-      <w:r>
-        <w:rPr>
-          <w:sz w:val="32"/>
-          <w:szCs w:val="32"/>
-        </w:rPr>
-        <w:t>kurdstan</w:t>
-      </w:r>
-      <w:proofErr w:type="spellEnd"/>
-      <w:r>
-        <w:rPr>
-          <w:sz w:val="32"/>
-          <w:szCs w:val="32"/>
-        </w:rPr>
-        <w:t>.</w:t>
-      </w:r>
-      <w:r>
-        <w:rPr>
-          <w:sz w:val="32"/>
-          <w:szCs w:val="32"/>
-        </w:rPr>
-        <w:t xml:space="preserve"> </w:t>
-      </w:r>
-      <w:r>
-        <w:rPr>
-          <w:sz w:val="32"/>
-          <w:szCs w:val="32"/>
-          <w:lang w:val="en-US"/>
-        </w:rPr>
-        <w:t xml:space="preserve">Ik </w:t>
-      </w:r>
-      <w:proofErr w:type="spellStart"/>
-      <w:r>
-        <w:rPr>
-          <w:sz w:val="32"/>
-          <w:szCs w:val="32"/>
-          <w:lang w:val="en-US"/>
-        </w:rPr>
-        <w:t>kom</w:t>
-      </w:r>
-      <w:proofErr w:type="spellEnd"/>
-      <w:r>
-        <w:rPr>
-          <w:sz w:val="32"/>
-          <w:szCs w:val="32"/>
-          <w:lang w:val="en-US"/>
-        </w:rPr>
-        <w:t xml:space="preserve"> </w:t>
-      </w:r>
-      <w:proofErr w:type="spellStart"/>
-      <w:r>
-        <w:rPr>
-          <w:sz w:val="32"/>
-          <w:szCs w:val="32"/>
-          <w:lang w:val="en-US"/>
-        </w:rPr>
-        <w:t>uit</w:t>
-      </w:r>
-      <w:proofErr w:type="spellEnd"/>
-      <w:r>
-        <w:rPr>
-          <w:sz w:val="32"/>
-          <w:szCs w:val="32"/>
-          <w:lang w:val="en-US"/>
-        </w:rPr>
-        <w:t xml:space="preserve"> </w:t>
-      </w:r>
-      <w:proofErr w:type="spellStart"/>
-      <w:r>
-        <w:rPr>
-          <w:sz w:val="32"/>
-          <w:szCs w:val="32"/>
-          <w:lang w:val="en-US"/>
-        </w:rPr>
-        <w:t>somali</w:t>
-      </w:r>
-      <w:proofErr w:type="spellEnd"/>
-      <w:r>
-        <w:rPr>
-          <w:sz w:val="32"/>
-          <w:szCs w:val="32"/>
-          <w:lang w:val="en-US"/>
-        </w:rPr>
-        <w:t xml:space="preserve">. I am from </w:t>
-      </w:r>
-      <w:proofErr w:type="spellStart"/>
-      <w:r>
-        <w:rPr>
-          <w:sz w:val="32"/>
-          <w:szCs w:val="32"/>
-          <w:lang w:val="en-US"/>
-        </w:rPr>
-        <w:t>somalia</w:t>
-      </w:r>
-      <w:proofErr w:type="spellEnd"/>
-      <w:r>
-        <w:rPr>
-          <w:sz w:val="32"/>
-          <w:szCs w:val="32"/>
-          <w:lang w:val="en-US"/>
-        </w:rPr>
-        <w:t>. I</w:t>
-      </w:r>
-      <w:r>
-        <w:rPr>
-          <w:sz w:val="32"/>
-          <w:szCs w:val="32"/>
-          <w:lang w:val="en-US"/>
-        </w:rPr>
-        <w:t xml:space="preserve">k </w:t>
-      </w:r>
-      <w:proofErr w:type="spellStart"/>
-      <w:r>
-        <w:rPr>
-          <w:sz w:val="32"/>
-          <w:szCs w:val="32"/>
-          <w:lang w:val="en-US"/>
-        </w:rPr>
-        <w:t>hou</w:t>
-      </w:r>
-      <w:proofErr w:type="spellEnd"/>
-      <w:r>
-        <w:rPr>
-          <w:sz w:val="32"/>
-          <w:szCs w:val="32"/>
-          <w:lang w:val="en-US"/>
-        </w:rPr>
-        <w:t xml:space="preserve"> van </w:t>
-      </w:r>
-      <w:proofErr w:type="spellStart"/>
-      <w:r>
-        <w:rPr>
-          <w:sz w:val="32"/>
-          <w:szCs w:val="32"/>
-          <w:lang w:val="en-US"/>
-        </w:rPr>
-        <w:t>dansen</w:t>
-      </w:r>
-      <w:proofErr w:type="spellEnd"/>
-      <w:r>
-        <w:rPr>
-          <w:sz w:val="32"/>
-          <w:szCs w:val="32"/>
-          <w:lang w:val="en-US"/>
-        </w:rPr>
-        <w:t xml:space="preserve">. </w:t>
-      </w:r>
-    </w:p>
-    <w:p>
-      <w:pPr>
-        <w:rPr>
-          <w:sz w:val="32"/>
-          <w:szCs w:val="32"/>
-        </w:rPr>
-      </w:pPr>
-      <w:r>
-        <w:rPr>
-          <w:sz w:val="32"/>
-          <w:szCs w:val="32"/>
-        </w:rPr>
-        <w:t xml:space="preserve">Ik hou van </w:t>
-      </w:r>
-      <w:proofErr w:type="spellStart"/>
-      <w:r>
-        <w:rPr>
-          <w:sz w:val="32"/>
-          <w:szCs w:val="32"/>
-        </w:rPr>
-        <w:t>boxing</w:t>
-      </w:r>
-      <w:proofErr w:type="spellEnd"/>
-      <w:r>
-        <w:rPr>
-          <w:sz w:val="32"/>
-          <w:szCs w:val="32"/>
-        </w:rPr>
-        <w:t>. Ik hou van sport. Ik hou van voetbal.</w:t>
-      </w:r>
+        <w:t xml:space="preserve">Ik ben Hermon. Ik kom uit Eritrea. Voetbal is groot spelen. Ik fiets. De straat is niet goed voor fietsen. Elke dag is mijn fiets kapot. </w:t>
+      </w:r>
+    </w:p>
+    <w:p>
+      <w:pPr>
+        <w:rPr>
+          <w:sz w:val="32"/>
+          <w:szCs w:val="32"/>
+        </w:rPr>
+      </w:pPr>
     </w:p>
     <w:p>
       <w:pPr>
@@ -281,10 +103,10 @@
           <w:szCs w:val="32"/>
         </w:rPr>
         <w:drawing>
-          <wp:inline distT="0" distB="0" distL="0" distR="0" wp14:anchorId="37C1A145" wp14:editId="5D71C32D">
-            <wp:extent cx="5760720" cy="3978275"/>
-            <wp:effectExtent l="0" t="0" r="0" b="3175"/>
-            <wp:docPr id="1" name="Picture 2"/>
+          <wp:inline distT="0" distB="0" distL="0" distR="0" wp14:anchorId="5B69F9BD" wp14:editId="019C03E6">
+            <wp:extent cx="5760720" cy="3234690"/>
+            <wp:effectExtent l="0" t="0" r="0" b="3810"/>
+            <wp:docPr id="1" name="Picture 1"/>
             <wp:cNvGraphicFramePr>
               <a:graphicFrameLocks xmlns:a="http://schemas.openxmlformats.org/drawingml/2006/main" noChangeAspect="1"/>
             </wp:cNvGraphicFramePr>
@@ -292,7 +114,7 @@
               <a:graphicData uri="http://schemas.openxmlformats.org/drawingml/2006/picture">
                 <pic:pic xmlns:pic="http://schemas.openxmlformats.org/drawingml/2006/picture">
                   <pic:nvPicPr>
-                    <pic:cNvPr id="1" name="Picture 971201577"/>
+                    <pic:cNvPr id="1" name="Picture 796306335"/>
                     <pic:cNvPicPr/>
                   </pic:nvPicPr>
                   <pic:blipFill>
@@ -313,7 +135,7 @@
                   <pic:spPr>
                     <a:xfrm>
                       <a:off x="0" y="0"/>
-                      <a:ext cx="5760720" cy="3978275"/>
+                      <a:ext cx="5760720" cy="3234690"/>
                     </a:xfrm>
                     <a:prstGeom prst="rect">
                       <a:avLst/>
@@ -375,7 +197,7 @@
           <w:sz w:val="32"/>
           <w:szCs w:val="32"/>
         </w:rPr>
-        <w:t>Raman &gt; A1C</w:t>
+        <w:t>AM1B</w:t>
       </w:r>
     </w:p>
     <w:p>
@@ -572,6 +394,21 @@
         </w:rPr>
         <w:t>Titel:</w:t>
       </w:r>
+    </w:p>
+    <w:p>
+      <w:pPr>
+        <w:rPr>
+          <w:sz w:val="32"/>
+          <w:szCs w:val="32"/>
+        </w:rPr>
+      </w:pPr>
+      <w:r>
+        <w:rPr>
+          <w:sz w:val="32"/>
+          <w:szCs w:val="32"/>
+        </w:rPr>
+        <w:t>Tekst:</w:t>
+      </w:r>
       <w:r>
         <w:rPr>
           <w:sz w:val="32"/>
@@ -579,29 +416,42 @@
         </w:rPr>
         <w:t xml:space="preserve"> </w:t>
       </w:r>
+      <w:r>
+        <w:rPr>
+          <w:sz w:val="32"/>
+          <w:szCs w:val="32"/>
+        </w:rPr>
+        <w:t>lk</w:t>
+      </w:r>
+      <w:r>
+        <w:rPr>
+          <w:sz w:val="32"/>
+          <w:szCs w:val="32"/>
+        </w:rPr>
+        <w:t xml:space="preserve"> </w:t>
+      </w:r>
+      <w:r>
+        <w:rPr>
+          <w:sz w:val="32"/>
+          <w:szCs w:val="32"/>
+        </w:rPr>
+        <w:t xml:space="preserve">ben </w:t>
+      </w:r>
       <w:proofErr w:type="spellStart"/>
       <w:r>
         <w:rPr>
           <w:sz w:val="32"/>
           <w:szCs w:val="32"/>
         </w:rPr>
-        <w:t>sudan</w:t>
+        <w:t>fatima</w:t>
       </w:r>
       <w:proofErr w:type="spellEnd"/>
-    </w:p>
-    <w:p>
-      <w:pPr>
-        <w:rPr>
-          <w:sz w:val="32"/>
-          <w:szCs w:val="32"/>
-        </w:rPr>
-      </w:pPr>
-      <w:r>
-        <w:rPr>
-          <w:sz w:val="32"/>
-          <w:szCs w:val="32"/>
-        </w:rPr>
-        <w:t>Tekst:</w:t>
+      <w:r>
+        <w:rPr>
+          <w:sz w:val="32"/>
+          <w:szCs w:val="32"/>
+        </w:rPr>
+        <w:t>.</w:t>
       </w:r>
       <w:r>
         <w:rPr>
@@ -615,74 +465,64 @@
           <w:sz w:val="32"/>
           <w:szCs w:val="32"/>
         </w:rPr>
-        <w:t xml:space="preserve">Ik kom uit  </w:t>
-      </w:r>
-      <w:proofErr w:type="spellStart"/>
-      <w:r>
-        <w:rPr>
-          <w:sz w:val="32"/>
-          <w:szCs w:val="32"/>
-        </w:rPr>
-        <w:t>sudan</w:t>
-      </w:r>
-      <w:proofErr w:type="spellEnd"/>
-      <w:r>
-        <w:rPr>
-          <w:sz w:val="32"/>
-          <w:szCs w:val="32"/>
-        </w:rPr>
-        <w:t xml:space="preserve"> Ik  hou  van  voetb</w:t>
-      </w:r>
-      <w:r>
-        <w:rPr>
-          <w:sz w:val="32"/>
-          <w:szCs w:val="32"/>
-        </w:rPr>
-        <w:t>a</w:t>
-      </w:r>
-      <w:r>
-        <w:rPr>
-          <w:sz w:val="32"/>
-          <w:szCs w:val="32"/>
-        </w:rPr>
-        <w:t>l. Ik ben 17  jaar</w:t>
-      </w:r>
-      <w:r>
-        <w:rPr>
-          <w:sz w:val="32"/>
-          <w:szCs w:val="32"/>
-        </w:rPr>
-        <w:t>.</w:t>
-      </w:r>
-      <w:r>
-        <w:rPr>
-          <w:sz w:val="32"/>
-          <w:szCs w:val="32"/>
-        </w:rPr>
-        <w:t xml:space="preserve">  Ik  woon   in   G</w:t>
-      </w:r>
-      <w:r>
-        <w:rPr>
-          <w:sz w:val="32"/>
-          <w:szCs w:val="32"/>
-        </w:rPr>
-        <w:t>ro</w:t>
-      </w:r>
-      <w:r>
-        <w:rPr>
-          <w:sz w:val="32"/>
-          <w:szCs w:val="32"/>
-        </w:rPr>
-        <w:t xml:space="preserve">ningen </w:t>
-      </w:r>
-    </w:p>
-    <w:p>
-      <w:pPr>
-        <w:rPr>
-          <w:sz w:val="32"/>
-          <w:szCs w:val="32"/>
-        </w:rPr>
-      </w:pPr>
+        <w:t>lk</w:t>
+      </w:r>
+      <w:r>
+        <w:rPr>
+          <w:sz w:val="32"/>
+          <w:szCs w:val="32"/>
+        </w:rPr>
+        <w:t xml:space="preserve"> </w:t>
+      </w:r>
+      <w:r>
+        <w:rPr>
+          <w:sz w:val="32"/>
+          <w:szCs w:val="32"/>
+        </w:rPr>
+        <w:t>ben</w:t>
+      </w:r>
+      <w:r>
+        <w:rPr>
+          <w:sz w:val="32"/>
+          <w:szCs w:val="32"/>
+        </w:rPr>
+        <w:t xml:space="preserve"> </w:t>
+      </w:r>
+      <w:r>
+        <w:rPr>
+          <w:sz w:val="32"/>
+          <w:szCs w:val="32"/>
+        </w:rPr>
+        <w:t xml:space="preserve">18 </w:t>
+      </w:r>
+      <w:r>
+        <w:rPr>
+          <w:sz w:val="32"/>
+          <w:szCs w:val="32"/>
+        </w:rPr>
+        <w:t>jaar</w:t>
+      </w:r>
+      <w:r>
+        <w:rPr>
+          <w:sz w:val="32"/>
+          <w:szCs w:val="32"/>
+        </w:rPr>
+        <w:t xml:space="preserve"> </w:t>
+      </w:r>
+      <w:r>
+        <w:rPr>
+          <w:sz w:val="32"/>
+          <w:szCs w:val="32"/>
+        </w:rPr>
+        <w:t>oud</w:t>
+      </w:r>
+      <w:r>
+        <w:rPr>
+          <w:sz w:val="32"/>
+          <w:szCs w:val="32"/>
+        </w:rPr>
+        <w:t xml:space="preserve"> </w:t>
+      </w:r>
     </w:p>
     <w:p>
       <w:pPr>
@@ -696,21 +536,44 @@
       </w:pPr>
       <w:r>
         <w:rPr>
+          <w:sz w:val="32"/>
+          <w:szCs w:val="32"/>
+        </w:rPr>
+        <w:t>Foto</w:t>
+      </w:r>
+      <w:r>
+        <w:rPr>
+          <w:sz w:val="32"/>
+          <w:szCs w:val="32"/>
+        </w:rPr>
+        <w:t xml:space="preserve">: </w:t>
+      </w:r>
+      <w:r>
+        <w:tab/>
+      </w:r>
+    </w:p>
+    <w:p>
+      <w:pPr>
+        <w:rPr>
+          <w:sz w:val="32"/>
+          <w:szCs w:val="32"/>
+        </w:rPr>
+      </w:pPr>
+      <w:r>
+        <w:rPr>
           <w:noProof/>
         </w:rPr>
         <w:drawing>
-          <wp:anchor distT="0" distB="0" distL="114300" distR="114300" simplePos="0" relativeHeight="251659264" behindDoc="0" locked="0" layoutInCell="1" allowOverlap="1" wp14:anchorId="7EE25996" wp14:editId="5BE9970B">
-            <wp:simplePos x="0" y="0"/>
-            <wp:positionH relativeFrom="margin">
-              <wp:align>left</wp:align>
-            </wp:positionH>
-            <wp:positionV relativeFrom="paragraph">
-              <wp:posOffset>248285</wp:posOffset>
-            </wp:positionV>
-            <wp:extent cx="5343525" cy="3054948"/>
+          <wp:inline distT="0" distB="0" distL="0" distR="0" wp14:anchorId="5678ED9C" wp14:editId="2763F07E">
+            <wp:extent cx="5655684" cy="3767341"/>
             <wp:effectExtent l="0" t="0" r="0" b="0"/>
-            <wp:wrapNone/>
-            <wp:docPr id="2" name="Afbeelding 4"/>
+            <wp:docPr id="2" name="drawing" descr="Zonsopgang Vogels Morgenstimmung · Gratis foto op Pixabay">
+              <a:extLst xmlns:a="http://schemas.openxmlformats.org/drawingml/2006/main">
+                <a:ext uri="{FF2B5EF4-FFF2-40B4-BE49-F238E27FC236}">
+                  <a16:creationId xmlns:a16="http://schemas.microsoft.com/office/drawing/2014/main" id="{0BFFAC0C-B89B-404D-B09B-FB1747D5B67B}"/>
+                </a:ext>
+              </a:extLst>
+            </wp:docPr>
             <wp:cNvGraphicFramePr>
               <a:graphicFrameLocks xmlns:a="http://schemas.openxmlformats.org/drawingml/2006/main" noChangeAspect="1"/>
             </wp:cNvGraphicFramePr>
@@ -718,19 +581,14 @@
               <a:graphicData uri="http://schemas.openxmlformats.org/drawingml/2006/picture">
                 <pic:pic xmlns:pic="http://schemas.openxmlformats.org/drawingml/2006/picture">
                   <pic:nvPicPr>
-                    <pic:cNvPr id="2" name="Afbeelding 4"/>
-                    <pic:cNvPicPr>
-                      <a:picLocks noChangeAspect="1"/>
-                    </pic:cNvPicPr>
+                    <pic:cNvPr id="2" name="Picture 959377438"/>
+                    <pic:cNvPicPr/>
                   </pic:nvPicPr>
                   <pic:blipFill>
-                    <a:blip r:embed="rId9">
+                    <a:blip r:embed="rId8">
                       <a:extLst>
                         <a:ext uri="{28A0092B-C50C-407E-A947-70E740481C1C}">
-                          <a14:useLocalDpi xmlns:a14="http://schemas.microsoft.com/office/drawing/2010/main" val="0"/>
-                        </a:ext>
-                        <a:ext uri="{837473B0-CC2E-450A-ABE3-18F120FF3D39}">
-                          <a1611:picAttrSrcUrl xmlns:a1611="http://schemas.microsoft.com/office/drawing/2016/11/main" r:id="rId8"/>
+                          <a14:useLocalDpi xmlns:a14="http://schemas.microsoft.com/office/drawing/2010/main"/>
                         </a:ext>
                       </a:extLst>
                     </a:blip>
@@ -741,7 +599,7 @@
                   <pic:spPr>
                     <a:xfrm>
                       <a:off x="0" y="0"/>
-                      <a:ext cx="5343525" cy="3054948"/>
+                      <a:ext cx="5655684" cy="3767341"/>
                     </a:xfrm>
                     <a:prstGeom prst="rect">
                       <a:avLst/>
@@ -750,88 +608,11 @@
                 </pic:pic>
               </a:graphicData>
             </a:graphic>
-          </wp:anchor>
+          </wp:inline>
         </w:drawing>
       </w:r>
-      <w:r>
-        <w:rPr>
-          <w:sz w:val="32"/>
-          <w:szCs w:val="32"/>
-        </w:rPr>
-        <w:t>Foto:</w:t>
-      </w:r>
-      <w:r>
-        <w:rPr>
-          <w:sz w:val="32"/>
-          <w:szCs w:val="32"/>
-        </w:rPr>
-        <w:tab/>
-      </w:r>
-    </w:p>
-    <w:p>
-      <w:pPr>
-        <w:rPr>
-          <w:sz w:val="32"/>
-          <w:szCs w:val="32"/>
-        </w:rPr>
-      </w:pPr>
-    </w:p>
-    <w:p>
-      <w:pPr>
-        <w:rPr>
-          <w:sz w:val="32"/>
-          <w:szCs w:val="32"/>
-        </w:rPr>
-      </w:pPr>
-    </w:p>
-    <w:p>
-      <w:pPr>
-        <w:rPr>
-          <w:sz w:val="32"/>
-          <w:szCs w:val="32"/>
-        </w:rPr>
-      </w:pPr>
-    </w:p>
-    <w:p>
-      <w:pPr>
-        <w:rPr>
-          <w:sz w:val="32"/>
-          <w:szCs w:val="32"/>
-        </w:rPr>
-      </w:pPr>
-    </w:p>
-    <w:p>
-      <w:pPr>
-        <w:rPr>
-          <w:sz w:val="32"/>
-          <w:szCs w:val="32"/>
-        </w:rPr>
-      </w:pPr>
-    </w:p>
-    <w:p>
-      <w:pPr>
-        <w:rPr>
-          <w:sz w:val="32"/>
-          <w:szCs w:val="32"/>
-        </w:rPr>
-      </w:pPr>
-    </w:p>
-    <w:p>
-      <w:pPr>
-        <w:rPr>
-          <w:sz w:val="32"/>
-          <w:szCs w:val="32"/>
-        </w:rPr>
-      </w:pPr>
-    </w:p>
-    <w:p>
-      <w:pPr>
-        <w:rPr>
-          <w:sz w:val="32"/>
-          <w:szCs w:val="32"/>
-        </w:rPr>
-      </w:pPr>
-    </w:p>
+    </w:p>
+    <w:p/>
     <w:p>
       <w:pPr>
         <w:rPr>
@@ -853,19 +634,21 @@
         </w:rPr>
         <w:t xml:space="preserve"> </w:t>
       </w:r>
-      <w:r>
-        <w:rPr>
-          <w:sz w:val="32"/>
-          <w:szCs w:val="32"/>
-        </w:rPr>
-        <w:t xml:space="preserve">Ik ben Abdulbaset </w:t>
-      </w:r>
-    </w:p>
-    <w:p>
-      <w:pPr>
-        <w:rPr>
-          <w:sz w:val="24"/>
-          <w:szCs w:val="24"/>
+      <w:proofErr w:type="spellStart"/>
+      <w:r>
+        <w:rPr>
+          <w:sz w:val="32"/>
+          <w:szCs w:val="32"/>
+        </w:rPr>
+        <w:t>fatima</w:t>
+      </w:r>
+      <w:proofErr w:type="spellEnd"/>
+    </w:p>
+    <w:p>
+      <w:pPr>
+        <w:rPr>
+          <w:sz w:val="32"/>
+          <w:szCs w:val="32"/>
         </w:rPr>
       </w:pPr>
       <w:r>
@@ -875,13 +658,14 @@
         </w:rPr>
         <w:t>Klaar!</w:t>
       </w:r>
-      <w:r>
-        <w:rPr>
-          <w:sz w:val="32"/>
-          <w:szCs w:val="32"/>
-        </w:rPr>
-        <w:t xml:space="preserve">   </w:t>
-      </w:r>
+    </w:p>
+    <w:p>
+      <w:pPr>
+        <w:rPr>
+          <w:sz w:val="24"/>
+          <w:szCs w:val="24"/>
+        </w:rPr>
+      </w:pPr>
     </w:p>
     <w:p>
       <w:pPr>
@@ -1052,14 +836,35 @@
           <w:sz w:val="32"/>
           <w:szCs w:val="32"/>
         </w:rPr>
-        <w:t>Titel</w:t>
-      </w:r>
-      <w:r>
-        <w:rPr>
-          <w:sz w:val="32"/>
-          <w:szCs w:val="32"/>
-        </w:rPr>
-        <w:t>:</w:t>
+        <w:t>Titel:</w:t>
+      </w:r>
+      <w:r>
+        <w:rPr>
+          <w:sz w:val="32"/>
+          <w:szCs w:val="32"/>
+        </w:rPr>
+        <w:t xml:space="preserve"> </w:t>
+      </w:r>
+      <w:r>
+        <w:rPr>
+          <w:sz w:val="32"/>
+          <w:szCs w:val="32"/>
+        </w:rPr>
+        <w:t>lk ben hermon</w:t>
+      </w:r>
+      <w:r>
+        <w:rPr>
+          <w:sz w:val="32"/>
+          <w:szCs w:val="32"/>
+        </w:rPr>
+        <w:t xml:space="preserve"> 18 jaa</w:t>
+      </w:r>
+      <w:r>
+        <w:rPr>
+          <w:sz w:val="32"/>
+          <w:szCs w:val="32"/>
+        </w:rPr>
+        <w:t>r oud</w:t>
       </w:r>
     </w:p>
     <w:p>
@@ -1088,78 +893,23 @@
           <w:sz w:val="32"/>
           <w:szCs w:val="32"/>
         </w:rPr>
-        <w:t>I</w:t>
-      </w:r>
-      <w:r>
-        <w:rPr>
-          <w:sz w:val="32"/>
-          <w:szCs w:val="32"/>
-        </w:rPr>
-        <w:t>k ben ayman</w:t>
-      </w:r>
-      <w:r>
-        <w:rPr>
-          <w:sz w:val="32"/>
-          <w:szCs w:val="32"/>
-        </w:rPr>
-        <w:t>.</w:t>
-      </w:r>
-      <w:r>
-        <w:rPr>
-          <w:sz w:val="32"/>
-          <w:szCs w:val="32"/>
-        </w:rPr>
-        <w:t xml:space="preserve"> </w:t>
-      </w:r>
-      <w:r>
-        <w:rPr>
-          <w:sz w:val="32"/>
-          <w:szCs w:val="32"/>
-        </w:rPr>
-        <w:t>I</w:t>
-      </w:r>
-      <w:r>
-        <w:rPr>
-          <w:sz w:val="32"/>
-          <w:szCs w:val="32"/>
-        </w:rPr>
-        <w:t>k kom uit somalia</w:t>
-      </w:r>
-      <w:r>
-        <w:rPr>
-          <w:sz w:val="32"/>
-          <w:szCs w:val="32"/>
-        </w:rPr>
-        <w:t>. I</w:t>
-      </w:r>
-      <w:r>
-        <w:rPr>
-          <w:sz w:val="32"/>
-          <w:szCs w:val="32"/>
-        </w:rPr>
-        <w:t xml:space="preserve">k </w:t>
-      </w:r>
-      <w:r>
-        <w:rPr>
-          <w:sz w:val="32"/>
-          <w:szCs w:val="32"/>
-        </w:rPr>
-        <w:t>hou</w:t>
-      </w:r>
-      <w:r>
-        <w:rPr>
-          <w:sz w:val="32"/>
-          <w:szCs w:val="32"/>
-        </w:rPr>
-        <w:t xml:space="preserve"> van </w:t>
-      </w:r>
-      <w:r>
-        <w:rPr>
-          <w:sz w:val="32"/>
-          <w:szCs w:val="32"/>
-        </w:rPr>
-        <w:t>voetbal</w:t>
-      </w:r>
+        <w:t>lk kom uit eriti</w:t>
+      </w:r>
+      <w:r>
+        <w:rPr>
+          <w:sz w:val="32"/>
+          <w:szCs w:val="32"/>
+        </w:rPr>
+        <w:t>rea</w:t>
+      </w:r>
+    </w:p>
+    <w:p>
+      <w:pPr>
+        <w:rPr>
+          <w:sz w:val="32"/>
+          <w:szCs w:val="32"/>
+        </w:rPr>
+      </w:pPr>
     </w:p>
     <w:p>
       <w:pPr>
@@ -1172,7 +922,7 @@
         </w:rPr>
       </w:pPr>
     </w:p>
-    <w:p>
+    <w:p xmlns:a="http://schemas.openxmlformats.org/drawingml/2006/main">
       <w:pPr>
         <w:tabs>
           <w:tab w:val="left" w:pos="3040"/>
@@ -1190,34 +940,26 @@
         <w:t xml:space="preserve">Foto: </w:t>
       </w:r>
       <w:r>
-        <w:rPr>
-          <w:noProof/>
-          <w:sz w:val="32"/>
-          <w:szCs w:val="32"/>
-        </w:rPr>
         <w:drawing>
-          <wp:inline distT="0" distB="0" distL="0" distR="0" wp14:anchorId="66052E22" wp14:editId="5AAE8469">
-            <wp:extent cx="5486400" cy="3657600"/>
+          <wp:inline wp14:editId="5D8247CA" wp14:anchorId="7C7F2EB3">
+            <wp:extent cx="4371975" cy="3238500"/>
             <wp:effectExtent l="0" t="0" r="0" b="0"/>
-            <wp:docPr id="3" name="Afbeelding 1"/>
+            <wp:docPr id="3" name="drawing" descr="AAN: KlasCement 10 OVER: Prijzenfestival. Zeer beDANKt! | The Sausage ..."/>
             <wp:cNvGraphicFramePr>
-              <a:graphicFrameLocks xmlns:a="http://schemas.openxmlformats.org/drawingml/2006/main" noChangeAspect="1"/>
+              <a:graphicFrameLocks noChangeAspect="1"/>
             </wp:cNvGraphicFramePr>
-            <a:graphic xmlns:a="http://schemas.openxmlformats.org/drawingml/2006/main">
+            <a:graphic>
               <a:graphicData uri="http://schemas.openxmlformats.org/drawingml/2006/picture">
                 <pic:pic xmlns:pic="http://schemas.openxmlformats.org/drawingml/2006/picture">
                   <pic:nvPicPr>
-                    <pic:cNvPr id="3" name="Afbeelding 663764940"/>
+                    <pic:cNvPr id="3" name="Picture 1459867771"/>
                     <pic:cNvPicPr/>
                   </pic:nvPicPr>
                   <pic:blipFill>
-                    <a:blip r:embed="rId11">
+                    <a:blip r:embed="rId9">
                       <a:extLst>
                         <a:ext uri="{28A0092B-C50C-407E-A947-70E740481C1C}">
-                          <a14:useLocalDpi xmlns:a14="http://schemas.microsoft.com/office/drawing/2010/main" val="0"/>
-                        </a:ext>
-                        <a:ext uri="{837473B0-CC2E-450A-ABE3-18F120FF3D39}">
-                          <a1611:picAttrSrcUrl xmlns:a1611="http://schemas.microsoft.com/office/drawing/2016/11/main" r:id="rId10"/>
+                          <a14:useLocalDpi xmlns:a14="http://schemas.microsoft.com/office/drawing/2010/main"/>
                         </a:ext>
                       </a:extLst>
                     </a:blip>
@@ -1228,7 +970,7 @@
                   <pic:spPr>
                     <a:xfrm>
                       <a:off x="0" y="0"/>
-                      <a:ext cx="5486400" cy="3657600"/>
+                      <a:ext cx="4371975" cy="3238500"/>
                     </a:xfrm>
                     <a:prstGeom prst="rect">
                       <a:avLst/>
@@ -1240,6 +982,25 @@
           </wp:inline>
         </w:drawing>
       </w:r>
+      <w:r>
+        <w:tab/>
+      </w:r>
+    </w:p>
+    <w:p>
+      <w:pPr>
+        <w:rPr>
+          <w:sz w:val="32"/>
+          <w:szCs w:val="32"/>
+        </w:rPr>
+      </w:pPr>
+    </w:p>
+    <w:p>
+      <w:pPr>
+        <w:rPr>
+          <w:sz w:val="32"/>
+          <w:szCs w:val="32"/>
+        </w:rPr>
+      </w:pPr>
     </w:p>
     <w:p>
       <w:pPr>
@@ -1267,14 +1028,7 @@
           <w:sz w:val="32"/>
           <w:szCs w:val="32"/>
         </w:rPr>
-        <w:t>ayman</w:t>
-      </w:r>
-      <w:r>
-        <w:rPr>
-          <w:sz w:val="32"/>
-          <w:szCs w:val="32"/>
-        </w:rPr>
-        <w:t xml:space="preserve"> abubakar osman </w:t>
+        <w:t>hermon</w:t>
       </w:r>
     </w:p>
     <w:p>
@@ -1459,18 +1213,15 @@
     </w:p>
     <w:p>
       <w:pPr>
-        <w:jc w:val="both"/>
-        <w:rPr>
-          <w:sz w:val="32"/>
-          <w:szCs w:val="32"/>
-          <w:lang w:val="fr-FR"/>
-        </w:rPr>
-      </w:pPr>
-      <w:r>
-        <w:rPr>
-          <w:sz w:val="32"/>
-          <w:szCs w:val="32"/>
-          <w:lang w:val="fr-FR"/>
+        <w:rPr>
+          <w:sz w:val="32"/>
+          <w:szCs w:val="32"/>
+        </w:rPr>
+      </w:pPr>
+      <w:r>
+        <w:rPr>
+          <w:sz w:val="32"/>
+          <w:szCs w:val="32"/>
         </w:rPr>
         <w:t>Titel:</w:t>
       </w:r>
@@ -1478,33 +1229,21 @@
         <w:rPr>
           <w:sz w:val="32"/>
           <w:szCs w:val="32"/>
-          <w:lang w:val="fr-FR"/>
         </w:rPr>
         <w:t xml:space="preserve"> </w:t>
       </w:r>
-      <w:r>
-        <w:rPr>
-          <w:sz w:val="32"/>
-          <w:szCs w:val="32"/>
-          <w:lang w:val="fr-FR"/>
-        </w:rPr>
-        <w:t>etophia</w:t>
-      </w:r>
-    </w:p>
-    <w:p>
-      <w:pPr>
-        <w:jc w:val="both"/>
-        <w:rPr>
-          <w:sz w:val="32"/>
-          <w:szCs w:val="32"/>
-          <w:lang w:val="fr-FR"/>
-        </w:rPr>
-      </w:pPr>
-      <w:r>
-        <w:rPr>
-          <w:sz w:val="32"/>
-          <w:szCs w:val="32"/>
-          <w:lang w:val="fr-FR"/>
+    </w:p>
+    <w:p>
+      <w:pPr>
+        <w:rPr>
+          <w:sz w:val="32"/>
+          <w:szCs w:val="32"/>
+        </w:rPr>
+      </w:pPr>
+      <w:r>
+        <w:rPr>
+          <w:sz w:val="32"/>
+          <w:szCs w:val="32"/>
         </w:rPr>
         <w:t>Tekst:</w:t>
       </w:r>
@@ -1512,7 +1251,6 @@
         <w:rPr>
           <w:sz w:val="32"/>
           <w:szCs w:val="32"/>
-          <w:lang w:val="fr-FR"/>
         </w:rPr>
         <w:t xml:space="preserve"> </w:t>
       </w:r>
@@ -1520,70 +1258,104 @@
         <w:rPr>
           <w:sz w:val="32"/>
           <w:szCs w:val="32"/>
-          <w:lang w:val="fr-FR"/>
-        </w:rPr>
-        <w:t>voetbal</w:t>
-      </w:r>
-    </w:p>
-    <w:p>
-      <w:pPr>
-        <w:jc w:val="both"/>
-        <w:rPr>
-          <w:sz w:val="32"/>
-          <w:szCs w:val="32"/>
-          <w:lang w:val="fr-FR"/>
-        </w:rPr>
-      </w:pPr>
-    </w:p>
-    <w:p>
-      <w:pPr>
-        <w:jc w:val="both"/>
-        <w:rPr>
-          <w:sz w:val="32"/>
-          <w:szCs w:val="32"/>
-          <w:lang w:val="fr-FR"/>
-        </w:rPr>
-      </w:pPr>
-    </w:p>
-    <w:p>
-      <w:pPr>
-        <w:jc w:val="both"/>
-        <w:rPr>
-          <w:sz w:val="32"/>
-          <w:szCs w:val="32"/>
-          <w:lang w:val="fr-FR"/>
-        </w:rPr>
-      </w:pPr>
-    </w:p>
-    <w:p>
-      <w:pPr>
-        <w:jc w:val="both"/>
-        <w:rPr>
-          <w:sz w:val="32"/>
-          <w:szCs w:val="32"/>
-          <w:lang w:val="fr-FR"/>
-        </w:rPr>
-      </w:pPr>
-      <w:r>
-        <w:rPr>
-          <w:sz w:val="32"/>
-          <w:szCs w:val="32"/>
-          <w:lang w:val="fr-FR"/>
-        </w:rPr>
-        <w:t>Foto:</w:t>
+        </w:rPr>
+        <w:t>lk</w:t>
+      </w:r>
+      <w:r>
+        <w:rPr>
+          <w:sz w:val="32"/>
+          <w:szCs w:val="32"/>
+        </w:rPr>
+        <w:t xml:space="preserve"> </w:t>
+      </w:r>
+      <w:r>
+        <w:rPr>
+          <w:sz w:val="32"/>
+          <w:szCs w:val="32"/>
+        </w:rPr>
+        <w:t>ben lbrahi</w:t>
+      </w:r>
+      <w:r>
+        <w:rPr>
+          <w:sz w:val="32"/>
+          <w:szCs w:val="32"/>
+        </w:rPr>
+        <w:t xml:space="preserve">m. Ik kom </w:t>
+      </w:r>
+      <w:r>
+        <w:rPr>
+          <w:sz w:val="32"/>
+          <w:szCs w:val="32"/>
+        </w:rPr>
+        <w:t>uit S</w:t>
+      </w:r>
+      <w:r>
+        <w:rPr>
+          <w:sz w:val="32"/>
+          <w:szCs w:val="32"/>
+        </w:rPr>
+        <w:t>yrie. Ik be</w:t>
+      </w:r>
+      <w:r>
+        <w:rPr>
+          <w:sz w:val="32"/>
+          <w:szCs w:val="32"/>
+        </w:rPr>
+        <w:t>n 17 jaar ou</w:t>
+      </w:r>
+      <w:r>
+        <w:rPr>
+          <w:sz w:val="32"/>
+          <w:szCs w:val="32"/>
+        </w:rPr>
+        <w:t>d.</w:t>
+      </w:r>
+    </w:p>
+    <w:p>
+      <w:pPr>
+        <w:rPr>
+          <w:sz w:val="32"/>
+          <w:szCs w:val="32"/>
+        </w:rPr>
+      </w:pPr>
+    </w:p>
+    <w:p>
+      <w:pPr>
+        <w:tabs>
+          <w:tab w:val="left" w:pos="3040"/>
+        </w:tabs>
+        <w:rPr>
+          <w:sz w:val="32"/>
+          <w:szCs w:val="32"/>
+        </w:rPr>
+      </w:pPr>
+    </w:p>
+    <w:p>
+      <w:pPr>
+        <w:tabs>
+          <w:tab w:val="left" w:pos="3040"/>
+        </w:tabs>
+        <w:rPr>
+          <w:sz w:val="32"/>
+          <w:szCs w:val="32"/>
+        </w:rPr>
+      </w:pPr>
+      <w:r>
+        <w:rPr>
+          <w:sz w:val="32"/>
+          <w:szCs w:val="32"/>
+        </w:rPr>
+        <w:t xml:space="preserve">Foto: </w:t>
       </w:r>
       <w:r>
         <w:rPr>
           <w:noProof/>
-          <w:sz w:val="32"/>
-          <w:szCs w:val="32"/>
-          <w:lang w:val="fr-FR"/>
         </w:rPr>
         <w:drawing>
-          <wp:inline distT="0" distB="0" distL="0" distR="0" wp14:anchorId="62808C10" wp14:editId="3B926559">
-            <wp:extent cx="5760720" cy="4474210"/>
-            <wp:effectExtent l="0" t="0" r="0" b="2540"/>
-            <wp:docPr id="4" name="Afbeelding 1"/>
+          <wp:inline distT="0" distB="0" distL="0" distR="0" wp14:anchorId="218DB716" wp14:editId="4EDEFE00">
+            <wp:extent cx="4324350" cy="5762625"/>
+            <wp:effectExtent l="0" t="0" r="0" b="0"/>
+            <wp:docPr id="4" name="drawing" descr="Sword monument at Syrian national opera house, Damascus | Flickr"/>
             <wp:cNvGraphicFramePr>
               <a:graphicFrameLocks xmlns:a="http://schemas.openxmlformats.org/drawingml/2006/main" noChangeAspect="1"/>
             </wp:cNvGraphicFramePr>
@@ -1591,17 +1363,14 @@
               <a:graphicData uri="http://schemas.openxmlformats.org/drawingml/2006/picture">
                 <pic:pic xmlns:pic="http://schemas.openxmlformats.org/drawingml/2006/picture">
                   <pic:nvPicPr>
-                    <pic:cNvPr id="4" name="Afbeelding 766304448"/>
+                    <pic:cNvPr id="4" name="Picture 260152989"/>
                     <pic:cNvPicPr/>
                   </pic:nvPicPr>
                   <pic:blipFill>
-                    <a:blip r:embed="rId13">
+                    <a:blip r:embed="rId10">
                       <a:extLst>
                         <a:ext uri="{28A0092B-C50C-407E-A947-70E740481C1C}">
-                          <a14:useLocalDpi xmlns:a14="http://schemas.microsoft.com/office/drawing/2010/main" val="0"/>
-                        </a:ext>
-                        <a:ext uri="{837473B0-CC2E-450A-ABE3-18F120FF3D39}">
-                          <a1611:picAttrSrcUrl xmlns:a1611="http://schemas.microsoft.com/office/drawing/2016/11/main" r:id="rId12"/>
+                          <a14:useLocalDpi xmlns:a14="http://schemas.microsoft.com/office/drawing/2010/main"/>
                         </a:ext>
                       </a:extLst>
                     </a:blip>
@@ -1612,7 +1381,7 @@
                   <pic:spPr>
                     <a:xfrm>
                       <a:off x="0" y="0"/>
-                      <a:ext cx="5760720" cy="4474210"/>
+                      <a:ext cx="4324350" cy="5762625"/>
                     </a:xfrm>
                     <a:prstGeom prst="rect">
                       <a:avLst/>
@@ -1624,51 +1393,37 @@
           </wp:inline>
         </w:drawing>
       </w:r>
-    </w:p>
-    <w:p>
-      <w:pPr>
-        <w:jc w:val="both"/>
-        <w:rPr>
-          <w:sz w:val="32"/>
-          <w:szCs w:val="32"/>
-          <w:lang w:val="fr-FR"/>
-        </w:rPr>
-      </w:pPr>
-    </w:p>
-    <w:p>
-      <w:pPr>
-        <w:jc w:val="both"/>
-        <w:rPr>
-          <w:sz w:val="32"/>
-          <w:szCs w:val="32"/>
-          <w:lang w:val="fr-FR"/>
-        </w:rPr>
-      </w:pPr>
-    </w:p>
-    <w:p>
-      <w:pPr>
-        <w:jc w:val="both"/>
-        <w:rPr>
-          <w:sz w:val="32"/>
-          <w:szCs w:val="32"/>
-          <w:lang w:val="fr-FR"/>
-        </w:rPr>
-      </w:pPr>
-    </w:p>
-    <w:p>
-      <w:pPr>
-        <w:jc w:val="both"/>
-        <w:rPr>
-          <w:sz w:val="32"/>
-          <w:szCs w:val="32"/>
-          <w:lang w:val="fr-FR"/>
-        </w:rPr>
-      </w:pPr>
-      <w:r>
-        <w:rPr>
-          <w:sz w:val="32"/>
-          <w:szCs w:val="32"/>
-          <w:lang w:val="fr-FR"/>
+      <w:r>
+        <w:tab/>
+      </w:r>
+    </w:p>
+    <w:p>
+      <w:pPr>
+        <w:rPr>
+          <w:sz w:val="32"/>
+          <w:szCs w:val="32"/>
+        </w:rPr>
+      </w:pPr>
+    </w:p>
+    <w:p>
+      <w:pPr>
+        <w:rPr>
+          <w:sz w:val="32"/>
+          <w:szCs w:val="32"/>
+        </w:rPr>
+      </w:pPr>
+    </w:p>
+    <w:p>
+      <w:pPr>
+        <w:rPr>
+          <w:sz w:val="32"/>
+          <w:szCs w:val="32"/>
+        </w:rPr>
+      </w:pPr>
+      <w:r>
+        <w:rPr>
+          <w:sz w:val="32"/>
+          <w:szCs w:val="32"/>
         </w:rPr>
         <w:t>Naam:</w:t>
       </w:r>
@@ -1676,7 +1431,6 @@
         <w:rPr>
           <w:sz w:val="32"/>
           <w:szCs w:val="32"/>
-          <w:lang w:val="fr-FR"/>
         </w:rPr>
         <w:t xml:space="preserve"> </w:t>
       </w:r>
@@ -1684,9 +1438,22 @@
         <w:rPr>
           <w:sz w:val="32"/>
           <w:szCs w:val="32"/>
-          <w:lang w:val="fr-FR"/>
-        </w:rPr>
-        <w:t xml:space="preserve">dafti </w:t>
+        </w:rPr>
+        <w:t>lk be</w:t>
+      </w:r>
+      <w:r>
+        <w:rPr>
+          <w:sz w:val="32"/>
+          <w:szCs w:val="32"/>
+        </w:rPr>
+        <w:t>n lbrahem</w:t>
+      </w:r>
+      <w:r>
+        <w:rPr>
+          <w:sz w:val="32"/>
+          <w:szCs w:val="32"/>
+        </w:rPr>
+        <w:t>.</w:t>
       </w:r>
     </w:p>
     <w:p>
@@ -1713,6 +1480,158 @@
       </w:pPr>
     </w:p>
     <w:p>
+      <w:pPr>
+        <w:rPr>
+          <w:sz w:val="24"/>
+          <w:szCs w:val="24"/>
+        </w:rPr>
+      </w:pPr>
+    </w:p>
+    <w:p>
+      <w:pPr>
+        <w:rPr>
+          <w:sz w:val="24"/>
+          <w:szCs w:val="24"/>
+        </w:rPr>
+      </w:pPr>
+    </w:p>
+    <w:p>
+      <w:pPr>
+        <w:rPr>
+          <w:sz w:val="24"/>
+          <w:szCs w:val="24"/>
+        </w:rPr>
+      </w:pPr>
+    </w:p>
+    <w:p>
+      <w:pPr>
+        <w:rPr>
+          <w:sz w:val="24"/>
+          <w:szCs w:val="24"/>
+        </w:rPr>
+      </w:pPr>
+    </w:p>
+    <w:p>
+      <w:pPr>
+        <w:rPr>
+          <w:sz w:val="24"/>
+          <w:szCs w:val="24"/>
+        </w:rPr>
+      </w:pPr>
+    </w:p>
+    <w:p>
+      <w:pPr>
+        <w:rPr>
+          <w:sz w:val="24"/>
+          <w:szCs w:val="24"/>
+        </w:rPr>
+      </w:pPr>
+    </w:p>
+    <w:p>
+      <w:pPr>
+        <w:rPr>
+          <w:sz w:val="24"/>
+          <w:szCs w:val="24"/>
+        </w:rPr>
+      </w:pPr>
+    </w:p>
+    <w:p>
+      <w:pPr>
+        <w:rPr>
+          <w:sz w:val="24"/>
+          <w:szCs w:val="24"/>
+        </w:rPr>
+      </w:pPr>
+    </w:p>
+    <w:p>
+      <w:pPr>
+        <w:rPr>
+          <w:sz w:val="24"/>
+          <w:szCs w:val="24"/>
+        </w:rPr>
+      </w:pPr>
+    </w:p>
+    <w:p>
+      <w:pPr>
+        <w:rPr>
+          <w:sz w:val="24"/>
+          <w:szCs w:val="24"/>
+        </w:rPr>
+      </w:pPr>
+    </w:p>
+    <w:p>
+      <w:pPr>
+        <w:rPr>
+          <w:sz w:val="24"/>
+          <w:szCs w:val="24"/>
+        </w:rPr>
+      </w:pPr>
+    </w:p>
+    <w:p>
+      <w:pPr>
+        <w:rPr>
+          <w:sz w:val="24"/>
+          <w:szCs w:val="24"/>
+        </w:rPr>
+      </w:pPr>
+    </w:p>
+    <w:p>
+      <w:pPr>
+        <w:rPr>
+          <w:sz w:val="24"/>
+          <w:szCs w:val="24"/>
+        </w:rPr>
+      </w:pPr>
+    </w:p>
+    <w:p>
+      <w:pPr>
+        <w:rPr>
+          <w:sz w:val="24"/>
+          <w:szCs w:val="24"/>
+        </w:rPr>
+      </w:pPr>
+    </w:p>
+    <w:p>
+      <w:pPr>
+        <w:rPr>
+          <w:sz w:val="24"/>
+          <w:szCs w:val="24"/>
+        </w:rPr>
+      </w:pPr>
+    </w:p>
+    <w:p>
+      <w:pPr>
+        <w:rPr>
+          <w:sz w:val="24"/>
+          <w:szCs w:val="24"/>
+        </w:rPr>
+      </w:pPr>
+    </w:p>
+    <w:p>
+      <w:pPr>
+        <w:rPr>
+          <w:sz w:val="24"/>
+          <w:szCs w:val="24"/>
+        </w:rPr>
+      </w:pPr>
+    </w:p>
+    <w:p>
+      <w:pPr>
+        <w:rPr>
+          <w:sz w:val="24"/>
+          <w:szCs w:val="24"/>
+        </w:rPr>
+      </w:pPr>
+    </w:p>
+    <w:p>
+      <w:pPr>
+        <w:rPr>
+          <w:sz w:val="24"/>
+          <w:szCs w:val="24"/>
+        </w:rPr>
+      </w:pPr>
+    </w:p>
+    <w:p>
       <w:r>
         <w:br w:type="page"/>
       </w:r>
@@ -1743,14 +1662,7 @@
           <w:sz w:val="32"/>
           <w:szCs w:val="32"/>
         </w:rPr>
-        <w:t>spor</w:t>
-      </w:r>
-      <w:r>
-        <w:rPr>
-          <w:sz w:val="32"/>
-          <w:szCs w:val="32"/>
-        </w:rPr>
-        <w:t>t</w:t>
+        <w:t>sierra leone</w:t>
       </w:r>
     </w:p>
     <w:p>
@@ -1786,7 +1698,42 @@
           <w:sz w:val="32"/>
           <w:szCs w:val="32"/>
         </w:rPr>
-        <w:t>k hou van sport.</w:t>
+        <w:t>k ben ibrahim noah</w:t>
+      </w:r>
+      <w:r>
+        <w:rPr>
+          <w:sz w:val="32"/>
+          <w:szCs w:val="32"/>
+        </w:rPr>
+        <w:t>.</w:t>
+      </w:r>
+      <w:r>
+        <w:rPr>
+          <w:sz w:val="32"/>
+          <w:szCs w:val="32"/>
+        </w:rPr>
+        <w:t xml:space="preserve"> I</w:t>
+      </w:r>
+      <w:r>
+        <w:rPr>
+          <w:sz w:val="32"/>
+          <w:szCs w:val="32"/>
+        </w:rPr>
+        <w:t>k kom uit sierra leone</w:t>
+      </w:r>
+      <w:r>
+        <w:rPr>
+          <w:sz w:val="32"/>
+          <w:szCs w:val="32"/>
+        </w:rPr>
+        <w:t>. I</w:t>
+      </w:r>
+      <w:r>
+        <w:rPr>
+          <w:sz w:val="32"/>
+          <w:szCs w:val="32"/>
+        </w:rPr>
+        <w:t>k ben 17 jaar oud</w:t>
       </w:r>
       <w:r>
         <w:rPr>
@@ -1794,55 +1741,6 @@
           <w:szCs w:val="32"/>
         </w:rPr>
         <w:t xml:space="preserve"> </w:t>
-      </w:r>
-      <w:r>
-        <w:rPr>
-          <w:sz w:val="32"/>
-          <w:szCs w:val="32"/>
-        </w:rPr>
-        <w:t>I</w:t>
-      </w:r>
-      <w:r>
-        <w:rPr>
-          <w:sz w:val="32"/>
-          <w:szCs w:val="32"/>
-        </w:rPr>
-        <w:t xml:space="preserve">k kom uit </w:t>
-      </w:r>
-      <w:r>
-        <w:rPr>
-          <w:sz w:val="32"/>
-          <w:szCs w:val="32"/>
-        </w:rPr>
-        <w:t>kurd</w:t>
-      </w:r>
-      <w:r>
-        <w:rPr>
-          <w:sz w:val="32"/>
-          <w:szCs w:val="32"/>
-        </w:rPr>
-        <w:t>i</w:t>
-      </w:r>
-      <w:r>
-        <w:rPr>
-          <w:sz w:val="32"/>
-          <w:szCs w:val="32"/>
-        </w:rPr>
-        <w:t>st</w:t>
-      </w:r>
-      <w:r>
-        <w:rPr>
-          <w:sz w:val="32"/>
-          <w:szCs w:val="32"/>
-        </w:rPr>
-        <w:t>a</w:t>
-      </w:r>
-      <w:r>
-        <w:rPr>
-          <w:sz w:val="32"/>
-          <w:szCs w:val="32"/>
-        </w:rPr>
-        <w:t>n</w:t>
       </w:r>
     </w:p>
     <w:p>
@@ -1876,21 +1774,20 @@
       </w:pPr>
       <w:r>
         <w:rPr>
+          <w:sz w:val="32"/>
+          <w:szCs w:val="32"/>
+        </w:rPr>
+        <w:t xml:space="preserve">Foto: </w:t>
+      </w:r>
+      <w:r>
+        <w:rPr>
           <w:noProof/>
         </w:rPr>
         <w:drawing>
-          <wp:anchor distT="0" distB="0" distL="114300" distR="114300" simplePos="0" relativeHeight="251659264" behindDoc="0" locked="0" layoutInCell="1" allowOverlap="1" wp14:anchorId="20395553" wp14:editId="7FF788AE">
-            <wp:simplePos x="0" y="0"/>
-            <wp:positionH relativeFrom="margin">
-              <wp:align>left</wp:align>
-            </wp:positionH>
-            <wp:positionV relativeFrom="paragraph">
-              <wp:posOffset>246380</wp:posOffset>
-            </wp:positionV>
-            <wp:extent cx="4762500" cy="3562350"/>
+          <wp:inline distT="0" distB="0" distL="0" distR="0" wp14:anchorId="0AC6E492" wp14:editId="0F22FFA9">
+            <wp:extent cx="5762625" cy="3028950"/>
             <wp:effectExtent l="0" t="0" r="0" b="0"/>
-            <wp:wrapNone/>
-            <wp:docPr id="5" name="Afbeelding 1"/>
+            <wp:docPr id="5" name="drawing" descr="Sierra Leone’s U-17 Girls Crash Out Of World Cup Qualifiers After Benin ..."/>
             <wp:cNvGraphicFramePr>
               <a:graphicFrameLocks xmlns:a="http://schemas.openxmlformats.org/drawingml/2006/main" noChangeAspect="1"/>
             </wp:cNvGraphicFramePr>
@@ -1898,19 +1795,14 @@
               <a:graphicData uri="http://schemas.openxmlformats.org/drawingml/2006/picture">
                 <pic:pic xmlns:pic="http://schemas.openxmlformats.org/drawingml/2006/picture">
                   <pic:nvPicPr>
-                    <pic:cNvPr id="5" name="Afbeelding 1"/>
-                    <pic:cNvPicPr>
-                      <a:picLocks noChangeAspect="1"/>
-                    </pic:cNvPicPr>
+                    <pic:cNvPr id="5" name="Picture 1254863288"/>
+                    <pic:cNvPicPr/>
                   </pic:nvPicPr>
                   <pic:blipFill>
-                    <a:blip r:embed="rId15">
+                    <a:blip r:embed="rId11">
                       <a:extLst>
                         <a:ext uri="{28A0092B-C50C-407E-A947-70E740481C1C}">
-                          <a14:useLocalDpi xmlns:a14="http://schemas.microsoft.com/office/drawing/2010/main" val="0"/>
-                        </a:ext>
-                        <a:ext uri="{837473B0-CC2E-450A-ABE3-18F120FF3D39}">
-                          <a1611:picAttrSrcUrl xmlns:a1611="http://schemas.microsoft.com/office/drawing/2016/11/main" r:id="rId14"/>
+                          <a14:useLocalDpi xmlns:a14="http://schemas.microsoft.com/office/drawing/2010/main"/>
                         </a:ext>
                       </a:extLst>
                     </a:blip>
@@ -1921,7 +1813,7 @@
                   <pic:spPr>
                     <a:xfrm>
                       <a:off x="0" y="0"/>
-                      <a:ext cx="4762500" cy="3562350"/>
+                      <a:ext cx="5762625" cy="3028950"/>
                     </a:xfrm>
                     <a:prstGeom prst="rect">
                       <a:avLst/>
@@ -1930,16 +1822,409 @@
                 </pic:pic>
               </a:graphicData>
             </a:graphic>
-          </wp:anchor>
+          </wp:inline>
         </w:drawing>
       </w:r>
       <w:r>
-        <w:rPr>
-          <w:sz w:val="32"/>
-          <w:szCs w:val="32"/>
-        </w:rPr>
-        <w:t xml:space="preserve">Foto: </w:t>
-      </w:r>
+        <w:tab/>
+      </w:r>
+    </w:p>
+    <w:p>
+      <w:pPr>
+        <w:rPr>
+          <w:sz w:val="32"/>
+          <w:szCs w:val="32"/>
+        </w:rPr>
+      </w:pPr>
+    </w:p>
+    <w:p>
+      <w:pPr>
+        <w:rPr>
+          <w:sz w:val="32"/>
+          <w:szCs w:val="32"/>
+        </w:rPr>
+      </w:pPr>
+    </w:p>
+    <w:p>
+      <w:pPr>
+        <w:rPr>
+          <w:sz w:val="32"/>
+          <w:szCs w:val="32"/>
+        </w:rPr>
+      </w:pPr>
+      <w:r>
+        <w:rPr>
+          <w:sz w:val="32"/>
+          <w:szCs w:val="32"/>
+        </w:rPr>
+        <w:t>Naam:</w:t>
+      </w:r>
+      <w:r>
+        <w:rPr>
+          <w:sz w:val="32"/>
+          <w:szCs w:val="32"/>
+        </w:rPr>
+        <w:t xml:space="preserve"> </w:t>
+      </w:r>
+      <w:r>
+        <w:rPr>
+          <w:sz w:val="32"/>
+          <w:szCs w:val="32"/>
+        </w:rPr>
+        <w:t>ibrahim noah</w:t>
+      </w:r>
+    </w:p>
+    <w:p>
+      <w:pPr>
+        <w:rPr>
+          <w:sz w:val="32"/>
+          <w:szCs w:val="32"/>
+        </w:rPr>
+      </w:pPr>
+      <w:r>
+        <w:rPr>
+          <w:sz w:val="32"/>
+          <w:szCs w:val="32"/>
+        </w:rPr>
+        <w:t>Klaar!</w:t>
+      </w:r>
+    </w:p>
+    <w:p>
+      <w:pPr>
+        <w:rPr>
+          <w:sz w:val="24"/>
+          <w:szCs w:val="24"/>
+        </w:rPr>
+      </w:pPr>
+    </w:p>
+    <w:p>
+      <w:pPr>
+        <w:rPr>
+          <w:sz w:val="24"/>
+          <w:szCs w:val="24"/>
+        </w:rPr>
+      </w:pPr>
+    </w:p>
+    <w:p>
+      <w:pPr>
+        <w:rPr>
+          <w:sz w:val="24"/>
+          <w:szCs w:val="24"/>
+        </w:rPr>
+      </w:pPr>
+    </w:p>
+    <w:p>
+      <w:pPr>
+        <w:rPr>
+          <w:sz w:val="24"/>
+          <w:szCs w:val="24"/>
+        </w:rPr>
+      </w:pPr>
+    </w:p>
+    <w:p>
+      <w:pPr>
+        <w:rPr>
+          <w:sz w:val="24"/>
+          <w:szCs w:val="24"/>
+        </w:rPr>
+      </w:pPr>
+    </w:p>
+    <w:p>
+      <w:pPr>
+        <w:rPr>
+          <w:sz w:val="24"/>
+          <w:szCs w:val="24"/>
+        </w:rPr>
+      </w:pPr>
+    </w:p>
+    <w:p>
+      <w:pPr>
+        <w:rPr>
+          <w:sz w:val="24"/>
+          <w:szCs w:val="24"/>
+        </w:rPr>
+      </w:pPr>
+    </w:p>
+    <w:p>
+      <w:pPr>
+        <w:rPr>
+          <w:sz w:val="24"/>
+          <w:szCs w:val="24"/>
+        </w:rPr>
+      </w:pPr>
+    </w:p>
+    <w:p>
+      <w:pPr>
+        <w:rPr>
+          <w:sz w:val="24"/>
+          <w:szCs w:val="24"/>
+        </w:rPr>
+      </w:pPr>
+    </w:p>
+    <w:p>
+      <w:pPr>
+        <w:rPr>
+          <w:sz w:val="24"/>
+          <w:szCs w:val="24"/>
+        </w:rPr>
+      </w:pPr>
+    </w:p>
+    <w:p>
+      <w:pPr>
+        <w:rPr>
+          <w:sz w:val="24"/>
+          <w:szCs w:val="24"/>
+        </w:rPr>
+      </w:pPr>
+    </w:p>
+    <w:p>
+      <w:pPr>
+        <w:rPr>
+          <w:sz w:val="24"/>
+          <w:szCs w:val="24"/>
+        </w:rPr>
+      </w:pPr>
+    </w:p>
+    <w:p>
+      <w:pPr>
+        <w:rPr>
+          <w:sz w:val="24"/>
+          <w:szCs w:val="24"/>
+        </w:rPr>
+      </w:pPr>
+    </w:p>
+    <w:p>
+      <w:pPr>
+        <w:rPr>
+          <w:sz w:val="24"/>
+          <w:szCs w:val="24"/>
+        </w:rPr>
+      </w:pPr>
+    </w:p>
+    <w:p>
+      <w:pPr>
+        <w:rPr>
+          <w:sz w:val="24"/>
+          <w:szCs w:val="24"/>
+        </w:rPr>
+      </w:pPr>
+    </w:p>
+    <w:p>
+      <w:pPr>
+        <w:rPr>
+          <w:sz w:val="24"/>
+          <w:szCs w:val="24"/>
+        </w:rPr>
+      </w:pPr>
+    </w:p>
+    <w:p>
+      <w:pPr>
+        <w:rPr>
+          <w:sz w:val="24"/>
+          <w:szCs w:val="24"/>
+        </w:rPr>
+      </w:pPr>
+    </w:p>
+    <w:p>
+      <w:pPr>
+        <w:rPr>
+          <w:sz w:val="24"/>
+          <w:szCs w:val="24"/>
+        </w:rPr>
+      </w:pPr>
+    </w:p>
+    <w:p>
+      <w:pPr>
+        <w:rPr>
+          <w:sz w:val="24"/>
+          <w:szCs w:val="24"/>
+        </w:rPr>
+      </w:pPr>
+    </w:p>
+    <w:p>
+      <w:pPr>
+        <w:rPr>
+          <w:sz w:val="24"/>
+          <w:szCs w:val="24"/>
+        </w:rPr>
+      </w:pPr>
+    </w:p>
+    <w:p>
+      <w:r>
+        <w:br w:type="page"/>
+      </w:r>
+    </w:p>
+    <w:p>
+      <w:pPr>
+        <w:rPr>
+          <w:sz w:val="32"/>
+          <w:szCs w:val="32"/>
+        </w:rPr>
+      </w:pPr>
+      <w:r>
+        <w:rPr>
+          <w:sz w:val="32"/>
+          <w:szCs w:val="32"/>
+        </w:rPr>
+        <w:t>Titel:</w:t>
+      </w:r>
+      <w:r>
+        <w:rPr>
+          <w:sz w:val="32"/>
+          <w:szCs w:val="32"/>
+        </w:rPr>
+        <w:t xml:space="preserve"> </w:t>
+      </w:r>
+    </w:p>
+    <w:p>
+      <w:r>
+        <w:rPr>
+          <w:sz w:val="32"/>
+          <w:szCs w:val="32"/>
+        </w:rPr>
+        <w:t>Tekst:</w:t>
+      </w:r>
+      <w:r>
+        <w:rPr>
+          <w:sz w:val="32"/>
+          <w:szCs w:val="32"/>
+        </w:rPr>
+        <w:t xml:space="preserve"> </w:t>
+      </w:r>
+      <w:r>
+        <w:rPr>
+          <w:sz w:val="32"/>
+          <w:szCs w:val="32"/>
+        </w:rPr>
+        <w:t>lk</w:t>
+      </w:r>
+      <w:r>
+        <w:rPr>
+          <w:sz w:val="32"/>
+          <w:szCs w:val="32"/>
+        </w:rPr>
+        <w:t xml:space="preserve"> </w:t>
+      </w:r>
+      <w:r>
+        <w:rPr>
+          <w:sz w:val="32"/>
+          <w:szCs w:val="32"/>
+        </w:rPr>
+        <w:t>ben</w:t>
+      </w:r>
+      <w:r>
+        <w:rPr>
+          <w:sz w:val="32"/>
+          <w:szCs w:val="32"/>
+        </w:rPr>
+        <w:t xml:space="preserve"> </w:t>
+      </w:r>
+      <w:r>
+        <w:rPr>
+          <w:sz w:val="32"/>
+          <w:szCs w:val="32"/>
+        </w:rPr>
+        <w:t>Kareem</w:t>
+      </w:r>
+      <w:r>
+        <w:rPr>
+          <w:sz w:val="32"/>
+          <w:szCs w:val="32"/>
+        </w:rPr>
+        <w:t>. Ik</w:t>
+      </w:r>
+      <w:r>
+        <w:rPr>
+          <w:sz w:val="32"/>
+          <w:szCs w:val="32"/>
+        </w:rPr>
+        <w:t xml:space="preserve"> </w:t>
+      </w:r>
+      <w:r>
+        <w:rPr>
+          <w:sz w:val="32"/>
+          <w:szCs w:val="32"/>
+        </w:rPr>
+        <w:t>k</w:t>
+      </w:r>
+      <w:r>
+        <w:rPr>
+          <w:sz w:val="32"/>
+          <w:szCs w:val="32"/>
+        </w:rPr>
+        <w:t>o</w:t>
+      </w:r>
+      <w:r>
+        <w:rPr>
+          <w:sz w:val="32"/>
+          <w:szCs w:val="32"/>
+        </w:rPr>
+        <w:t>m</w:t>
+      </w:r>
+      <w:r>
+        <w:rPr>
+          <w:sz w:val="32"/>
+          <w:szCs w:val="32"/>
+        </w:rPr>
+        <w:t xml:space="preserve"> </w:t>
+      </w:r>
+      <w:r>
+        <w:rPr>
+          <w:sz w:val="32"/>
+          <w:szCs w:val="32"/>
+        </w:rPr>
+        <w:t>uit</w:t>
+      </w:r>
+      <w:r>
+        <w:rPr>
+          <w:sz w:val="32"/>
+          <w:szCs w:val="32"/>
+        </w:rPr>
+        <w:t xml:space="preserve">  </w:t>
+      </w:r>
+      <w:r>
+        <w:rPr>
+          <w:sz w:val="32"/>
+          <w:szCs w:val="32"/>
+        </w:rPr>
+        <w:t>Syr</w:t>
+      </w:r>
+      <w:r>
+        <w:rPr>
+          <w:sz w:val="32"/>
+          <w:szCs w:val="32"/>
+        </w:rPr>
+        <w:t>ie</w:t>
+      </w:r>
+      <w:r>
+        <w:rPr>
+          <w:sz w:val="32"/>
+          <w:szCs w:val="32"/>
+        </w:rPr>
+        <w:t>. Ik</w:t>
+      </w:r>
+      <w:r>
+        <w:rPr>
+          <w:sz w:val="32"/>
+          <w:szCs w:val="32"/>
+        </w:rPr>
+        <w:t xml:space="preserve"> ben 13 jaar</w:t>
+      </w:r>
+      <w:r>
+        <w:rPr>
+          <w:sz w:val="32"/>
+          <w:szCs w:val="32"/>
+        </w:rPr>
+        <w:t xml:space="preserve"> oud.</w:t>
+      </w:r>
+    </w:p>
+    <w:p>
+      <w:pPr>
+        <w:rPr>
+          <w:sz w:val="32"/>
+          <w:szCs w:val="32"/>
+        </w:rPr>
+      </w:pPr>
     </w:p>
     <w:p>
       <w:pPr>
@@ -1947,8 +2232,8 @@
           <w:tab w:val="left" w:pos="3040"/>
         </w:tabs>
         <w:rPr>
-          <w:sz w:val="18"/>
-          <w:szCs w:val="18"/>
+          <w:sz w:val="32"/>
+          <w:szCs w:val="32"/>
         </w:rPr>
       </w:pPr>
     </w:p>
@@ -1957,419 +2242,23 @@
         <w:tabs>
           <w:tab w:val="left" w:pos="3040"/>
         </w:tabs>
-        <w:rPr>
-          <w:sz w:val="32"/>
-          <w:szCs w:val="32"/>
-        </w:rPr>
-      </w:pPr>
-      <w:r>
-        <w:rPr>
-          <w:sz w:val="32"/>
-          <w:szCs w:val="32"/>
-        </w:rPr>
-        <w:tab/>
-      </w:r>
-    </w:p>
-    <w:p>
-      <w:pPr>
-        <w:rPr>
-          <w:sz w:val="32"/>
-          <w:szCs w:val="32"/>
-        </w:rPr>
-      </w:pPr>
-    </w:p>
-    <w:p>
-      <w:pPr>
-        <w:rPr>
-          <w:sz w:val="32"/>
-          <w:szCs w:val="32"/>
-        </w:rPr>
-      </w:pPr>
-    </w:p>
-    <w:p>
-      <w:pPr>
-        <w:rPr>
-          <w:sz w:val="32"/>
-          <w:szCs w:val="32"/>
-        </w:rPr>
-      </w:pPr>
-    </w:p>
-    <w:p>
-      <w:pPr>
-        <w:rPr>
-          <w:sz w:val="32"/>
-          <w:szCs w:val="32"/>
-        </w:rPr>
-      </w:pPr>
-    </w:p>
-    <w:p>
-      <w:pPr>
-        <w:rPr>
-          <w:sz w:val="32"/>
-          <w:szCs w:val="32"/>
-        </w:rPr>
-      </w:pPr>
-    </w:p>
-    <w:p>
-      <w:pPr>
-        <w:rPr>
-          <w:sz w:val="32"/>
-          <w:szCs w:val="32"/>
-        </w:rPr>
-      </w:pPr>
-    </w:p>
-    <w:p>
-      <w:pPr>
-        <w:rPr>
-          <w:sz w:val="32"/>
-          <w:szCs w:val="32"/>
-        </w:rPr>
-      </w:pPr>
-    </w:p>
-    <w:p>
-      <w:pPr>
-        <w:rPr>
-          <w:sz w:val="32"/>
-          <w:szCs w:val="32"/>
-        </w:rPr>
-      </w:pPr>
-    </w:p>
-    <w:p>
-      <w:pPr>
-        <w:rPr>
-          <w:sz w:val="32"/>
-          <w:szCs w:val="32"/>
-        </w:rPr>
-      </w:pPr>
-      <w:r>
-        <w:rPr>
-          <w:sz w:val="32"/>
-          <w:szCs w:val="32"/>
-        </w:rPr>
-        <w:t>Naam:</w:t>
-      </w:r>
-      <w:r>
-        <w:rPr>
-          <w:sz w:val="32"/>
-          <w:szCs w:val="32"/>
-        </w:rPr>
-        <w:t xml:space="preserve"> </w:t>
-      </w:r>
-      <w:r>
-        <w:rPr>
-          <w:sz w:val="32"/>
-          <w:szCs w:val="32"/>
-        </w:rPr>
-        <w:t>Dalal.A1C</w:t>
-      </w:r>
-    </w:p>
-    <w:p>
-      <w:pPr>
-        <w:rPr>
-          <w:sz w:val="32"/>
-          <w:szCs w:val="32"/>
-        </w:rPr>
-      </w:pPr>
-      <w:r>
-        <w:rPr>
-          <w:sz w:val="32"/>
-          <w:szCs w:val="32"/>
-        </w:rPr>
-        <w:t>Klaar!</w:t>
-      </w:r>
-    </w:p>
-    <w:p>
-      <w:pPr>
-        <w:rPr>
-          <w:sz w:val="24"/>
-          <w:szCs w:val="24"/>
-        </w:rPr>
-      </w:pPr>
-    </w:p>
-    <w:p>
-      <w:pPr>
-        <w:rPr>
-          <w:sz w:val="24"/>
-          <w:szCs w:val="24"/>
-        </w:rPr>
-      </w:pPr>
-    </w:p>
-    <w:p>
-      <w:pPr>
-        <w:rPr>
-          <w:sz w:val="24"/>
-          <w:szCs w:val="24"/>
-        </w:rPr>
-      </w:pPr>
-    </w:p>
-    <w:p>
-      <w:pPr>
-        <w:rPr>
-          <w:sz w:val="24"/>
-          <w:szCs w:val="24"/>
-        </w:rPr>
-      </w:pPr>
-    </w:p>
-    <w:p>
-      <w:pPr>
-        <w:rPr>
-          <w:sz w:val="24"/>
-          <w:szCs w:val="24"/>
-        </w:rPr>
-      </w:pPr>
-    </w:p>
-    <w:p>
-      <w:pPr>
-        <w:rPr>
-          <w:sz w:val="24"/>
-          <w:szCs w:val="24"/>
-        </w:rPr>
-      </w:pPr>
-    </w:p>
-    <w:p>
-      <w:pPr>
-        <w:rPr>
-          <w:sz w:val="24"/>
-          <w:szCs w:val="24"/>
-        </w:rPr>
-      </w:pPr>
-    </w:p>
-    <w:p>
-      <w:pPr>
-        <w:rPr>
-          <w:sz w:val="24"/>
-          <w:szCs w:val="24"/>
-        </w:rPr>
-      </w:pPr>
-    </w:p>
-    <w:p>
-      <w:pPr>
-        <w:rPr>
-          <w:sz w:val="24"/>
-          <w:szCs w:val="24"/>
-        </w:rPr>
-      </w:pPr>
-    </w:p>
-    <w:p>
-      <w:pPr>
-        <w:rPr>
-          <w:sz w:val="24"/>
-          <w:szCs w:val="24"/>
-        </w:rPr>
-      </w:pPr>
-    </w:p>
-    <w:p>
-      <w:pPr>
-        <w:rPr>
-          <w:sz w:val="24"/>
-          <w:szCs w:val="24"/>
-        </w:rPr>
-      </w:pPr>
-    </w:p>
-    <w:p>
-      <w:pPr>
-        <w:rPr>
-          <w:sz w:val="24"/>
-          <w:szCs w:val="24"/>
-        </w:rPr>
-      </w:pPr>
-    </w:p>
-    <w:p>
-      <w:pPr>
-        <w:rPr>
-          <w:sz w:val="24"/>
-          <w:szCs w:val="24"/>
-        </w:rPr>
-      </w:pPr>
-    </w:p>
-    <w:p>
-      <w:pPr>
-        <w:rPr>
-          <w:sz w:val="24"/>
-          <w:szCs w:val="24"/>
-        </w:rPr>
-      </w:pPr>
-    </w:p>
-    <w:p>
-      <w:pPr>
-        <w:rPr>
-          <w:sz w:val="24"/>
-          <w:szCs w:val="24"/>
-        </w:rPr>
-      </w:pPr>
-    </w:p>
-    <w:p>
-      <w:pPr>
-        <w:rPr>
-          <w:sz w:val="24"/>
-          <w:szCs w:val="24"/>
-        </w:rPr>
-      </w:pPr>
-    </w:p>
-    <w:p>
-      <w:pPr>
-        <w:rPr>
-          <w:sz w:val="24"/>
-          <w:szCs w:val="24"/>
-        </w:rPr>
-      </w:pPr>
-    </w:p>
-    <w:p>
-      <w:pPr>
-        <w:rPr>
-          <w:sz w:val="24"/>
-          <w:szCs w:val="24"/>
-        </w:rPr>
-      </w:pPr>
-    </w:p>
-    <w:p>
-      <w:pPr>
-        <w:rPr>
-          <w:sz w:val="24"/>
-          <w:szCs w:val="24"/>
-        </w:rPr>
-      </w:pPr>
-    </w:p>
-    <w:p>
-      <w:pPr>
-        <w:rPr>
-          <w:sz w:val="24"/>
-          <w:szCs w:val="24"/>
-        </w:rPr>
-      </w:pPr>
-    </w:p>
-    <w:p>
-      <w:r>
-        <w:br w:type="page"/>
-      </w:r>
-    </w:p>
-    <w:p>
-      <w:pPr>
-        <w:rPr>
-          <w:sz w:val="32"/>
-          <w:szCs w:val="32"/>
-        </w:rPr>
-      </w:pPr>
-      <w:r>
-        <w:rPr>
-          <w:sz w:val="32"/>
-          <w:szCs w:val="32"/>
-        </w:rPr>
-        <w:t>Titel:</w:t>
-      </w:r>
-      <w:r>
-        <w:rPr>
-          <w:sz w:val="32"/>
-          <w:szCs w:val="32"/>
-        </w:rPr>
-        <w:t xml:space="preserve"> </w:t>
-      </w:r>
-      <w:r>
-        <w:rPr>
-          <w:sz w:val="32"/>
-          <w:szCs w:val="32"/>
-        </w:rPr>
-        <w:t xml:space="preserve">ik mijn naam </w:t>
-      </w:r>
-      <w:proofErr w:type="spellStart"/>
-      <w:r>
-        <w:rPr>
-          <w:sz w:val="32"/>
-          <w:szCs w:val="32"/>
-        </w:rPr>
-        <w:t>mahad</w:t>
-      </w:r>
-      <w:proofErr w:type="spellEnd"/>
-      <w:r>
-        <w:rPr>
-          <w:sz w:val="32"/>
-          <w:szCs w:val="32"/>
-        </w:rPr>
-        <w:t>.</w:t>
-      </w:r>
-    </w:p>
-    <w:p>
-      <w:pPr>
-        <w:rPr>
-          <w:sz w:val="32"/>
-          <w:szCs w:val="32"/>
-        </w:rPr>
-      </w:pPr>
-      <w:r>
-        <w:rPr>
-          <w:sz w:val="32"/>
-          <w:szCs w:val="32"/>
-        </w:rPr>
-        <w:t>Tekst:</w:t>
-      </w:r>
-      <w:r>
-        <w:rPr>
-          <w:sz w:val="32"/>
-          <w:szCs w:val="32"/>
-        </w:rPr>
-        <w:t xml:space="preserve"> </w:t>
-      </w:r>
-      <w:r>
-        <w:rPr>
-          <w:sz w:val="32"/>
-          <w:szCs w:val="32"/>
-        </w:rPr>
-        <w:t xml:space="preserve">ik kom uit </w:t>
-      </w:r>
-      <w:proofErr w:type="spellStart"/>
-      <w:r>
-        <w:rPr>
-          <w:sz w:val="32"/>
-          <w:szCs w:val="32"/>
-        </w:rPr>
-        <w:t>somalia</w:t>
-      </w:r>
-      <w:proofErr w:type="spellEnd"/>
-    </w:p>
-    <w:p>
-      <w:pPr>
-        <w:rPr>
-          <w:sz w:val="32"/>
-          <w:szCs w:val="32"/>
-        </w:rPr>
-      </w:pPr>
-    </w:p>
-    <w:p>
-      <w:pPr>
-        <w:rPr>
-          <w:sz w:val="32"/>
-          <w:szCs w:val="32"/>
-        </w:rPr>
-      </w:pPr>
-      <w:r>
-        <w:rPr>
-          <w:sz w:val="32"/>
-          <w:szCs w:val="32"/>
-        </w:rPr>
-        <w:t>Foto:</w:t>
-      </w:r>
-    </w:p>
-    <w:p>
-      <w:pPr>
-        <w:tabs>
-          <w:tab w:val="left" w:pos="3040"/>
-        </w:tabs>
-        <w:rPr>
-          <w:sz w:val="32"/>
-          <w:szCs w:val="32"/>
-        </w:rPr>
-      </w:pPr>
+      </w:pPr>
+      <w:r>
+        <w:rPr>
+          <w:sz w:val="32"/>
+          <w:szCs w:val="32"/>
+        </w:rPr>
+        <w:t xml:space="preserve">Foto: </w:t>
+      </w:r>
       <w:r>
         <w:rPr>
           <w:noProof/>
-          <w:sz w:val="32"/>
-          <w:szCs w:val="32"/>
         </w:rPr>
         <w:drawing>
-          <wp:inline distT="0" distB="0" distL="0" distR="0" wp14:anchorId="1D7392E5" wp14:editId="7255DF55">
-            <wp:extent cx="5278346" cy="2735248"/>
-            <wp:effectExtent l="0" t="0" r="0" b="8255"/>
-            <wp:docPr id="6" name="Afbeelding 1"/>
+          <wp:inline distT="0" distB="0" distL="0" distR="0" wp14:anchorId="4B03EE40" wp14:editId="39502CEA">
+            <wp:extent cx="5762625" cy="3838575"/>
+            <wp:effectExtent l="0" t="0" r="0" b="0"/>
+            <wp:docPr id="6" name="drawing" descr="Protests in Damascus against Assad breaching ceasefire – Middle East ..."/>
             <wp:cNvGraphicFramePr>
               <a:graphicFrameLocks xmlns:a="http://schemas.openxmlformats.org/drawingml/2006/main" noChangeAspect="1"/>
             </wp:cNvGraphicFramePr>
@@ -2377,17 +2266,14 @@
               <a:graphicData uri="http://schemas.openxmlformats.org/drawingml/2006/picture">
                 <pic:pic xmlns:pic="http://schemas.openxmlformats.org/drawingml/2006/picture">
                   <pic:nvPicPr>
-                    <pic:cNvPr id="6" name="Afbeelding 15488284"/>
+                    <pic:cNvPr id="6" name="Picture 1621982745"/>
                     <pic:cNvPicPr/>
                   </pic:nvPicPr>
                   <pic:blipFill>
-                    <a:blip r:embed="rId17" cstate="print">
+                    <a:blip r:embed="rId12">
                       <a:extLst>
                         <a:ext uri="{28A0092B-C50C-407E-A947-70E740481C1C}">
-                          <a14:useLocalDpi xmlns:a14="http://schemas.microsoft.com/office/drawing/2010/main" val="0"/>
-                        </a:ext>
-                        <a:ext uri="{837473B0-CC2E-450A-ABE3-18F120FF3D39}">
-                          <a1611:picAttrSrcUrl xmlns:a1611="http://schemas.microsoft.com/office/drawing/2016/11/main" r:id="rId16"/>
+                          <a14:useLocalDpi xmlns:a14="http://schemas.microsoft.com/office/drawing/2010/main"/>
                         </a:ext>
                       </a:extLst>
                     </a:blip>
@@ -2398,7 +2284,7 @@
                   <pic:spPr>
                     <a:xfrm>
                       <a:off x="0" y="0"/>
-                      <a:ext cx="5297628" cy="2745240"/>
+                      <a:ext cx="5762625" cy="3838575"/>
                     </a:xfrm>
                     <a:prstGeom prst="rect">
                       <a:avLst/>
@@ -2410,6 +2296,9 @@
           </wp:inline>
         </w:drawing>
       </w:r>
+      <w:r>
+        <w:tab/>
+      </w:r>
     </w:p>
     <w:p>
       <w:pPr>
@@ -2445,7 +2334,225 @@
           <w:sz w:val="32"/>
           <w:szCs w:val="32"/>
         </w:rPr>
-        <w:t xml:space="preserve">mijn naam </w:t>
+        <w:t>AlKareem</w:t>
+      </w:r>
+    </w:p>
+    <w:p>
+      <w:pPr>
+        <w:rPr>
+          <w:sz w:val="32"/>
+          <w:szCs w:val="32"/>
+        </w:rPr>
+      </w:pPr>
+      <w:r>
+        <w:rPr>
+          <w:sz w:val="32"/>
+          <w:szCs w:val="32"/>
+        </w:rPr>
+        <w:t>Klaar!</w:t>
+      </w:r>
+    </w:p>
+    <w:p>
+      <w:pPr>
+        <w:rPr>
+          <w:sz w:val="24"/>
+          <w:szCs w:val="24"/>
+        </w:rPr>
+      </w:pPr>
+    </w:p>
+    <w:p>
+      <w:pPr>
+        <w:rPr>
+          <w:sz w:val="24"/>
+          <w:szCs w:val="24"/>
+        </w:rPr>
+      </w:pPr>
+    </w:p>
+    <w:p>
+      <w:pPr>
+        <w:rPr>
+          <w:sz w:val="24"/>
+          <w:szCs w:val="24"/>
+        </w:rPr>
+      </w:pPr>
+    </w:p>
+    <w:p>
+      <w:pPr>
+        <w:rPr>
+          <w:sz w:val="24"/>
+          <w:szCs w:val="24"/>
+        </w:rPr>
+      </w:pPr>
+    </w:p>
+    <w:p>
+      <w:pPr>
+        <w:rPr>
+          <w:sz w:val="24"/>
+          <w:szCs w:val="24"/>
+        </w:rPr>
+      </w:pPr>
+    </w:p>
+    <w:p>
+      <w:pPr>
+        <w:rPr>
+          <w:sz w:val="24"/>
+          <w:szCs w:val="24"/>
+        </w:rPr>
+      </w:pPr>
+    </w:p>
+    <w:p>
+      <w:pPr>
+        <w:rPr>
+          <w:sz w:val="24"/>
+          <w:szCs w:val="24"/>
+        </w:rPr>
+      </w:pPr>
+    </w:p>
+    <w:p>
+      <w:pPr>
+        <w:rPr>
+          <w:sz w:val="24"/>
+          <w:szCs w:val="24"/>
+        </w:rPr>
+      </w:pPr>
+    </w:p>
+    <w:p>
+      <w:pPr>
+        <w:rPr>
+          <w:sz w:val="24"/>
+          <w:szCs w:val="24"/>
+        </w:rPr>
+      </w:pPr>
+    </w:p>
+    <w:p>
+      <w:pPr>
+        <w:rPr>
+          <w:sz w:val="24"/>
+          <w:szCs w:val="24"/>
+        </w:rPr>
+      </w:pPr>
+    </w:p>
+    <w:p>
+      <w:pPr>
+        <w:rPr>
+          <w:sz w:val="24"/>
+          <w:szCs w:val="24"/>
+        </w:rPr>
+      </w:pPr>
+    </w:p>
+    <w:p>
+      <w:pPr>
+        <w:rPr>
+          <w:sz w:val="24"/>
+          <w:szCs w:val="24"/>
+        </w:rPr>
+      </w:pPr>
+    </w:p>
+    <w:p>
+      <w:pPr>
+        <w:rPr>
+          <w:sz w:val="24"/>
+          <w:szCs w:val="24"/>
+        </w:rPr>
+      </w:pPr>
+    </w:p>
+    <w:p>
+      <w:pPr>
+        <w:rPr>
+          <w:sz w:val="24"/>
+          <w:szCs w:val="24"/>
+        </w:rPr>
+      </w:pPr>
+    </w:p>
+    <w:p>
+      <w:r>
+        <w:br w:type="page"/>
+      </w:r>
+    </w:p>
+    <w:p>
+      <w:pPr>
+        <w:rPr>
+          <w:sz w:val="32"/>
+          <w:szCs w:val="32"/>
+        </w:rPr>
+      </w:pPr>
+      <w:r>
+        <w:rPr>
+          <w:sz w:val="32"/>
+          <w:szCs w:val="32"/>
+        </w:rPr>
+        <w:t>Titel:</w:t>
+      </w:r>
+      <w:r>
+        <w:rPr>
+          <w:sz w:val="32"/>
+          <w:szCs w:val="32"/>
+        </w:rPr>
+        <w:t xml:space="preserve"> </w:t>
+      </w:r>
+      <w:r>
+        <w:rPr>
+          <w:sz w:val="32"/>
+          <w:szCs w:val="32"/>
+        </w:rPr>
+        <w:t>auto</w:t>
+      </w:r>
+    </w:p>
+    <w:p>
+      <w:pPr>
+        <w:rPr>
+          <w:sz w:val="32"/>
+          <w:szCs w:val="32"/>
+        </w:rPr>
+      </w:pPr>
+      <w:r>
+        <w:rPr>
+          <w:sz w:val="32"/>
+          <w:szCs w:val="32"/>
+        </w:rPr>
+        <w:t>Tekst:</w:t>
+      </w:r>
+      <w:r>
+        <w:rPr>
+          <w:sz w:val="32"/>
+          <w:szCs w:val="32"/>
+        </w:rPr>
+        <w:t xml:space="preserve"> </w:t>
+      </w:r>
+      <w:r>
+        <w:rPr>
+          <w:sz w:val="32"/>
+          <w:szCs w:val="32"/>
+        </w:rPr>
+        <w:t>I</w:t>
+      </w:r>
+      <w:r>
+        <w:rPr>
+          <w:sz w:val="32"/>
+          <w:szCs w:val="32"/>
+        </w:rPr>
+        <w:t xml:space="preserve">k </w:t>
+      </w:r>
+      <w:r>
+        <w:rPr>
+          <w:sz w:val="32"/>
+          <w:szCs w:val="32"/>
+        </w:rPr>
+        <w:t>vind autorijden leuk.</w:t>
+      </w:r>
+      <w:r>
+        <w:rPr>
+          <w:sz w:val="32"/>
+          <w:szCs w:val="32"/>
+        </w:rPr>
+        <w:t xml:space="preserve"> I</w:t>
+      </w:r>
+      <w:r>
+        <w:rPr>
+          <w:sz w:val="32"/>
+          <w:szCs w:val="32"/>
+        </w:rPr>
+        <w:t xml:space="preserve">k ben </w:t>
       </w:r>
       <w:proofErr w:type="spellStart"/>
       <w:r>
@@ -2453,195 +2560,43 @@
           <w:sz w:val="32"/>
           <w:szCs w:val="32"/>
         </w:rPr>
-        <w:t>mahad</w:t>
+        <w:t>Robel</w:t>
       </w:r>
       <w:proofErr w:type="spellEnd"/>
-    </w:p>
-    <w:p>
-      <w:pPr>
-        <w:rPr>
-          <w:sz w:val="32"/>
-          <w:szCs w:val="32"/>
-        </w:rPr>
-      </w:pPr>
-      <w:r>
-        <w:rPr>
-          <w:sz w:val="32"/>
-          <w:szCs w:val="32"/>
-        </w:rPr>
-        <w:t>Klaar!</w:t>
-      </w:r>
-    </w:p>
-    <w:p>
-      <w:pPr>
-        <w:rPr>
-          <w:sz w:val="24"/>
-          <w:szCs w:val="24"/>
-        </w:rPr>
-      </w:pPr>
-    </w:p>
-    <w:p>
-      <w:pPr>
-        <w:rPr>
-          <w:sz w:val="24"/>
-          <w:szCs w:val="24"/>
-        </w:rPr>
-      </w:pPr>
-    </w:p>
-    <w:p>
-      <w:pPr>
-        <w:rPr>
-          <w:sz w:val="24"/>
-          <w:szCs w:val="24"/>
-        </w:rPr>
-      </w:pPr>
-    </w:p>
-    <w:p>
-      <w:pPr>
-        <w:rPr>
-          <w:sz w:val="24"/>
-          <w:szCs w:val="24"/>
-        </w:rPr>
-      </w:pPr>
-    </w:p>
-    <w:p>
-      <w:pPr>
-        <w:rPr>
-          <w:sz w:val="24"/>
-          <w:szCs w:val="24"/>
-        </w:rPr>
-      </w:pPr>
-    </w:p>
-    <w:p>
-      <w:pPr>
-        <w:rPr>
-          <w:sz w:val="24"/>
-          <w:szCs w:val="24"/>
-        </w:rPr>
-      </w:pPr>
-    </w:p>
-    <w:p>
-      <w:pPr>
-        <w:rPr>
-          <w:sz w:val="24"/>
-          <w:szCs w:val="24"/>
-        </w:rPr>
-      </w:pPr>
-    </w:p>
-    <w:p>
-      <w:pPr>
-        <w:rPr>
-          <w:sz w:val="24"/>
-          <w:szCs w:val="24"/>
-        </w:rPr>
-      </w:pPr>
-    </w:p>
-    <w:p>
-      <w:pPr>
-        <w:rPr>
-          <w:sz w:val="24"/>
-          <w:szCs w:val="24"/>
-        </w:rPr>
-      </w:pPr>
-    </w:p>
-    <w:p>
-      <w:pPr>
-        <w:rPr>
-          <w:sz w:val="24"/>
-          <w:szCs w:val="24"/>
-        </w:rPr>
-      </w:pPr>
-    </w:p>
-    <w:p>
-      <w:pPr>
-        <w:rPr>
-          <w:sz w:val="24"/>
-          <w:szCs w:val="24"/>
-        </w:rPr>
-      </w:pPr>
-    </w:p>
-    <w:p>
-      <w:pPr>
-        <w:rPr>
-          <w:sz w:val="24"/>
-          <w:szCs w:val="24"/>
-        </w:rPr>
-      </w:pPr>
-    </w:p>
-    <w:p>
-      <w:pPr>
-        <w:rPr>
-          <w:sz w:val="24"/>
-          <w:szCs w:val="24"/>
-        </w:rPr>
-      </w:pPr>
-    </w:p>
-    <w:p>
-      <w:pPr>
-        <w:rPr>
-          <w:sz w:val="24"/>
-          <w:szCs w:val="24"/>
-        </w:rPr>
-      </w:pPr>
-    </w:p>
-    <w:p>
-      <w:pPr>
-        <w:rPr>
-          <w:sz w:val="24"/>
-          <w:szCs w:val="24"/>
-        </w:rPr>
-      </w:pPr>
-    </w:p>
-    <w:p>
-      <w:pPr>
-        <w:rPr>
-          <w:sz w:val="24"/>
-          <w:szCs w:val="24"/>
-        </w:rPr>
-      </w:pPr>
-    </w:p>
-    <w:p>
-      <w:pPr>
-        <w:rPr>
-          <w:sz w:val="24"/>
-          <w:szCs w:val="24"/>
-        </w:rPr>
-      </w:pPr>
-    </w:p>
-    <w:p>
-      <w:pPr>
-        <w:rPr>
-          <w:sz w:val="24"/>
-          <w:szCs w:val="24"/>
-        </w:rPr>
-      </w:pPr>
-    </w:p>
-    <w:p>
-      <w:pPr>
-        <w:rPr>
-          <w:sz w:val="24"/>
-          <w:szCs w:val="24"/>
-        </w:rPr>
-      </w:pPr>
-    </w:p>
-    <w:p>
-      <w:r>
-        <w:br w:type="page"/>
-      </w:r>
-    </w:p>
-    <w:p>
-      <w:pPr>
-        <w:rPr>
-          <w:sz w:val="32"/>
-          <w:szCs w:val="32"/>
-        </w:rPr>
-      </w:pPr>
-      <w:r>
-        <w:rPr>
-          <w:sz w:val="32"/>
-          <w:szCs w:val="32"/>
-        </w:rPr>
-        <w:t>Titel:</w:t>
+      <w:r>
+        <w:rPr>
+          <w:sz w:val="32"/>
+          <w:szCs w:val="32"/>
+        </w:rPr>
+        <w:t>. I</w:t>
+      </w:r>
+      <w:r>
+        <w:rPr>
+          <w:sz w:val="32"/>
+          <w:szCs w:val="32"/>
+        </w:rPr>
+        <w:t xml:space="preserve">k ben 17 Jaar </w:t>
+      </w:r>
+      <w:r>
+        <w:rPr>
+          <w:sz w:val="32"/>
+          <w:szCs w:val="32"/>
+        </w:rPr>
+        <w:t>oud.</w:t>
+      </w:r>
+      <w:r>
+        <w:rPr>
+          <w:sz w:val="32"/>
+          <w:szCs w:val="32"/>
+        </w:rPr>
+        <w:t xml:space="preserve"> Ik kom </w:t>
+      </w:r>
+      <w:r>
+        <w:rPr>
+          <w:sz w:val="32"/>
+          <w:szCs w:val="32"/>
+        </w:rPr>
+        <w:t>uit</w:t>
       </w:r>
       <w:r>
         <w:rPr>
@@ -2656,37 +2611,30 @@
           <w:sz w:val="32"/>
           <w:szCs w:val="32"/>
         </w:rPr>
-        <w:t>syrie</w:t>
+        <w:t>Eritrya</w:t>
       </w:r>
       <w:proofErr w:type="spellEnd"/>
-    </w:p>
-    <w:p>
-      <w:pPr>
-        <w:rPr>
-          <w:sz w:val="32"/>
-          <w:szCs w:val="32"/>
-        </w:rPr>
-      </w:pPr>
-      <w:r>
-        <w:rPr>
-          <w:sz w:val="32"/>
-          <w:szCs w:val="32"/>
-        </w:rPr>
-        <w:t>Tekst:</w:t>
-      </w:r>
-      <w:r>
-        <w:rPr>
-          <w:sz w:val="32"/>
-          <w:szCs w:val="32"/>
-        </w:rPr>
-        <w:t xml:space="preserve"> </w:t>
-      </w:r>
-      <w:r>
-        <w:rPr>
-          <w:sz w:val="32"/>
-          <w:szCs w:val="32"/>
-        </w:rPr>
-        <w:t xml:space="preserve">ik ben </w:t>
+      <w:r>
+        <w:rPr>
+          <w:sz w:val="32"/>
+          <w:szCs w:val="32"/>
+        </w:rPr>
+        <w:t>.</w:t>
+      </w:r>
+    </w:p>
+    <w:p>
+      <w:pPr>
+        <w:rPr>
+          <w:sz w:val="32"/>
+          <w:szCs w:val="32"/>
+        </w:rPr>
+      </w:pPr>
+      <w:r>
+        <w:rPr>
+          <w:sz w:val="32"/>
+          <w:szCs w:val="32"/>
+        </w:rPr>
+        <w:t xml:space="preserve">Ik ben </w:t>
       </w:r>
       <w:proofErr w:type="spellStart"/>
       <w:r>
@@ -2694,21 +2642,7 @@
           <w:sz w:val="32"/>
           <w:szCs w:val="32"/>
         </w:rPr>
-        <w:t>m</w:t>
-      </w:r>
-      <w:r>
-        <w:rPr>
-          <w:sz w:val="32"/>
-          <w:szCs w:val="32"/>
-        </w:rPr>
-        <w:t>a</w:t>
-      </w:r>
-      <w:r>
-        <w:rPr>
-          <w:sz w:val="32"/>
-          <w:szCs w:val="32"/>
-        </w:rPr>
-        <w:t>ya</w:t>
+        <w:t>kedir</w:t>
       </w:r>
       <w:proofErr w:type="spellEnd"/>
       <w:r>
@@ -2716,69 +2650,66 @@
           <w:sz w:val="32"/>
           <w:szCs w:val="32"/>
         </w:rPr>
+        <w:t>. I</w:t>
+      </w:r>
+      <w:r>
+        <w:rPr>
+          <w:sz w:val="32"/>
+          <w:szCs w:val="32"/>
+        </w:rPr>
+        <w:t xml:space="preserve">k ben 16 Jaar </w:t>
+      </w:r>
+      <w:r>
+        <w:rPr>
+          <w:sz w:val="32"/>
+          <w:szCs w:val="32"/>
+        </w:rPr>
+        <w:t>oud</w:t>
+      </w:r>
+      <w:r>
+        <w:rPr>
+          <w:sz w:val="32"/>
+          <w:szCs w:val="32"/>
+        </w:rPr>
+        <w:t xml:space="preserve">. </w:t>
+      </w:r>
+      <w:r>
+        <w:rPr>
+          <w:sz w:val="32"/>
+          <w:szCs w:val="32"/>
+        </w:rPr>
+        <w:t xml:space="preserve">Ik kom </w:t>
+      </w:r>
+      <w:r>
+        <w:rPr>
+          <w:sz w:val="32"/>
+          <w:szCs w:val="32"/>
+        </w:rPr>
+        <w:t>ui</w:t>
+      </w:r>
+      <w:r>
+        <w:rPr>
+          <w:sz w:val="32"/>
+          <w:szCs w:val="32"/>
+        </w:rPr>
+        <w:t xml:space="preserve">t </w:t>
+      </w:r>
+      <w:proofErr w:type="spellStart"/>
+      <w:r>
+        <w:rPr>
+          <w:sz w:val="32"/>
+          <w:szCs w:val="32"/>
+        </w:rPr>
+        <w:t>ethiopian</w:t>
+      </w:r>
+      <w:proofErr w:type="spellEnd"/>
+      <w:r>
+        <w:rPr>
+          <w:sz w:val="32"/>
+          <w:szCs w:val="32"/>
+        </w:rPr>
         <w:t>.</w:t>
       </w:r>
-      <w:r>
-        <w:rPr>
-          <w:sz w:val="32"/>
-          <w:szCs w:val="32"/>
-        </w:rPr>
-        <w:t xml:space="preserve"> lk hou van </w:t>
-      </w:r>
-      <w:proofErr w:type="spellStart"/>
-      <w:r>
-        <w:rPr>
-          <w:sz w:val="32"/>
-          <w:szCs w:val="32"/>
-        </w:rPr>
-        <w:t>syri</w:t>
-      </w:r>
-      <w:r>
-        <w:rPr>
-          <w:sz w:val="32"/>
-          <w:szCs w:val="32"/>
-        </w:rPr>
-        <w:t>e</w:t>
-      </w:r>
-      <w:proofErr w:type="spellEnd"/>
-      <w:r>
-        <w:rPr>
-          <w:sz w:val="32"/>
-          <w:szCs w:val="32"/>
-        </w:rPr>
-        <w:t xml:space="preserve">. Ik kom uit </w:t>
-      </w:r>
-      <w:proofErr w:type="spellStart"/>
-      <w:r>
-        <w:rPr>
-          <w:sz w:val="32"/>
-          <w:szCs w:val="32"/>
-        </w:rPr>
-        <w:t>da</w:t>
-      </w:r>
-      <w:r>
-        <w:rPr>
-          <w:sz w:val="32"/>
-          <w:szCs w:val="32"/>
-        </w:rPr>
-        <w:t>mascus</w:t>
-      </w:r>
-      <w:proofErr w:type="spellEnd"/>
-      <w:r>
-        <w:rPr>
-          <w:sz w:val="32"/>
-          <w:szCs w:val="32"/>
-        </w:rPr>
-        <w:t>.</w:t>
-      </w:r>
-    </w:p>
-    <w:p>
-      <w:pPr>
-        <w:rPr>
-          <w:sz w:val="32"/>
-          <w:szCs w:val="32"/>
-        </w:rPr>
-      </w:pPr>
     </w:p>
     <w:p>
       <w:pPr>
@@ -2806,40 +2737,17 @@
           <w:sz w:val="32"/>
           <w:szCs w:val="32"/>
         </w:rPr>
-        <w:t xml:space="preserve">Foto: </w:t>
-      </w:r>
-      <w:r>
-        <w:rPr>
-          <w:sz w:val="32"/>
-          <w:szCs w:val="32"/>
-        </w:rPr>
-        <w:tab/>
-      </w:r>
-    </w:p>
-    <w:p>
-      <w:pPr>
-        <w:rPr>
-          <w:sz w:val="32"/>
-          <w:szCs w:val="32"/>
-        </w:rPr>
-      </w:pPr>
+        <w:t>Foto:</w:t>
+      </w:r>
       <w:r>
         <w:rPr>
           <w:noProof/>
         </w:rPr>
         <w:drawing>
-          <wp:anchor distT="0" distB="0" distL="114300" distR="114300" simplePos="0" relativeHeight="251659264" behindDoc="0" locked="0" layoutInCell="1" allowOverlap="1" wp14:anchorId="42C14583" wp14:editId="7639DB95">
-            <wp:simplePos x="0" y="0"/>
-            <wp:positionH relativeFrom="margin">
-              <wp:align>left</wp:align>
-            </wp:positionH>
-            <wp:positionV relativeFrom="paragraph">
-              <wp:posOffset>76835</wp:posOffset>
-            </wp:positionV>
-            <wp:extent cx="2400300" cy="2381854"/>
+          <wp:inline distT="0" distB="0" distL="0" distR="0" wp14:anchorId="25E2709C" wp14:editId="2E234EC8">
+            <wp:extent cx="5762625" cy="4324350"/>
             <wp:effectExtent l="0" t="0" r="0" b="0"/>
-            <wp:wrapNone/>
-            <wp:docPr id="7" name="Afbeelding 4"/>
+            <wp:docPr id="7" name="drawing" descr="Bomen herkennen - Wikiwijs Maken"/>
             <wp:cNvGraphicFramePr>
               <a:graphicFrameLocks xmlns:a="http://schemas.openxmlformats.org/drawingml/2006/main" noChangeAspect="1"/>
             </wp:cNvGraphicFramePr>
@@ -2847,19 +2755,14 @@
               <a:graphicData uri="http://schemas.openxmlformats.org/drawingml/2006/picture">
                 <pic:pic xmlns:pic="http://schemas.openxmlformats.org/drawingml/2006/picture">
                   <pic:nvPicPr>
-                    <pic:cNvPr id="7" name="Afbeelding 4"/>
-                    <pic:cNvPicPr>
-                      <a:picLocks noChangeAspect="1"/>
-                    </pic:cNvPicPr>
+                    <pic:cNvPr id="7" name="Picture 1036674835"/>
+                    <pic:cNvPicPr/>
                   </pic:nvPicPr>
                   <pic:blipFill>
-                    <a:blip r:embed="rId19" cstate="print">
+                    <a:blip r:embed="rId13">
                       <a:extLst>
                         <a:ext uri="{28A0092B-C50C-407E-A947-70E740481C1C}">
-                          <a14:useLocalDpi xmlns:a14="http://schemas.microsoft.com/office/drawing/2010/main" val="0"/>
-                        </a:ext>
-                        <a:ext uri="{837473B0-CC2E-450A-ABE3-18F120FF3D39}">
-                          <a1611:picAttrSrcUrl xmlns:a1611="http://schemas.microsoft.com/office/drawing/2016/11/main" r:id="rId18"/>
+                          <a14:useLocalDpi xmlns:a14="http://schemas.microsoft.com/office/drawing/2010/main"/>
                         </a:ext>
                       </a:extLst>
                     </a:blip>
@@ -2870,7 +2773,7 @@
                   <pic:spPr>
                     <a:xfrm>
                       <a:off x="0" y="0"/>
-                      <a:ext cx="2400300" cy="2381854"/>
+                      <a:ext cx="5762625" cy="4324350"/>
                     </a:xfrm>
                     <a:prstGeom prst="rect">
                       <a:avLst/>
@@ -2879,57 +2782,19 @@
                 </pic:pic>
               </a:graphicData>
             </a:graphic>
-          </wp:anchor>
+          </wp:inline>
         </w:drawing>
       </w:r>
-    </w:p>
-    <w:p>
-      <w:pPr>
-        <w:rPr>
-          <w:sz w:val="32"/>
-          <w:szCs w:val="32"/>
-        </w:rPr>
-      </w:pPr>
-    </w:p>
-    <w:p>
-      <w:pPr>
-        <w:rPr>
-          <w:sz w:val="32"/>
-          <w:szCs w:val="32"/>
-        </w:rPr>
-      </w:pPr>
-    </w:p>
-    <w:p>
-      <w:pPr>
-        <w:rPr>
-          <w:sz w:val="32"/>
-          <w:szCs w:val="32"/>
-        </w:rPr>
-      </w:pPr>
-    </w:p>
-    <w:p>
-      <w:pPr>
-        <w:rPr>
-          <w:sz w:val="32"/>
-          <w:szCs w:val="32"/>
-        </w:rPr>
-      </w:pPr>
-    </w:p>
-    <w:p>
-      <w:pPr>
-        <w:rPr>
-          <w:sz w:val="32"/>
-          <w:szCs w:val="32"/>
-        </w:rPr>
-      </w:pPr>
-    </w:p>
-    <w:p>
-      <w:pPr>
-        <w:rPr>
-          <w:sz w:val="32"/>
-          <w:szCs w:val="32"/>
-        </w:rPr>
-      </w:pPr>
+      <w:r>
+        <w:rPr>
+          <w:sz w:val="32"/>
+          <w:szCs w:val="32"/>
+        </w:rPr>
+        <w:t xml:space="preserve"> </w:t>
+      </w:r>
+      <w:r>
+        <w:tab/>
+      </w:r>
     </w:p>
     <w:p>
       <w:pPr>
@@ -2974,9 +2839,25 @@
           <w:sz w:val="32"/>
           <w:szCs w:val="32"/>
         </w:rPr>
-        <w:t>maya</w:t>
+        <w:t>Robel</w:t>
       </w:r>
       <w:proofErr w:type="spellEnd"/>
+      <w:r>
+        <w:rPr>
+          <w:sz w:val="32"/>
+          <w:szCs w:val="32"/>
+        </w:rPr>
+        <w:t xml:space="preserve"> &amp; </w:t>
+      </w:r>
+      <w:proofErr w:type="spellStart"/>
+      <w:r>
+        <w:rPr>
+          <w:sz w:val="32"/>
+          <w:szCs w:val="32"/>
+        </w:rPr>
+        <w:t>Kedir</w:t>
+      </w:r>
+      <w:proofErr w:type="spellEnd"/>
     </w:p>
     <w:p>
       <w:pPr>
@@ -3184,7 +3065,7 @@
           <w:sz w:val="32"/>
           <w:szCs w:val="32"/>
         </w:rPr>
-        <w:t>sport</w:t>
+        <w:t>kurdistan</w:t>
       </w:r>
     </w:p>
     <w:p>
@@ -3213,17 +3094,22 @@
           <w:sz w:val="32"/>
           <w:szCs w:val="32"/>
         </w:rPr>
-        <w:t xml:space="preserve">ik kom uit </w:t>
-      </w:r>
-      <w:proofErr w:type="spellStart"/>
-      <w:r>
-        <w:rPr>
-          <w:sz w:val="32"/>
-          <w:szCs w:val="32"/>
-        </w:rPr>
-        <w:t>Afghanestan</w:t>
-      </w:r>
-      <w:proofErr w:type="spellEnd"/>
+        <w:t>Ik</w:t>
+      </w:r>
+      <w:r>
+        <w:rPr>
+          <w:sz w:val="32"/>
+          <w:szCs w:val="32"/>
+        </w:rPr>
+        <w:t xml:space="preserve"> h</w:t>
+      </w:r>
+      <w:r>
+        <w:rPr>
+          <w:sz w:val="32"/>
+          <w:szCs w:val="32"/>
+        </w:rPr>
+        <w:t>ou</w:t>
+      </w:r>
       <w:r>
         <w:rPr>
           <w:sz w:val="32"/>
@@ -3236,6 +3122,41 @@
           <w:sz w:val="32"/>
           <w:szCs w:val="32"/>
         </w:rPr>
+        <w:t>v</w:t>
+      </w:r>
+      <w:r>
+        <w:rPr>
+          <w:sz w:val="32"/>
+          <w:szCs w:val="32"/>
+        </w:rPr>
+        <w:t>an kurdista</w:t>
+      </w:r>
+      <w:r>
+        <w:rPr>
+          <w:sz w:val="32"/>
+          <w:szCs w:val="32"/>
+        </w:rPr>
+        <w:t>n. I</w:t>
+      </w:r>
+      <w:r>
+        <w:rPr>
+          <w:sz w:val="32"/>
+          <w:szCs w:val="32"/>
+        </w:rPr>
+        <w:t>k wil vertre</w:t>
+      </w:r>
+      <w:r>
+        <w:rPr>
+          <w:sz w:val="32"/>
+          <w:szCs w:val="32"/>
+        </w:rPr>
+        <w:t>kken,</w:t>
+      </w:r>
+      <w:r>
+        <w:rPr>
+          <w:sz w:val="32"/>
+          <w:szCs w:val="32"/>
+        </w:rPr>
         <w:t xml:space="preserve"> </w:t>
       </w:r>
       <w:r>
@@ -3243,57 +3164,89 @@
           <w:sz w:val="32"/>
           <w:szCs w:val="32"/>
         </w:rPr>
-        <w:t xml:space="preserve">ik hou van </w:t>
-      </w:r>
-      <w:proofErr w:type="spellStart"/>
-      <w:r>
-        <w:rPr>
-          <w:sz w:val="32"/>
-          <w:szCs w:val="32"/>
-        </w:rPr>
-        <w:t>boxing</w:t>
-      </w:r>
-      <w:proofErr w:type="spellEnd"/>
-    </w:p>
-    <w:p>
-      <w:pPr>
-        <w:rPr>
-          <w:sz w:val="32"/>
-          <w:szCs w:val="32"/>
-        </w:rPr>
-      </w:pPr>
-    </w:p>
-    <w:p>
-      <w:pPr>
-        <w:rPr>
-          <w:sz w:val="32"/>
-          <w:szCs w:val="32"/>
-        </w:rPr>
-      </w:pPr>
-      <w:r>
-        <w:rPr>
-          <w:sz w:val="32"/>
-          <w:szCs w:val="32"/>
-        </w:rPr>
-        <w:t>Foto:</w:t>
-      </w:r>
-    </w:p>
-    <w:p>
-      <w:pPr>
-        <w:rPr>
-          <w:sz w:val="32"/>
-          <w:szCs w:val="32"/>
-        </w:rPr>
-      </w:pPr>
+        <w:t xml:space="preserve">maar ik wil vrede voor </w:t>
+      </w:r>
+      <w:r>
+        <w:rPr>
+          <w:sz w:val="32"/>
+          <w:szCs w:val="32"/>
+        </w:rPr>
+        <w:t>koerdistan</w:t>
+      </w:r>
+      <w:r>
+        <w:rPr>
+          <w:sz w:val="32"/>
+          <w:szCs w:val="32"/>
+        </w:rPr>
+        <w:t>. D</w:t>
+      </w:r>
+      <w:r>
+        <w:rPr>
+          <w:sz w:val="32"/>
+          <w:szCs w:val="32"/>
+        </w:rPr>
+        <w:t>ank u wel</w:t>
+      </w:r>
+    </w:p>
+    <w:p>
+      <w:pPr>
+        <w:rPr>
+          <w:sz w:val="32"/>
+          <w:szCs w:val="32"/>
+        </w:rPr>
+      </w:pPr>
+    </w:p>
+    <w:p>
+      <w:pPr>
+        <w:tabs>
+          <w:tab w:val="left" w:pos="3040"/>
+        </w:tabs>
+        <w:rPr>
+          <w:sz w:val="32"/>
+          <w:szCs w:val="32"/>
+        </w:rPr>
+      </w:pPr>
+    </w:p>
+    <w:p>
+      <w:pPr>
+        <w:tabs>
+          <w:tab w:val="left" w:pos="3040"/>
+        </w:tabs>
+        <w:rPr>
+          <w:sz w:val="32"/>
+          <w:szCs w:val="32"/>
+        </w:rPr>
+      </w:pPr>
+      <w:r>
+        <w:rPr>
+          <w:sz w:val="32"/>
+          <w:szCs w:val="32"/>
+        </w:rPr>
+        <w:t>F</w:t>
+      </w:r>
+      <w:r>
+        <w:rPr>
+          <w:sz w:val="32"/>
+          <w:szCs w:val="32"/>
+        </w:rPr>
+        <w:t>ot</w:t>
+      </w:r>
+      <w:r>
+        <w:rPr>
+          <w:sz w:val="32"/>
+          <w:szCs w:val="32"/>
+        </w:rPr>
+        <w:t xml:space="preserve">o: </w:t>
+      </w:r>
       <w:r>
         <w:rPr>
           <w:noProof/>
         </w:rPr>
         <w:drawing>
-          <wp:inline distT="0" distB="0" distL="0" distR="0" wp14:anchorId="44E70EC2" wp14:editId="629BF311">
-            <wp:extent cx="3124200" cy="1616341"/>
-            <wp:effectExtent l="0" t="0" r="0" b="3175"/>
-            <wp:docPr id="8" name="Afbeelding 2"/>
+          <wp:inline distT="0" distB="0" distL="0" distR="0" wp14:anchorId="3B4F7308" wp14:editId="4CF502C0">
+            <wp:extent cx="5762625" cy="3238500"/>
+            <wp:effectExtent l="0" t="0" r="0" b="0"/>
+            <wp:docPr id="8" name="drawing" descr="La lucha de los periodistas kurdos por su libertad de expresión ..."/>
             <wp:cNvGraphicFramePr>
               <a:graphicFrameLocks xmlns:a="http://schemas.openxmlformats.org/drawingml/2006/main" noChangeAspect="1"/>
             </wp:cNvGraphicFramePr>
@@ -3301,19 +3254,14 @@
               <a:graphicData uri="http://schemas.openxmlformats.org/drawingml/2006/picture">
                 <pic:pic xmlns:pic="http://schemas.openxmlformats.org/drawingml/2006/picture">
                   <pic:nvPicPr>
-                    <pic:cNvPr id="8" name="Afbeelding 2"/>
-                    <pic:cNvPicPr>
-                      <a:picLocks noChangeAspect="1"/>
-                    </pic:cNvPicPr>
+                    <pic:cNvPr id="8" name="Picture 132211385"/>
+                    <pic:cNvPicPr/>
                   </pic:nvPicPr>
                   <pic:blipFill>
-                    <a:blip r:embed="rId21" cstate="print">
+                    <a:blip r:embed="rId14">
                       <a:extLst>
                         <a:ext uri="{28A0092B-C50C-407E-A947-70E740481C1C}">
-                          <a14:useLocalDpi xmlns:a14="http://schemas.microsoft.com/office/drawing/2010/main" val="0"/>
-                        </a:ext>
-                        <a:ext uri="{837473B0-CC2E-450A-ABE3-18F120FF3D39}">
-                          <a1611:picAttrSrcUrl xmlns:a1611="http://schemas.microsoft.com/office/drawing/2016/11/main" r:id="rId20"/>
+                          <a14:useLocalDpi xmlns:a14="http://schemas.microsoft.com/office/drawing/2010/main"/>
                         </a:ext>
                       </a:extLst>
                     </a:blip>
@@ -3324,7 +3272,7 @@
                   <pic:spPr>
                     <a:xfrm>
                       <a:off x="0" y="0"/>
-                      <a:ext cx="3124200" cy="1616341"/>
+                      <a:ext cx="5762625" cy="3238500"/>
                     </a:xfrm>
                     <a:prstGeom prst="rect">
                       <a:avLst/>
@@ -3336,23 +3284,16 @@
           </wp:inline>
         </w:drawing>
       </w:r>
-    </w:p>
-    <w:p>
-      <w:pPr>
-        <w:rPr>
-          <w:sz w:val="32"/>
-          <w:szCs w:val="32"/>
-        </w:rPr>
-      </w:pPr>
       <w:r>
         <w:rPr>
           <w:noProof/>
         </w:rPr>
+        <w:lastRenderedPageBreak/>
         <w:drawing>
-          <wp:inline distT="0" distB="0" distL="0" distR="0" wp14:anchorId="7B3FBDDC" wp14:editId="01D588B9">
-            <wp:extent cx="5760720" cy="4512310"/>
-            <wp:effectExtent l="228600" t="228600" r="220980" b="231140"/>
-            <wp:docPr id="9" name="Afbeelding 8"/>
+          <wp:inline distT="0" distB="0" distL="0" distR="0" wp14:anchorId="58ED388C" wp14:editId="25A2757D">
+            <wp:extent cx="5762625" cy="4324350"/>
+            <wp:effectExtent l="0" t="0" r="0" b="0"/>
+            <wp:docPr id="9" name="drawing" descr="Photo Of City During Dawn · Free Stock Photo"/>
             <wp:cNvGraphicFramePr>
               <a:graphicFrameLocks xmlns:a="http://schemas.openxmlformats.org/drawingml/2006/main" noChangeAspect="1"/>
             </wp:cNvGraphicFramePr>
@@ -3360,19 +3301,14 @@
               <a:graphicData uri="http://schemas.openxmlformats.org/drawingml/2006/picture">
                 <pic:pic xmlns:pic="http://schemas.openxmlformats.org/drawingml/2006/picture">
                   <pic:nvPicPr>
-                    <pic:cNvPr id="9" name="Afbeelding 8"/>
-                    <pic:cNvPicPr>
-                      <a:picLocks noChangeAspect="1"/>
-                    </pic:cNvPicPr>
+                    <pic:cNvPr id="9" name="Picture 320911803"/>
+                    <pic:cNvPicPr/>
                   </pic:nvPicPr>
                   <pic:blipFill>
-                    <a:blip r:embed="rId23">
+                    <a:blip r:embed="rId15">
                       <a:extLst>
                         <a:ext uri="{28A0092B-C50C-407E-A947-70E740481C1C}">
-                          <a14:useLocalDpi xmlns:a14="http://schemas.microsoft.com/office/drawing/2010/main" val="0"/>
-                        </a:ext>
-                        <a:ext uri="{837473B0-CC2E-450A-ABE3-18F120FF3D39}">
-                          <a1611:picAttrSrcUrl xmlns:a1611="http://schemas.microsoft.com/office/drawing/2016/11/main" r:id="rId22"/>
+                          <a14:useLocalDpi xmlns:a14="http://schemas.microsoft.com/office/drawing/2010/main"/>
                         </a:ext>
                       </a:extLst>
                     </a:blip>
@@ -3383,98 +3319,7 @@
                   <pic:spPr>
                     <a:xfrm>
                       <a:off x="0" y="0"/>
-                      <a:ext cx="5760720" cy="4512310"/>
-                    </a:xfrm>
-                    <a:prstGeom prst="rect">
-                      <a:avLst/>
-                    </a:prstGeom>
-                    <a:ln w="228600" cap="sq" cmpd="thickThin">
-                      <a:solidFill>
-                        <a:srgbClr val="000000"/>
-                      </a:solidFill>
-                      <a:prstDash val="solid"/>
-                      <a:miter lim="800000"/>
-                    </a:ln>
-                    <a:effectLst>
-                      <a:innerShdw blurRad="76200">
-                        <a:srgbClr val="000000"/>
-                      </a:innerShdw>
-                    </a:effectLst>
-                  </pic:spPr>
-                </pic:pic>
-              </a:graphicData>
-            </a:graphic>
-          </wp:inline>
-        </w:drawing>
-      </w:r>
-    </w:p>
-    <w:p>
-      <w:pPr>
-        <w:rPr>
-          <w:sz w:val="32"/>
-          <w:szCs w:val="32"/>
-        </w:rPr>
-      </w:pPr>
-    </w:p>
-    <w:p>
-      <w:pPr>
-        <w:tabs>
-          <w:tab w:val="left" w:pos="3040"/>
-        </w:tabs>
-        <w:rPr>
-          <w:sz w:val="32"/>
-          <w:szCs w:val="32"/>
-        </w:rPr>
-      </w:pPr>
-    </w:p>
-    <w:p>
-      <w:pPr>
-        <w:tabs>
-          <w:tab w:val="left" w:pos="3040"/>
-        </w:tabs>
-        <w:rPr>
-          <w:sz w:val="32"/>
-          <w:szCs w:val="32"/>
-        </w:rPr>
-      </w:pPr>
-      <w:r>
-        <w:rPr>
-          <w:noProof/>
-        </w:rPr>
-        <w:drawing>
-          <wp:inline distT="0" distB="0" distL="0" distR="0" wp14:anchorId="190A06BC" wp14:editId="718197CC">
-            <wp:extent cx="5760720" cy="3239135"/>
-            <wp:effectExtent l="0" t="0" r="0" b="0"/>
-            <wp:docPr id="10" name="Afbeelding 1"/>
-            <wp:cNvGraphicFramePr>
-              <a:graphicFrameLocks xmlns:a="http://schemas.openxmlformats.org/drawingml/2006/main" noChangeAspect="1"/>
-            </wp:cNvGraphicFramePr>
-            <a:graphic xmlns:a="http://schemas.openxmlformats.org/drawingml/2006/main">
-              <a:graphicData uri="http://schemas.openxmlformats.org/drawingml/2006/picture">
-                <pic:pic xmlns:pic="http://schemas.openxmlformats.org/drawingml/2006/picture">
-                  <pic:nvPicPr>
-                    <pic:cNvPr id="10" name="Afbeelding 1694979353"/>
-                    <pic:cNvPicPr/>
-                  </pic:nvPicPr>
-                  <pic:blipFill>
-                    <a:blip r:embed="rId25" cstate="print">
-                      <a:extLst>
-                        <a:ext uri="{28A0092B-C50C-407E-A947-70E740481C1C}">
-                          <a14:useLocalDpi xmlns:a14="http://schemas.microsoft.com/office/drawing/2010/main" val="0"/>
-                        </a:ext>
-                        <a:ext uri="{837473B0-CC2E-450A-ABE3-18F120FF3D39}">
-                          <a1611:picAttrSrcUrl xmlns:a1611="http://schemas.microsoft.com/office/drawing/2016/11/main" r:id="rId24"/>
-                        </a:ext>
-                      </a:extLst>
-                    </a:blip>
-                    <a:stretch>
-                      <a:fillRect/>
-                    </a:stretch>
-                  </pic:blipFill>
-                  <pic:spPr>
-                    <a:xfrm>
-                      <a:off x="0" y="0"/>
-                      <a:ext cx="5760720" cy="3239135"/>
+                      <a:ext cx="5762625" cy="4324350"/>
                     </a:xfrm>
                     <a:prstGeom prst="rect">
                       <a:avLst/>
@@ -3532,483 +3377,43 @@
           <w:sz w:val="32"/>
           <w:szCs w:val="32"/>
         </w:rPr>
-        <w:t xml:space="preserve">ik heet </w:t>
-      </w:r>
-      <w:proofErr w:type="spellStart"/>
-      <w:r>
-        <w:rPr>
-          <w:sz w:val="32"/>
-          <w:szCs w:val="32"/>
-        </w:rPr>
-        <w:t>Omid</w:t>
-      </w:r>
-      <w:proofErr w:type="spellEnd"/>
+        <w:t>mohamad husein</w:t>
+      </w:r>
+      <w:r>
+        <w:rPr>
+          <w:sz w:val="32"/>
+          <w:szCs w:val="32"/>
+        </w:rPr>
+        <w:t xml:space="preserve"> - </w:t>
+      </w:r>
+      <w:r>
+        <w:rPr>
+          <w:sz w:val="32"/>
+          <w:szCs w:val="32"/>
+        </w:rPr>
+        <w:t>am1b</w:t>
+      </w:r>
+    </w:p>
+    <w:p>
+      <w:pPr>
+        <w:rPr>
+          <w:sz w:val="32"/>
+          <w:szCs w:val="32"/>
+        </w:rPr>
+      </w:pPr>
+      <w:r>
+        <w:rPr>
+          <w:sz w:val="32"/>
+          <w:szCs w:val="32"/>
+        </w:rPr>
+        <w:t>Klaar!</w:t>
+      </w:r>
       <w:r>
         <w:rPr>
           <w:sz w:val="32"/>
           <w:szCs w:val="32"/>
         </w:rPr>
         <w:t xml:space="preserve"> </w:t>
-      </w:r>
-      <w:proofErr w:type="spellStart"/>
-      <w:r>
-        <w:rPr>
-          <w:sz w:val="32"/>
-          <w:szCs w:val="32"/>
-        </w:rPr>
-        <w:t>Reza</w:t>
-      </w:r>
-      <w:proofErr w:type="spellEnd"/>
-      <w:r>
-        <w:rPr>
-          <w:sz w:val="32"/>
-          <w:szCs w:val="32"/>
-        </w:rPr>
-        <w:t xml:space="preserve"> .A1c</w:t>
-      </w:r>
-    </w:p>
-    <w:p>
-      <w:pPr>
-        <w:rPr>
-          <w:sz w:val="32"/>
-          <w:szCs w:val="32"/>
-        </w:rPr>
-      </w:pPr>
-      <w:r>
-        <w:rPr>
-          <w:sz w:val="32"/>
-          <w:szCs w:val="32"/>
-        </w:rPr>
-        <w:t>Klaar!</w:t>
-      </w:r>
-    </w:p>
-    <w:p>
-      <w:pPr>
-        <w:rPr>
-          <w:sz w:val="24"/>
-          <w:szCs w:val="24"/>
-        </w:rPr>
-      </w:pPr>
-    </w:p>
-    <w:p>
-      <w:pPr>
-        <w:rPr>
-          <w:sz w:val="24"/>
-          <w:szCs w:val="24"/>
-        </w:rPr>
-      </w:pPr>
-    </w:p>
-    <w:p>
-      <w:pPr>
-        <w:rPr>
-          <w:sz w:val="24"/>
-          <w:szCs w:val="24"/>
-        </w:rPr>
-      </w:pPr>
-    </w:p>
-    <w:p>
-      <w:pPr>
-        <w:rPr>
-          <w:sz w:val="24"/>
-          <w:szCs w:val="24"/>
-        </w:rPr>
-      </w:pPr>
-    </w:p>
-    <w:p>
-      <w:pPr>
-        <w:rPr>
-          <w:sz w:val="24"/>
-          <w:szCs w:val="24"/>
-        </w:rPr>
-      </w:pPr>
-    </w:p>
-    <w:p>
-      <w:pPr>
-        <w:rPr>
-          <w:sz w:val="24"/>
-          <w:szCs w:val="24"/>
-        </w:rPr>
-      </w:pPr>
-    </w:p>
-    <w:p>
-      <w:pPr>
-        <w:rPr>
-          <w:sz w:val="24"/>
-          <w:szCs w:val="24"/>
-        </w:rPr>
-      </w:pPr>
-    </w:p>
-    <w:p>
-      <w:pPr>
-        <w:rPr>
-          <w:sz w:val="24"/>
-          <w:szCs w:val="24"/>
-        </w:rPr>
-      </w:pPr>
-    </w:p>
-    <w:p>
-      <w:pPr>
-        <w:rPr>
-          <w:sz w:val="24"/>
-          <w:szCs w:val="24"/>
-        </w:rPr>
-      </w:pPr>
-    </w:p>
-    <w:p>
-      <w:pPr>
-        <w:rPr>
-          <w:sz w:val="24"/>
-          <w:szCs w:val="24"/>
-        </w:rPr>
-      </w:pPr>
-    </w:p>
-    <w:p>
-      <w:pPr>
-        <w:rPr>
-          <w:sz w:val="24"/>
-          <w:szCs w:val="24"/>
-        </w:rPr>
-      </w:pPr>
-    </w:p>
-    <w:p>
-      <w:pPr>
-        <w:rPr>
-          <w:sz w:val="24"/>
-          <w:szCs w:val="24"/>
-        </w:rPr>
-      </w:pPr>
-    </w:p>
-    <w:p>
-      <w:pPr>
-        <w:rPr>
-          <w:sz w:val="24"/>
-          <w:szCs w:val="24"/>
-        </w:rPr>
-      </w:pPr>
-    </w:p>
-    <w:p>
-      <w:pPr>
-        <w:rPr>
-          <w:sz w:val="24"/>
-          <w:szCs w:val="24"/>
-        </w:rPr>
-      </w:pPr>
-    </w:p>
-    <w:p>
-      <w:pPr>
-        <w:rPr>
-          <w:sz w:val="24"/>
-          <w:szCs w:val="24"/>
-        </w:rPr>
-      </w:pPr>
-    </w:p>
-    <w:p>
-      <w:pPr>
-        <w:rPr>
-          <w:sz w:val="24"/>
-          <w:szCs w:val="24"/>
-        </w:rPr>
-      </w:pPr>
-    </w:p>
-    <w:p>
-      <w:pPr>
-        <w:rPr>
-          <w:sz w:val="24"/>
-          <w:szCs w:val="24"/>
-        </w:rPr>
-      </w:pPr>
-    </w:p>
-    <w:p>
-      <w:pPr>
-        <w:rPr>
-          <w:sz w:val="24"/>
-          <w:szCs w:val="24"/>
-        </w:rPr>
-      </w:pPr>
-    </w:p>
-    <w:p>
-      <w:pPr>
-        <w:rPr>
-          <w:sz w:val="24"/>
-          <w:szCs w:val="24"/>
-        </w:rPr>
-      </w:pPr>
-    </w:p>
-    <w:p>
-      <w:pPr>
-        <w:rPr>
-          <w:sz w:val="24"/>
-          <w:szCs w:val="24"/>
-        </w:rPr>
-      </w:pPr>
-    </w:p>
-    <w:p>
-      <w:r>
-        <w:br w:type="page"/>
-      </w:r>
-    </w:p>
-    <w:p>
-      <w:pPr>
-        <w:rPr>
-          <w:sz w:val="32"/>
-          <w:szCs w:val="32"/>
-        </w:rPr>
-      </w:pPr>
-      <w:r>
-        <w:rPr>
-          <w:sz w:val="32"/>
-          <w:szCs w:val="32"/>
-        </w:rPr>
-        <w:t>Titel:</w:t>
-      </w:r>
-      <w:r>
-        <w:rPr>
-          <w:sz w:val="32"/>
-          <w:szCs w:val="32"/>
-        </w:rPr>
-        <w:t xml:space="preserve"> </w:t>
-      </w:r>
-      <w:r>
-        <w:rPr>
-          <w:sz w:val="32"/>
-          <w:szCs w:val="32"/>
-        </w:rPr>
-        <w:t>voetbal</w:t>
-      </w:r>
-    </w:p>
-    <w:p>
-      <w:pPr>
-        <w:rPr>
-          <w:sz w:val="32"/>
-          <w:szCs w:val="32"/>
-        </w:rPr>
-      </w:pPr>
-      <w:r>
-        <w:rPr>
-          <w:sz w:val="32"/>
-          <w:szCs w:val="32"/>
-        </w:rPr>
-        <w:t>Tekst:</w:t>
-      </w:r>
-      <w:r>
-        <w:rPr>
-          <w:sz w:val="32"/>
-          <w:szCs w:val="32"/>
-        </w:rPr>
-        <w:t xml:space="preserve"> </w:t>
-      </w:r>
-      <w:r>
-        <w:rPr>
-          <w:sz w:val="32"/>
-          <w:szCs w:val="32"/>
-        </w:rPr>
-        <w:t xml:space="preserve">ik kom uit </w:t>
-      </w:r>
-      <w:proofErr w:type="spellStart"/>
-      <w:r>
-        <w:rPr>
-          <w:sz w:val="32"/>
-          <w:szCs w:val="32"/>
-        </w:rPr>
-        <w:t>kurd</w:t>
-      </w:r>
-      <w:r>
-        <w:rPr>
-          <w:sz w:val="32"/>
-          <w:szCs w:val="32"/>
-        </w:rPr>
-        <w:t>i</w:t>
-      </w:r>
-      <w:r>
-        <w:rPr>
-          <w:sz w:val="32"/>
-          <w:szCs w:val="32"/>
-        </w:rPr>
-        <w:t>st</w:t>
-      </w:r>
-      <w:r>
-        <w:rPr>
-          <w:sz w:val="32"/>
-          <w:szCs w:val="32"/>
-        </w:rPr>
-        <w:t>a</w:t>
-      </w:r>
-      <w:r>
-        <w:rPr>
-          <w:sz w:val="32"/>
-          <w:szCs w:val="32"/>
-        </w:rPr>
-        <w:t>n</w:t>
-      </w:r>
-      <w:proofErr w:type="spellEnd"/>
-      <w:r>
-        <w:rPr>
-          <w:sz w:val="32"/>
-          <w:szCs w:val="32"/>
-        </w:rPr>
-        <w:t>.</w:t>
-      </w:r>
-      <w:r>
-        <w:rPr>
-          <w:sz w:val="32"/>
-          <w:szCs w:val="32"/>
-        </w:rPr>
-        <w:t xml:space="preserve"> </w:t>
-      </w:r>
-      <w:r>
-        <w:rPr>
-          <w:sz w:val="32"/>
-          <w:szCs w:val="32"/>
-        </w:rPr>
-        <w:t>ik hou van voetbal</w:t>
-      </w:r>
-    </w:p>
-    <w:p>
-      <w:pPr>
-        <w:rPr>
-          <w:sz w:val="32"/>
-          <w:szCs w:val="32"/>
-        </w:rPr>
-      </w:pPr>
-    </w:p>
-    <w:p>
-      <w:pPr>
-        <w:rPr>
-          <w:sz w:val="32"/>
-          <w:szCs w:val="32"/>
-        </w:rPr>
-      </w:pPr>
-      <w:r>
-        <w:rPr>
-          <w:sz w:val="32"/>
-          <w:szCs w:val="32"/>
-        </w:rPr>
-        <w:t>Foto:</w:t>
-      </w:r>
-      <w:r>
-        <w:rPr>
-          <w:sz w:val="32"/>
-          <w:szCs w:val="32"/>
-        </w:rPr>
-        <w:tab/>
-      </w:r>
-    </w:p>
-    <w:p>
-      <w:pPr>
-        <w:tabs>
-          <w:tab w:val="left" w:pos="3040"/>
-        </w:tabs>
-        <w:rPr>
-          <w:sz w:val="32"/>
-          <w:szCs w:val="32"/>
-        </w:rPr>
-      </w:pPr>
-      <w:r>
-        <w:rPr>
-          <w:noProof/>
-          <w:sz w:val="32"/>
-          <w:szCs w:val="32"/>
-        </w:rPr>
-        <w:drawing>
-          <wp:inline distT="0" distB="0" distL="0" distR="0" wp14:anchorId="677580DE" wp14:editId="3A609761">
-            <wp:extent cx="4419600" cy="1967153"/>
-            <wp:effectExtent l="0" t="0" r="0" b="0"/>
-            <wp:docPr id="11" name="Afbeelding 1"/>
-            <wp:cNvGraphicFramePr>
-              <a:graphicFrameLocks xmlns:a="http://schemas.openxmlformats.org/drawingml/2006/main" noChangeAspect="1"/>
-            </wp:cNvGraphicFramePr>
-            <a:graphic xmlns:a="http://schemas.openxmlformats.org/drawingml/2006/main">
-              <a:graphicData uri="http://schemas.openxmlformats.org/drawingml/2006/picture">
-                <pic:pic xmlns:pic="http://schemas.openxmlformats.org/drawingml/2006/picture">
-                  <pic:nvPicPr>
-                    <pic:cNvPr id="11" name="Afbeelding 1"/>
-                    <pic:cNvPicPr>
-                      <a:picLocks noChangeAspect="1"/>
-                    </pic:cNvPicPr>
-                  </pic:nvPicPr>
-                  <pic:blipFill>
-                    <a:blip r:embed="rId27">
-                      <a:extLst>
-                        <a:ext uri="{28A0092B-C50C-407E-A947-70E740481C1C}">
-                          <a14:useLocalDpi xmlns:a14="http://schemas.microsoft.com/office/drawing/2010/main" val="0"/>
-                        </a:ext>
-                        <a:ext uri="{837473B0-CC2E-450A-ABE3-18F120FF3D39}">
-                          <a1611:picAttrSrcUrl xmlns:a1611="http://schemas.microsoft.com/office/drawing/2016/11/main" r:id="rId26"/>
-                        </a:ext>
-                      </a:extLst>
-                    </a:blip>
-                    <a:stretch>
-                      <a:fillRect/>
-                    </a:stretch>
-                  </pic:blipFill>
-                  <pic:spPr>
-                    <a:xfrm>
-                      <a:off x="0" y="0"/>
-                      <a:ext cx="4419600" cy="1967153"/>
-                    </a:xfrm>
-                    <a:prstGeom prst="rect">
-                      <a:avLst/>
-                    </a:prstGeom>
-                  </pic:spPr>
-                </pic:pic>
-              </a:graphicData>
-            </a:graphic>
-          </wp:inline>
-        </w:drawing>
-      </w:r>
-    </w:p>
-    <w:p>
-      <w:pPr>
-        <w:rPr>
-          <w:sz w:val="32"/>
-          <w:szCs w:val="32"/>
-        </w:rPr>
-      </w:pPr>
-    </w:p>
-    <w:p>
-      <w:pPr>
-        <w:rPr>
-          <w:sz w:val="32"/>
-          <w:szCs w:val="32"/>
-        </w:rPr>
-      </w:pPr>
-      <w:r>
-        <w:rPr>
-          <w:sz w:val="32"/>
-          <w:szCs w:val="32"/>
-        </w:rPr>
-        <w:t xml:space="preserve">Naam: </w:t>
-      </w:r>
-      <w:proofErr w:type="spellStart"/>
-      <w:r>
-        <w:rPr>
-          <w:sz w:val="32"/>
-          <w:szCs w:val="32"/>
-        </w:rPr>
-        <w:t>raman</w:t>
-      </w:r>
-      <w:proofErr w:type="spellEnd"/>
-      <w:r>
-        <w:rPr>
-          <w:sz w:val="32"/>
-          <w:szCs w:val="32"/>
-        </w:rPr>
-        <w:t>&lt;&gt;A1C</w:t>
-      </w:r>
-    </w:p>
-    <w:p>
-      <w:pPr>
-        <w:rPr>
-          <w:sz w:val="32"/>
-          <w:szCs w:val="32"/>
-        </w:rPr>
-      </w:pPr>
-      <w:r>
-        <w:rPr>
-          <w:sz w:val="32"/>
-          <w:szCs w:val="32"/>
-        </w:rPr>
-        <w:t>Klaar!</w:t>
       </w:r>
     </w:p>
     <w:p>
